--- a/docs/tehnička_dokumentacija/Tehnička dokumentacija.docx
+++ b/docs/tehnička_dokumentacija/Tehnička dokumentacija.docx
@@ -10,12 +10,6 @@
           <w:lang w:val="hr-HR"/>
         </w:rPr>
       </w:pPr>
-      <w:r>
-        <w:rPr>
-          <w:lang w:val="hr-HR"/>
-        </w:rPr>
-        <w:t>Dron.co</w:t>
-      </w:r>
     </w:p>
     <w:p>
       <w:pPr>
@@ -25,24 +19,84 @@
           <w:lang w:val="hr-HR"/>
         </w:rPr>
       </w:pPr>
-      <w:r>
-        <w:rPr>
-          <w:lang w:val="hr-HR"/>
-        </w:rPr>
-        <w:t>Tehnička</w:t>
-      </w:r>
-      <w:r>
-        <w:rPr>
-          <w:lang w:val="hr-HR"/>
-        </w:rPr>
-        <w:t xml:space="preserve"> dokumentacija</w:t>
-      </w:r>
     </w:p>
     <w:p>
       <w:pPr>
         <w:pStyle w:val="Title"/>
         <w:jc w:val="right"/>
         <w:rPr>
+          <w:lang w:val="hr-HR"/>
+        </w:rPr>
+      </w:pPr>
+    </w:p>
+    <w:p>
+      <w:pPr>
+        <w:pStyle w:val="Title"/>
+        <w:jc w:val="right"/>
+        <w:rPr>
+          <w:lang w:val="hr-HR"/>
+        </w:rPr>
+      </w:pPr>
+    </w:p>
+    <w:p>
+      <w:pPr>
+        <w:pStyle w:val="Title"/>
+        <w:jc w:val="right"/>
+        <w:rPr>
+          <w:lang w:val="hr-HR"/>
+        </w:rPr>
+      </w:pPr>
+    </w:p>
+    <w:p>
+      <w:pPr>
+        <w:pStyle w:val="Title"/>
+        <w:jc w:val="right"/>
+        <w:rPr>
+          <w:lang w:val="hr-HR"/>
+        </w:rPr>
+      </w:pPr>
+    </w:p>
+    <w:p>
+      <w:pPr>
+        <w:pStyle w:val="Title"/>
+        <w:jc w:val="right"/>
+        <w:rPr>
+          <w:lang w:val="hr-HR"/>
+        </w:rPr>
+      </w:pPr>
+      <w:r>
+        <w:rPr>
+          <w:lang w:val="hr-HR"/>
+        </w:rPr>
+        <w:t>Dron.co</w:t>
+      </w:r>
+    </w:p>
+    <w:p>
+      <w:pPr>
+        <w:pStyle w:val="Title"/>
+        <w:jc w:val="right"/>
+        <w:rPr>
+          <w:lang w:val="hr-HR"/>
+        </w:rPr>
+      </w:pPr>
+      <w:r>
+        <w:rPr>
+          <w:lang w:val="hr-HR"/>
+        </w:rPr>
+        <w:t>Tehnička</w:t>
+      </w:r>
+      <w:r>
+        <w:rPr>
+          <w:lang w:val="hr-HR"/>
+        </w:rPr>
+        <w:t xml:space="preserve"> dokumentacija</w:t>
+      </w:r>
+    </w:p>
+    <w:p>
+      <w:pPr>
+        <w:pStyle w:val="Title"/>
+        <w:jc w:val="right"/>
+        <w:rPr>
           <w:sz w:val="28"/>
           <w:lang w:val="hr-HR"/>
         </w:rPr>
@@ -73,7 +127,7 @@
           <w:sz w:val="28"/>
           <w:lang w:val="hr-HR"/>
         </w:rPr>
-        <w:t>2</w:t>
+        <w:t>3</w:t>
       </w:r>
       <w:r>
         <w:rPr>
@@ -234,6 +288,7 @@
     </w:p>
     <w:p>
       <w:pPr>
+        <w:jc w:val="right"/>
         <w:rPr>
           <w:rFonts w:ascii="Arial" w:hAnsi="Arial" w:cs="Arial"/>
           <w:sz w:val="32"/>
@@ -274,98 +329,18 @@
     </w:p>
     <w:p>
       <w:pPr>
-        <w:pStyle w:val="Title"/>
-        <w:jc w:val="right"/>
-        <w:rPr>
-          <w:sz w:val="28"/>
-          <w:lang w:val="hr-HR"/>
-        </w:rPr>
-      </w:pPr>
-    </w:p>
-    <w:p>
-      <w:pPr>
-        <w:pStyle w:val="Title"/>
-        <w:jc w:val="right"/>
-        <w:rPr>
-          <w:sz w:val="28"/>
-          <w:lang w:val="hr-HR"/>
-        </w:rPr>
-      </w:pPr>
-    </w:p>
-    <w:p>
-      <w:pPr>
-        <w:pStyle w:val="Title"/>
-        <w:jc w:val="right"/>
-        <w:rPr>
-          <w:sz w:val="28"/>
-          <w:lang w:val="hr-HR"/>
-        </w:rPr>
-      </w:pPr>
-    </w:p>
-    <w:p>
-      <w:pPr>
-        <w:pStyle w:val="Title"/>
-        <w:jc w:val="right"/>
-        <w:rPr>
-          <w:sz w:val="28"/>
-          <w:lang w:val="hr-HR"/>
-        </w:rPr>
-      </w:pPr>
-    </w:p>
-    <w:p>
-      <w:pPr>
-        <w:pStyle w:val="Title"/>
-        <w:jc w:val="right"/>
-        <w:rPr>
-          <w:sz w:val="28"/>
-          <w:lang w:val="hr-HR"/>
-        </w:rPr>
-      </w:pPr>
-    </w:p>
-    <w:p>
-      <w:pPr>
-        <w:pStyle w:val="Title"/>
-        <w:jc w:val="right"/>
-        <w:rPr>
-          <w:sz w:val="28"/>
-          <w:lang w:val="hr-HR"/>
-        </w:rPr>
-      </w:pPr>
-    </w:p>
-    <w:p>
-      <w:pPr>
-        <w:pStyle w:val="Title"/>
-        <w:jc w:val="right"/>
-        <w:rPr>
-          <w:sz w:val="28"/>
-          <w:lang w:val="hr-HR"/>
-        </w:rPr>
-      </w:pPr>
-    </w:p>
-    <w:p>
-      <w:pPr>
-        <w:rPr>
-          <w:lang w:val="hr-HR"/>
-        </w:rPr>
-      </w:pPr>
-    </w:p>
-    <w:p>
-      <w:pPr>
-        <w:pStyle w:val="Title"/>
-        <w:rPr>
-          <w:sz w:val="28"/>
-          <w:lang w:val="hr-HR"/>
-        </w:rPr>
-        <w:sectPr>
-          <w:headerReference w:type="default" r:id="rId7"/>
-          <w:footerReference w:type="default" r:id="rId8"/>
-          <w:type w:val="continuous"/>
-          <w:pgSz w:w="12240" w:h="15840" w:code="1"/>
-          <w:pgMar w:top="1440" w:right="1440" w:bottom="1440" w:left="1440" w:header="720" w:footer="720" w:gutter="0"/>
-          <w:cols w:space="720"/>
-          <w:vAlign w:val="center"/>
-        </w:sectPr>
-      </w:pPr>
+        <w:widowControl/>
+        <w:spacing w:line="240" w:lineRule="auto"/>
+        <w:rPr>
+          <w:lang w:val="hr-HR"/>
+        </w:rPr>
+      </w:pPr>
+      <w:r>
+        <w:rPr>
+          <w:lang w:val="hr-HR"/>
+        </w:rPr>
+        <w:br w:type="page"/>
+      </w:r>
     </w:p>
     <w:p>
       <w:pPr>
@@ -1774,6 +1749,9 @@
     <w:p>
       <w:pPr>
         <w:pStyle w:val="InfoBlue"/>
+        <w:rPr>
+          <w:color w:val="auto"/>
+        </w:rPr>
       </w:pPr>
     </w:p>
     <w:p>
@@ -1783,7 +1761,7 @@
           <w:bCs/>
           <w:i/>
           <w:iCs/>
-          <w:color w:val="0000FF"/>
+          <w:color w:val="0070C0"/>
           <w:highlight w:val="yellow"/>
         </w:rPr>
       </w:pPr>
@@ -1793,7 +1771,7 @@
           <w:bCs/>
           <w:i/>
           <w:iCs/>
-          <w:color w:val="0000FF"/>
+          <w:color w:val="0070C0"/>
           <w:highlight w:val="yellow"/>
         </w:rPr>
         <w:t xml:space="preserve">Na koji </w:t>
@@ -1805,7 +1783,7 @@
           <w:bCs/>
           <w:i/>
           <w:iCs/>
-          <w:color w:val="0000FF"/>
+          <w:color w:val="0070C0"/>
           <w:highlight w:val="yellow"/>
         </w:rPr>
         <w:t>način</w:t>
@@ -1817,7 +1795,7 @@
           <w:bCs/>
           <w:i/>
           <w:iCs/>
-          <w:color w:val="0000FF"/>
+          <w:color w:val="0070C0"/>
           <w:highlight w:val="yellow"/>
         </w:rPr>
         <w:t xml:space="preserve"> </w:t>
@@ -1829,7 +1807,7 @@
           <w:bCs/>
           <w:i/>
           <w:iCs/>
-          <w:color w:val="0000FF"/>
+          <w:color w:val="0070C0"/>
           <w:highlight w:val="yellow"/>
         </w:rPr>
         <w:t>koristiti</w:t>
@@ -1841,7 +1819,7 @@
           <w:bCs/>
           <w:i/>
           <w:iCs/>
-          <w:color w:val="0000FF"/>
+          <w:color w:val="0070C0"/>
           <w:highlight w:val="yellow"/>
         </w:rPr>
         <w:t xml:space="preserve"> </w:t>
@@ -1853,7 +1831,7 @@
           <w:bCs/>
           <w:i/>
           <w:iCs/>
-          <w:color w:val="0000FF"/>
+          <w:color w:val="0070C0"/>
           <w:highlight w:val="yellow"/>
         </w:rPr>
         <w:t>predložak</w:t>
@@ -1865,7 +1843,7 @@
           <w:bCs/>
           <w:i/>
           <w:iCs/>
-          <w:color w:val="0000FF"/>
+          <w:color w:val="0070C0"/>
           <w:highlight w:val="yellow"/>
         </w:rPr>
         <w:t>?</w:t>
@@ -1875,6 +1853,7 @@
       <w:pPr>
         <w:pStyle w:val="InfoBlue"/>
         <w:rPr>
+          <w:color w:val="0070C0"/>
           <w:highlight w:val="yellow"/>
         </w:rPr>
       </w:pPr>
@@ -1883,11 +1862,13 @@
       <w:pPr>
         <w:pStyle w:val="InfoBlue"/>
         <w:rPr>
+          <w:color w:val="0070C0"/>
           <w:highlight w:val="yellow"/>
         </w:rPr>
       </w:pPr>
       <w:r>
         <w:rPr>
+          <w:color w:val="0070C0"/>
           <w:highlight w:val="yellow"/>
         </w:rPr>
         <w:t xml:space="preserve">Dokument se po potrebi može prilagoditi potrebama pojedinog projekta promjenom predloženih naslova predloženih poglavlja, kao i eventualnim dodavanjem novih poglavlja i potpoglavlja. </w:t>
@@ -1897,6 +1878,7 @@
       <w:pPr>
         <w:pStyle w:val="InfoBlue"/>
         <w:rPr>
+          <w:color w:val="0070C0"/>
           <w:highlight w:val="yellow"/>
         </w:rPr>
       </w:pPr>
@@ -1904,48 +1886,61 @@
     <w:p>
       <w:pPr>
         <w:pStyle w:val="InfoBlue"/>
-      </w:pPr>
-      <w:r>
-        <w:rPr>
+        <w:rPr>
+          <w:color w:val="0070C0"/>
+        </w:rPr>
+      </w:pPr>
+      <w:r>
+        <w:rPr>
+          <w:color w:val="0070C0"/>
           <w:highlight w:val="yellow"/>
         </w:rPr>
         <w:t>Cilj dokumenta je opisati rezultat rada studentskog tima, problem koji je riješen u okviru projekta, korišten</w:t>
       </w:r>
       <w:r>
         <w:rPr>
+          <w:color w:val="0070C0"/>
           <w:highlight w:val="yellow"/>
         </w:rPr>
         <w:t>u</w:t>
       </w:r>
       <w:r>
         <w:rPr>
+          <w:color w:val="0070C0"/>
           <w:highlight w:val="yellow"/>
         </w:rPr>
         <w:t xml:space="preserve"> tehnologij</w:t>
       </w:r>
       <w:r>
         <w:rPr>
+          <w:color w:val="0070C0"/>
           <w:highlight w:val="yellow"/>
         </w:rPr>
         <w:t>u</w:t>
       </w:r>
       <w:r>
         <w:rPr>
+          <w:color w:val="0070C0"/>
           <w:highlight w:val="yellow"/>
         </w:rPr>
         <w:t>, mogućnosti i zna</w:t>
       </w:r>
       <w:r>
         <w:rPr>
+          <w:color w:val="0070C0"/>
           <w:highlight w:val="yellow"/>
         </w:rPr>
         <w:t>čajke dobivenog proizvoda i sl.</w:t>
       </w:r>
       <w:r>
+        <w:rPr>
+          <w:color w:val="0070C0"/>
+        </w:rPr>
         <w:t xml:space="preserve"> </w:t>
       </w:r>
       <w:r>
         <w:rPr>
+          <w:color w:val="0070C0"/>
           <w:highlight w:val="yellow"/>
         </w:rPr>
         <w:t>Razinu detalja opisanu u ovom dokumentu studentski tim treba dogovoriti s nastavnikom.</w:t>
@@ -1954,21 +1949,33 @@
     <w:p>
       <w:pPr>
         <w:pStyle w:val="InfoBlue"/>
+        <w:rPr>
+          <w:color w:val="0070C0"/>
+        </w:rPr>
       </w:pPr>
     </w:p>
     <w:p>
       <w:pPr>
         <w:pStyle w:val="InfoBlue"/>
+        <w:rPr>
+          <w:color w:val="0070C0"/>
+        </w:rPr>
       </w:pPr>
     </w:p>
     <w:p>
       <w:pPr>
         <w:pStyle w:val="InfoBlue"/>
+        <w:rPr>
+          <w:color w:val="0070C0"/>
+        </w:rPr>
       </w:pPr>
     </w:p>
     <w:p>
       <w:pPr>
         <w:pStyle w:val="InfoBlue"/>
+        <w:rPr>
+          <w:color w:val="0070C0"/>
+        </w:rPr>
       </w:pPr>
     </w:p>
     <w:p>
@@ -1978,7 +1985,7 @@
           <w:bCs/>
           <w:i/>
           <w:iCs/>
-          <w:color w:val="0000FF"/>
+          <w:color w:val="0070C0"/>
         </w:rPr>
       </w:pPr>
       <w:proofErr w:type="spellStart"/>
@@ -1988,7 +1995,7 @@
           <w:bCs/>
           <w:i/>
           <w:iCs/>
-          <w:color w:val="0000FF"/>
+          <w:color w:val="0070C0"/>
         </w:rPr>
         <w:t>Literatura</w:t>
       </w:r>
@@ -1999,7 +2006,7 @@
           <w:bCs/>
           <w:i/>
           <w:iCs/>
-          <w:color w:val="0000FF"/>
+          <w:color w:val="0070C0"/>
         </w:rPr>
         <w:t>:</w:t>
       </w:r>
@@ -2007,14 +2014,23 @@
     <w:p>
       <w:pPr>
         <w:pStyle w:val="InfoBlue"/>
-      </w:pPr>
-      <w:r>
+        <w:rPr>
+          <w:color w:val="0070C0"/>
+        </w:rPr>
+      </w:pPr>
+      <w:r>
+        <w:rPr>
+          <w:color w:val="0070C0"/>
+        </w:rPr>
         <w:t>U tekstu rada treba biti navedena literatura svugdje gdje je tekst, slika ili grafički prikaz preuzet ili se temelji na nekom pisanom predlošku. Literatura se navodi iza zaključka. U tekstu se literatura navodi unutar zagrada s navođenjem prvog autora i godine izdanja, npr. (Martinis, 1998).</w:t>
       </w:r>
     </w:p>
     <w:p>
       <w:pPr>
         <w:pStyle w:val="InfoBlue"/>
+        <w:rPr>
+          <w:color w:val="0070C0"/>
+        </w:rPr>
       </w:pPr>
     </w:p>
     <w:p>
@@ -2024,7 +2040,7 @@
           <w:bCs/>
           <w:i/>
           <w:iCs/>
-          <w:color w:val="0000FF"/>
+          <w:color w:val="0070C0"/>
         </w:rPr>
       </w:pPr>
       <w:proofErr w:type="spellStart"/>
@@ -2034,7 +2050,7 @@
           <w:bCs/>
           <w:i/>
           <w:iCs/>
-          <w:color w:val="0000FF"/>
+          <w:color w:val="0070C0"/>
         </w:rPr>
         <w:t>Primjer</w:t>
       </w:r>
@@ -2045,7 +2061,7 @@
           <w:bCs/>
           <w:i/>
           <w:iCs/>
-          <w:color w:val="0000FF"/>
+          <w:color w:val="0070C0"/>
         </w:rPr>
         <w:t xml:space="preserve"> </w:t>
       </w:r>
@@ -2056,7 +2072,7 @@
           <w:bCs/>
           <w:i/>
           <w:iCs/>
-          <w:color w:val="0000FF"/>
+          <w:color w:val="0070C0"/>
         </w:rPr>
         <w:t>citiranja</w:t>
       </w:r>
@@ -2067,7 +2083,7 @@
           <w:bCs/>
           <w:i/>
           <w:iCs/>
-          <w:color w:val="0000FF"/>
+          <w:color w:val="0070C0"/>
         </w:rPr>
         <w:t xml:space="preserve"> </w:t>
       </w:r>
@@ -2078,7 +2094,7 @@
           <w:bCs/>
           <w:i/>
           <w:iCs/>
-          <w:color w:val="0000FF"/>
+          <w:color w:val="0070C0"/>
         </w:rPr>
         <w:t>knjige</w:t>
       </w:r>
@@ -2089,7 +2105,7 @@
           <w:bCs/>
           <w:i/>
           <w:iCs/>
-          <w:color w:val="0000FF"/>
+          <w:color w:val="0070C0"/>
         </w:rPr>
         <w:t>:</w:t>
       </w:r>
@@ -2097,14 +2113,23 @@
     <w:p>
       <w:pPr>
         <w:pStyle w:val="InfoBlue"/>
-      </w:pPr>
-      <w:r>
+        <w:rPr>
+          <w:color w:val="0070C0"/>
+        </w:rPr>
+      </w:pPr>
+      <w:r>
+        <w:rPr>
+          <w:color w:val="0070C0"/>
+        </w:rPr>
         <w:t>Prezime, inicijal(i) imena autora. Naslov: podnaslov. Podatak o izdanju. Mjesto izdavanja: Nakladnik, godina izdavanja.</w:t>
       </w:r>
     </w:p>
     <w:p>
       <w:pPr>
         <w:pStyle w:val="InfoBlue"/>
+        <w:rPr>
+          <w:color w:val="0070C0"/>
+        </w:rPr>
       </w:pPr>
     </w:p>
     <w:p>
@@ -2114,7 +2139,7 @@
           <w:bCs/>
           <w:i/>
           <w:iCs/>
-          <w:color w:val="0000FF"/>
+          <w:color w:val="0070C0"/>
         </w:rPr>
       </w:pPr>
       <w:proofErr w:type="spellStart"/>
@@ -2124,7 +2149,7 @@
           <w:bCs/>
           <w:i/>
           <w:iCs/>
-          <w:color w:val="0000FF"/>
+          <w:color w:val="0070C0"/>
         </w:rPr>
         <w:t>Primjer</w:t>
       </w:r>
@@ -2135,7 +2160,7 @@
           <w:bCs/>
           <w:i/>
           <w:iCs/>
-          <w:color w:val="0000FF"/>
+          <w:color w:val="0070C0"/>
         </w:rPr>
         <w:t xml:space="preserve"> </w:t>
       </w:r>
@@ -2146,7 +2171,7 @@
           <w:bCs/>
           <w:i/>
           <w:iCs/>
-          <w:color w:val="0000FF"/>
+          <w:color w:val="0070C0"/>
         </w:rPr>
         <w:t>citiranja</w:t>
       </w:r>
@@ -2157,7 +2182,7 @@
           <w:bCs/>
           <w:i/>
           <w:iCs/>
-          <w:color w:val="0000FF"/>
+          <w:color w:val="0070C0"/>
         </w:rPr>
         <w:t xml:space="preserve"> </w:t>
       </w:r>
@@ -2168,7 +2193,7 @@
           <w:bCs/>
           <w:i/>
           <w:iCs/>
-          <w:color w:val="0000FF"/>
+          <w:color w:val="0070C0"/>
         </w:rPr>
         <w:t>članka</w:t>
       </w:r>
@@ -2179,7 +2204,7 @@
           <w:bCs/>
           <w:i/>
           <w:iCs/>
-          <w:color w:val="0000FF"/>
+          <w:color w:val="0070C0"/>
         </w:rPr>
         <w:t xml:space="preserve"> u </w:t>
       </w:r>
@@ -2190,7 +2215,7 @@
           <w:bCs/>
           <w:i/>
           <w:iCs/>
-          <w:color w:val="0000FF"/>
+          <w:color w:val="0070C0"/>
         </w:rPr>
         <w:t>časopisu</w:t>
       </w:r>
@@ -2201,7 +2226,7 @@
           <w:bCs/>
           <w:i/>
           <w:iCs/>
-          <w:color w:val="0000FF"/>
+          <w:color w:val="0070C0"/>
         </w:rPr>
         <w:t>:</w:t>
       </w:r>
@@ -2209,14 +2234,23 @@
     <w:p>
       <w:pPr>
         <w:pStyle w:val="InfoBlue"/>
-      </w:pPr>
-      <w:r>
+        <w:rPr>
+          <w:color w:val="0070C0"/>
+        </w:rPr>
+      </w:pPr>
+      <w:r>
+        <w:rPr>
+          <w:color w:val="0070C0"/>
+        </w:rPr>
         <w:t>Prezime, inicijal(i) imena autora. Naslov članka: podnaslov. Naziv časopisa. Oznaka sveska/godišta, broj(godina), str. početna-završna.</w:t>
       </w:r>
     </w:p>
     <w:p>
       <w:pPr>
         <w:pStyle w:val="InfoBlue"/>
+        <w:rPr>
+          <w:color w:val="0070C0"/>
+        </w:rPr>
       </w:pPr>
     </w:p>
     <w:p>
@@ -2226,7 +2260,7 @@
           <w:bCs/>
           <w:i/>
           <w:iCs/>
-          <w:color w:val="0000FF"/>
+          <w:color w:val="0070C0"/>
         </w:rPr>
       </w:pPr>
       <w:proofErr w:type="spellStart"/>
@@ -2236,7 +2270,7 @@
           <w:bCs/>
           <w:i/>
           <w:iCs/>
-          <w:color w:val="0000FF"/>
+          <w:color w:val="0070C0"/>
         </w:rPr>
         <w:t>Primjer</w:t>
       </w:r>
@@ -2247,7 +2281,7 @@
           <w:bCs/>
           <w:i/>
           <w:iCs/>
-          <w:color w:val="0000FF"/>
+          <w:color w:val="0070C0"/>
         </w:rPr>
         <w:t xml:space="preserve"> </w:t>
       </w:r>
@@ -2258,7 +2292,7 @@
           <w:bCs/>
           <w:i/>
           <w:iCs/>
-          <w:color w:val="0000FF"/>
+          <w:color w:val="0070C0"/>
         </w:rPr>
         <w:t>citiranja</w:t>
       </w:r>
@@ -2269,7 +2303,7 @@
           <w:bCs/>
           <w:i/>
           <w:iCs/>
-          <w:color w:val="0000FF"/>
+          <w:color w:val="0070C0"/>
         </w:rPr>
         <w:t xml:space="preserve"> rada </w:t>
       </w:r>
@@ -2280,7 +2314,7 @@
           <w:bCs/>
           <w:i/>
           <w:iCs/>
-          <w:color w:val="0000FF"/>
+          <w:color w:val="0070C0"/>
         </w:rPr>
         <w:t>sa</w:t>
       </w:r>
@@ -2291,7 +2325,7 @@
           <w:bCs/>
           <w:i/>
           <w:iCs/>
-          <w:color w:val="0000FF"/>
+          <w:color w:val="0070C0"/>
         </w:rPr>
         <w:t xml:space="preserve"> </w:t>
       </w:r>
@@ -2302,7 +2336,7 @@
           <w:bCs/>
           <w:i/>
           <w:iCs/>
-          <w:color w:val="0000FF"/>
+          <w:color w:val="0070C0"/>
         </w:rPr>
         <w:t>konferencije</w:t>
       </w:r>
@@ -2313,7 +2347,7 @@
           <w:bCs/>
           <w:i/>
           <w:iCs/>
-          <w:color w:val="0000FF"/>
+          <w:color w:val="0070C0"/>
         </w:rPr>
         <w:t>:</w:t>
       </w:r>
@@ -2321,14 +2355,23 @@
     <w:p>
       <w:pPr>
         <w:pStyle w:val="InfoBlue"/>
-      </w:pPr>
-      <w:r>
+        <w:rPr>
+          <w:color w:val="0070C0"/>
+        </w:rPr>
+      </w:pPr>
+      <w:r>
+        <w:rPr>
+          <w:color w:val="0070C0"/>
+        </w:rPr>
         <w:t>Prezime, inicijal(i) imena autora. Naslov rada: podnaslov. Naslov zbornika, mjesto održavanja konferencije, (godina), str. početna-završna.</w:t>
       </w:r>
     </w:p>
     <w:p>
       <w:pPr>
         <w:pStyle w:val="InfoBlue"/>
+        <w:rPr>
+          <w:color w:val="0070C0"/>
+        </w:rPr>
       </w:pPr>
     </w:p>
     <w:p>
@@ -2338,7 +2381,7 @@
           <w:bCs/>
           <w:i/>
           <w:iCs/>
-          <w:color w:val="0000FF"/>
+          <w:color w:val="0070C0"/>
         </w:rPr>
       </w:pPr>
       <w:r>
@@ -2347,7 +2390,7 @@
           <w:bCs/>
           <w:i/>
           <w:iCs/>
-          <w:color w:val="0000FF"/>
+          <w:color w:val="0070C0"/>
         </w:rPr>
         <w:t>Primjer citiranja doktorskog, magistarskog ili diplomskog rada:</w:t>
       </w:r>
@@ -2355,14 +2398,23 @@
     <w:p>
       <w:pPr>
         <w:pStyle w:val="InfoBlue"/>
-      </w:pPr>
-      <w:r>
+        <w:rPr>
+          <w:color w:val="0070C0"/>
+        </w:rPr>
+      </w:pPr>
+      <w:r>
+        <w:rPr>
+          <w:color w:val="0070C0"/>
+        </w:rPr>
         <w:t>Prezime, inicijal(i) imena autora. Naslov. Vrsta rada. Ustanova na kojoj je rad obranjen, godina.</w:t>
       </w:r>
     </w:p>
     <w:p>
       <w:pPr>
         <w:pStyle w:val="InfoBlue"/>
+        <w:rPr>
+          <w:color w:val="0070C0"/>
+        </w:rPr>
       </w:pPr>
     </w:p>
     <w:p>
@@ -2372,7 +2424,7 @@
           <w:bCs/>
           <w:i/>
           <w:iCs/>
-          <w:color w:val="0000FF"/>
+          <w:color w:val="0070C0"/>
         </w:rPr>
       </w:pPr>
       <w:proofErr w:type="spellStart"/>
@@ -2382,7 +2434,7 @@
           <w:bCs/>
           <w:i/>
           <w:iCs/>
-          <w:color w:val="0000FF"/>
+          <w:color w:val="0070C0"/>
         </w:rPr>
         <w:t>Primjer</w:t>
       </w:r>
@@ -2393,7 +2445,7 @@
           <w:bCs/>
           <w:i/>
           <w:iCs/>
-          <w:color w:val="0000FF"/>
+          <w:color w:val="0070C0"/>
         </w:rPr>
         <w:t xml:space="preserve"> </w:t>
       </w:r>
@@ -2404,7 +2456,7 @@
           <w:bCs/>
           <w:i/>
           <w:iCs/>
-          <w:color w:val="0000FF"/>
+          <w:color w:val="0070C0"/>
         </w:rPr>
         <w:t>citiranja</w:t>
       </w:r>
@@ -2415,7 +2467,7 @@
           <w:bCs/>
           <w:i/>
           <w:iCs/>
-          <w:color w:val="0000FF"/>
+          <w:color w:val="0070C0"/>
         </w:rPr>
         <w:t xml:space="preserve"> www </w:t>
       </w:r>
@@ -2426,7 +2478,7 @@
           <w:bCs/>
           <w:i/>
           <w:iCs/>
-          <w:color w:val="0000FF"/>
+          <w:color w:val="0070C0"/>
         </w:rPr>
         <w:t>izvora</w:t>
       </w:r>
@@ -2437,7 +2489,7 @@
           <w:bCs/>
           <w:i/>
           <w:iCs/>
-          <w:color w:val="0000FF"/>
+          <w:color w:val="0070C0"/>
         </w:rPr>
         <w:t>:</w:t>
       </w:r>
@@ -2445,14 +2497,23 @@
     <w:p>
       <w:pPr>
         <w:pStyle w:val="InfoBlue"/>
-      </w:pPr>
-      <w:r>
+        <w:rPr>
+          <w:color w:val="0070C0"/>
+        </w:rPr>
+      </w:pPr>
+      <w:r>
+        <w:rPr>
+          <w:color w:val="0070C0"/>
+        </w:rPr>
         <w:t>Ime(na) autora (ako je/su poznata), naslov dokumenta, datum nastanka (ako se razlikuje od datuma pristupa izvoru), naslov potpunog djela (italic), potpuna http adresa, datum pristupa dokumentu.</w:t>
       </w:r>
     </w:p>
     <w:p>
       <w:pPr>
         <w:pStyle w:val="InfoBlue"/>
+        <w:rPr>
+          <w:color w:val="0070C0"/>
+        </w:rPr>
       </w:pPr>
     </w:p>
     <w:p>
@@ -2462,7 +2523,7 @@
           <w:bCs/>
           <w:i/>
           <w:iCs/>
-          <w:color w:val="0000FF"/>
+          <w:color w:val="0070C0"/>
         </w:rPr>
       </w:pPr>
       <w:proofErr w:type="spellStart"/>
@@ -2472,7 +2533,7 @@
           <w:bCs/>
           <w:i/>
           <w:iCs/>
-          <w:color w:val="0000FF"/>
+          <w:color w:val="0070C0"/>
         </w:rPr>
         <w:t>Ostale</w:t>
       </w:r>
@@ -2483,7 +2544,7 @@
           <w:bCs/>
           <w:i/>
           <w:iCs/>
-          <w:color w:val="0000FF"/>
+          <w:color w:val="0070C0"/>
         </w:rPr>
         <w:t xml:space="preserve"> </w:t>
       </w:r>
@@ -2494,7 +2555,7 @@
           <w:bCs/>
           <w:i/>
           <w:iCs/>
-          <w:color w:val="0000FF"/>
+          <w:color w:val="0070C0"/>
         </w:rPr>
         <w:t>upute</w:t>
       </w:r>
@@ -2503,8 +2564,14 @@
     <w:p>
       <w:pPr>
         <w:pStyle w:val="InfoBlue"/>
-      </w:pPr>
-      <w:r>
+        <w:rPr>
+          <w:color w:val="0070C0"/>
+        </w:rPr>
+      </w:pPr>
+      <w:r>
+        <w:rPr>
+          <w:color w:val="0070C0"/>
+        </w:rPr>
         <w:t>U svim dokumentima obvezno primjenjivati SI jedinice. Slike, formule i tablice potrebno je numerirati. Opis tablice stavlja se iznad, a opis slike ispod nje. U opisu slike ili tablice pišu se samo podaci neophodni za njeno razumijevanje (npr. Slika 6. Pojačalo s promjenljivim pojačanjem). Dodatna objašnjenja daju se u tekstu uz povezivanje sa slikom ili tablicom. Osi i parametri na slikama i grafičkim prikazima trebaju biti obilježeni. Daljnji opis tog grafičkog prikaza treba se nalaziti u tekstu rada. Formule se obilježavaju brojevima u zagradi, uz desni rub stranice, a u tekstu se poziva na broj formule.</w:t>
       </w:r>
     </w:p>
@@ -2564,6 +2631,15 @@
     </w:p>
     <w:p>
       <w:pPr>
+        <w:pStyle w:val="BodyText"/>
+        <w:ind w:left="0" w:firstLine="720"/>
+        <w:rPr>
+          <w:lang w:val="hr-HR"/>
+        </w:rPr>
+      </w:pPr>
+    </w:p>
+    <w:p>
+      <w:pPr>
         <w:pStyle w:val="Heading2"/>
         <w:rPr>
           <w:lang w:val="hr-HR"/>
@@ -2606,12 +2682,518 @@
     </w:p>
     <w:p>
       <w:pPr>
-        <w:pStyle w:val="BodyText"/>
-        <w:rPr>
-          <w:lang w:val="hr-HR"/>
-        </w:rPr>
-      </w:pPr>
-    </w:p>
+        <w:ind w:firstLine="720"/>
+        <w:rPr>
+          <w:lang w:val="hr-HR"/>
+        </w:rPr>
+      </w:pPr>
+    </w:p>
+    <w:p>
+      <w:pPr>
+        <w:ind w:firstLine="720"/>
+        <w:rPr>
+          <w:lang w:val="hr-HR"/>
+        </w:rPr>
+      </w:pPr>
+    </w:p>
+    <w:tbl>
+      <w:tblPr>
+        <w:tblStyle w:val="TableGrid"/>
+        <w:tblW w:w="0" w:type="auto"/>
+        <w:tblBorders>
+          <w:top w:val="none" w:sz="0" w:space="0" w:color="auto"/>
+          <w:left w:val="none" w:sz="0" w:space="0" w:color="auto"/>
+          <w:bottom w:val="none" w:sz="0" w:space="0" w:color="auto"/>
+          <w:right w:val="none" w:sz="0" w:space="0" w:color="auto"/>
+          <w:insideH w:val="none" w:sz="0" w:space="0" w:color="auto"/>
+          <w:insideV w:val="none" w:sz="0" w:space="0" w:color="auto"/>
+        </w:tblBorders>
+        <w:tblLook w:val="04A0" w:firstRow="1" w:lastRow="0" w:firstColumn="1" w:lastColumn="0" w:noHBand="0" w:noVBand="1"/>
+      </w:tblPr>
+      <w:tblGrid>
+        <w:gridCol w:w="4675"/>
+        <w:gridCol w:w="4675"/>
+      </w:tblGrid>
+      <w:tr>
+        <w:tc>
+          <w:tcPr>
+            <w:tcW w:w="4675" w:type="dxa"/>
+          </w:tcPr>
+          <w:p>
+            <w:pPr>
+              <w:keepNext/>
+              <w:jc w:val="center"/>
+            </w:pPr>
+            <w:r>
+              <w:rPr>
+                <w:lang w:val="hr-HR"/>
+              </w:rPr>
+              <w:drawing>
+                <wp:inline distT="0" distB="0" distL="0" distR="0" wp14:anchorId="3D60FBB4" wp14:editId="4CA50022">
+                  <wp:extent cx="1800000" cy="1800000"/>
+                  <wp:effectExtent l="0" t="0" r="0" b="0"/>
+                  <wp:docPr id="1920218714" name="Picture 1"/>
+                  <wp:cNvGraphicFramePr>
+                    <a:graphicFrameLocks xmlns:a="http://schemas.openxmlformats.org/drawingml/2006/main" noChangeAspect="1"/>
+                  </wp:cNvGraphicFramePr>
+                  <a:graphic xmlns:a="http://schemas.openxmlformats.org/drawingml/2006/main">
+                    <a:graphicData uri="http://schemas.openxmlformats.org/drawingml/2006/picture">
+                      <pic:pic xmlns:pic="http://schemas.openxmlformats.org/drawingml/2006/picture">
+                        <pic:nvPicPr>
+                          <pic:cNvPr id="1920218714" name="Picture 1"/>
+                          <pic:cNvPicPr/>
+                        </pic:nvPicPr>
+                        <pic:blipFill>
+                          <a:blip r:embed="rId8" cstate="print">
+                            <a:extLst>
+                              <a:ext uri="{28A0092B-C50C-407E-A947-70E740481C1C}">
+                                <a14:useLocalDpi xmlns:a14="http://schemas.microsoft.com/office/drawing/2010/main" val="0"/>
+                              </a:ext>
+                            </a:extLst>
+                          </a:blip>
+                          <a:stretch>
+                            <a:fillRect/>
+                          </a:stretch>
+                        </pic:blipFill>
+                        <pic:spPr>
+                          <a:xfrm>
+                            <a:off x="0" y="0"/>
+                            <a:ext cx="1800000" cy="1800000"/>
+                          </a:xfrm>
+                          <a:prstGeom prst="rect">
+                            <a:avLst/>
+                          </a:prstGeom>
+                        </pic:spPr>
+                      </pic:pic>
+                    </a:graphicData>
+                  </a:graphic>
+                </wp:inline>
+              </w:drawing>
+            </w:r>
+          </w:p>
+          <w:p>
+            <w:pPr>
+              <w:pStyle w:val="Caption"/>
+              <w:jc w:val="center"/>
+              <w:rPr>
+                <w:lang w:val="hr-HR"/>
+              </w:rPr>
+            </w:pPr>
+            <w:proofErr w:type="spellStart"/>
+            <w:r>
+              <w:t>Slika</w:t>
+            </w:r>
+            <w:proofErr w:type="spellEnd"/>
+            <w:r>
+              <w:t xml:space="preserve"> </w:t>
+            </w:r>
+            <w:r>
+              <w:fldChar w:fldCharType="begin"/>
+            </w:r>
+            <w:r>
+              <w:instrText xml:space="preserve"> SEQ Slika \* ARABIC </w:instrText>
+            </w:r>
+            <w:r>
+              <w:fldChar w:fldCharType="separate"/>
+            </w:r>
+            <w:r>
+              <w:rPr>
+                <w:noProof/>
+              </w:rPr>
+              <w:t>1</w:t>
+            </w:r>
+            <w:r>
+              <w:fldChar w:fldCharType="end"/>
+            </w:r>
+            <w:r>
+              <w:t xml:space="preserve">: </w:t>
+            </w:r>
+            <w:proofErr w:type="spellStart"/>
+            <w:r>
+              <w:t>Početak</w:t>
+            </w:r>
+            <w:proofErr w:type="spellEnd"/>
+            <w:r>
+              <w:t xml:space="preserve"> </w:t>
+            </w:r>
+            <w:proofErr w:type="spellStart"/>
+            <w:r>
+              <w:t>igre</w:t>
+            </w:r>
+            <w:proofErr w:type="spellEnd"/>
+            <w:r>
+              <w:t xml:space="preserve"> </w:t>
+            </w:r>
+            <w:proofErr w:type="spellStart"/>
+            <w:r>
+              <w:t>na</w:t>
+            </w:r>
+            <w:proofErr w:type="spellEnd"/>
+            <w:r>
+              <w:t xml:space="preserve"> </w:t>
+            </w:r>
+            <w:proofErr w:type="spellStart"/>
+            <w:r>
+              <w:t>glavnoj</w:t>
+            </w:r>
+            <w:proofErr w:type="spellEnd"/>
+            <w:r>
+              <w:t xml:space="preserve"> </w:t>
+            </w:r>
+            <w:proofErr w:type="spellStart"/>
+            <w:r>
+              <w:t>postaji</w:t>
+            </w:r>
+            <w:proofErr w:type="spellEnd"/>
+          </w:p>
+        </w:tc>
+        <w:tc>
+          <w:tcPr>
+            <w:tcW w:w="4675" w:type="dxa"/>
+          </w:tcPr>
+          <w:p>
+            <w:pPr>
+              <w:keepNext/>
+              <w:jc w:val="center"/>
+            </w:pPr>
+            <w:r>
+              <w:rPr>
+                <w:lang w:val="hr-HR"/>
+              </w:rPr>
+              <w:drawing>
+                <wp:inline distT="0" distB="0" distL="0" distR="0" wp14:anchorId="22A2449B" wp14:editId="462EB138">
+                  <wp:extent cx="1800000" cy="1800000"/>
+                  <wp:effectExtent l="0" t="0" r="0" b="0"/>
+                  <wp:docPr id="1923138967" name="Picture 1"/>
+                  <wp:cNvGraphicFramePr>
+                    <a:graphicFrameLocks xmlns:a="http://schemas.openxmlformats.org/drawingml/2006/main" noChangeAspect="1"/>
+                  </wp:cNvGraphicFramePr>
+                  <a:graphic xmlns:a="http://schemas.openxmlformats.org/drawingml/2006/main">
+                    <a:graphicData uri="http://schemas.openxmlformats.org/drawingml/2006/picture">
+                      <pic:pic xmlns:pic="http://schemas.openxmlformats.org/drawingml/2006/picture">
+                        <pic:nvPicPr>
+                          <pic:cNvPr id="1923138967" name="Picture 1"/>
+                          <pic:cNvPicPr/>
+                        </pic:nvPicPr>
+                        <pic:blipFill>
+                          <a:blip r:embed="rId8" cstate="print">
+                            <a:extLst>
+                              <a:ext uri="{28A0092B-C50C-407E-A947-70E740481C1C}">
+                                <a14:useLocalDpi xmlns:a14="http://schemas.microsoft.com/office/drawing/2010/main" val="0"/>
+                              </a:ext>
+                            </a:extLst>
+                          </a:blip>
+                          <a:stretch>
+                            <a:fillRect/>
+                          </a:stretch>
+                        </pic:blipFill>
+                        <pic:spPr>
+                          <a:xfrm>
+                            <a:off x="0" y="0"/>
+                            <a:ext cx="1800000" cy="1800000"/>
+                          </a:xfrm>
+                          <a:prstGeom prst="rect">
+                            <a:avLst/>
+                          </a:prstGeom>
+                        </pic:spPr>
+                      </pic:pic>
+                    </a:graphicData>
+                  </a:graphic>
+                </wp:inline>
+              </w:drawing>
+            </w:r>
+          </w:p>
+          <w:p>
+            <w:pPr>
+              <w:pStyle w:val="Caption"/>
+              <w:jc w:val="center"/>
+              <w:rPr>
+                <w:lang w:val="hr-HR"/>
+              </w:rPr>
+            </w:pPr>
+            <w:proofErr w:type="spellStart"/>
+            <w:r>
+              <w:t>Slika</w:t>
+            </w:r>
+            <w:proofErr w:type="spellEnd"/>
+            <w:r>
+              <w:t xml:space="preserve"> </w:t>
+            </w:r>
+            <w:r>
+              <w:fldChar w:fldCharType="begin"/>
+            </w:r>
+            <w:r>
+              <w:instrText xml:space="preserve"> SEQ Slika \* ARABIC </w:instrText>
+            </w:r>
+            <w:r>
+              <w:fldChar w:fldCharType="separate"/>
+            </w:r>
+            <w:r>
+              <w:rPr>
+                <w:noProof/>
+              </w:rPr>
+              <w:t>2</w:t>
+            </w:r>
+            <w:r>
+              <w:fldChar w:fldCharType="end"/>
+            </w:r>
+            <w:r>
+              <w:t xml:space="preserve">: </w:t>
+            </w:r>
+            <w:proofErr w:type="spellStart"/>
+            <w:r>
+              <w:t>Pokupljanje</w:t>
+            </w:r>
+            <w:proofErr w:type="spellEnd"/>
+            <w:r>
+              <w:t xml:space="preserve"> </w:t>
+            </w:r>
+            <w:proofErr w:type="spellStart"/>
+            <w:r>
+              <w:t>paketa</w:t>
+            </w:r>
+            <w:proofErr w:type="spellEnd"/>
+          </w:p>
+        </w:tc>
+      </w:tr>
+      <w:tr>
+        <w:tc>
+          <w:tcPr>
+            <w:tcW w:w="4675" w:type="dxa"/>
+          </w:tcPr>
+          <w:p>
+            <w:pPr>
+              <w:keepNext/>
+              <w:jc w:val="center"/>
+            </w:pPr>
+            <w:r>
+              <w:rPr>
+                <w:lang w:val="hr-HR"/>
+              </w:rPr>
+              <w:drawing>
+                <wp:inline distT="0" distB="0" distL="0" distR="0" wp14:anchorId="0025C637" wp14:editId="4431DA23">
+                  <wp:extent cx="1800000" cy="1800000"/>
+                  <wp:effectExtent l="0" t="0" r="0" b="0"/>
+                  <wp:docPr id="683974906" name="Picture 1"/>
+                  <wp:cNvGraphicFramePr>
+                    <a:graphicFrameLocks xmlns:a="http://schemas.openxmlformats.org/drawingml/2006/main" noChangeAspect="1"/>
+                  </wp:cNvGraphicFramePr>
+                  <a:graphic xmlns:a="http://schemas.openxmlformats.org/drawingml/2006/main">
+                    <a:graphicData uri="http://schemas.openxmlformats.org/drawingml/2006/picture">
+                      <pic:pic xmlns:pic="http://schemas.openxmlformats.org/drawingml/2006/picture">
+                        <pic:nvPicPr>
+                          <pic:cNvPr id="683974906" name="Picture 1"/>
+                          <pic:cNvPicPr/>
+                        </pic:nvPicPr>
+                        <pic:blipFill>
+                          <a:blip r:embed="rId8" cstate="print">
+                            <a:extLst>
+                              <a:ext uri="{28A0092B-C50C-407E-A947-70E740481C1C}">
+                                <a14:useLocalDpi xmlns:a14="http://schemas.microsoft.com/office/drawing/2010/main" val="0"/>
+                              </a:ext>
+                            </a:extLst>
+                          </a:blip>
+                          <a:stretch>
+                            <a:fillRect/>
+                          </a:stretch>
+                        </pic:blipFill>
+                        <pic:spPr>
+                          <a:xfrm>
+                            <a:off x="0" y="0"/>
+                            <a:ext cx="1800000" cy="1800000"/>
+                          </a:xfrm>
+                          <a:prstGeom prst="rect">
+                            <a:avLst/>
+                          </a:prstGeom>
+                        </pic:spPr>
+                      </pic:pic>
+                    </a:graphicData>
+                  </a:graphic>
+                </wp:inline>
+              </w:drawing>
+            </w:r>
+          </w:p>
+          <w:p>
+            <w:pPr>
+              <w:pStyle w:val="Caption"/>
+              <w:jc w:val="center"/>
+              <w:rPr>
+                <w:lang w:val="hr-HR"/>
+              </w:rPr>
+            </w:pPr>
+            <w:proofErr w:type="spellStart"/>
+            <w:r>
+              <w:t>Slika</w:t>
+            </w:r>
+            <w:proofErr w:type="spellEnd"/>
+            <w:r>
+              <w:t xml:space="preserve"> </w:t>
+            </w:r>
+            <w:r>
+              <w:fldChar w:fldCharType="begin"/>
+            </w:r>
+            <w:r>
+              <w:instrText xml:space="preserve"> SEQ Slika \* ARABIC </w:instrText>
+            </w:r>
+            <w:r>
+              <w:fldChar w:fldCharType="separate"/>
+            </w:r>
+            <w:r>
+              <w:rPr>
+                <w:noProof/>
+              </w:rPr>
+              <w:t>3</w:t>
+            </w:r>
+            <w:r>
+              <w:fldChar w:fldCharType="end"/>
+            </w:r>
+            <w:r>
+              <w:t xml:space="preserve">: </w:t>
+            </w:r>
+            <w:proofErr w:type="spellStart"/>
+            <w:r>
+              <w:t>Nošenje</w:t>
+            </w:r>
+            <w:proofErr w:type="spellEnd"/>
+            <w:r>
+              <w:t xml:space="preserve"> </w:t>
+            </w:r>
+            <w:proofErr w:type="spellStart"/>
+            <w:r>
+              <w:t>paketa</w:t>
+            </w:r>
+            <w:proofErr w:type="spellEnd"/>
+            <w:r>
+              <w:t xml:space="preserve"> po gradu</w:t>
+            </w:r>
+          </w:p>
+        </w:tc>
+        <w:tc>
+          <w:tcPr>
+            <w:tcW w:w="4675" w:type="dxa"/>
+          </w:tcPr>
+          <w:p>
+            <w:pPr>
+              <w:keepNext/>
+              <w:jc w:val="center"/>
+            </w:pPr>
+            <w:r>
+              <w:rPr>
+                <w:lang w:val="hr-HR"/>
+              </w:rPr>
+              <w:drawing>
+                <wp:inline distT="0" distB="0" distL="0" distR="0" wp14:anchorId="3EC9A6DF" wp14:editId="591388F6">
+                  <wp:extent cx="1800000" cy="1800000"/>
+                  <wp:effectExtent l="0" t="0" r="0" b="0"/>
+                  <wp:docPr id="650058983" name="Picture 1"/>
+                  <wp:cNvGraphicFramePr>
+                    <a:graphicFrameLocks xmlns:a="http://schemas.openxmlformats.org/drawingml/2006/main" noChangeAspect="1"/>
+                  </wp:cNvGraphicFramePr>
+                  <a:graphic xmlns:a="http://schemas.openxmlformats.org/drawingml/2006/main">
+                    <a:graphicData uri="http://schemas.openxmlformats.org/drawingml/2006/picture">
+                      <pic:pic xmlns:pic="http://schemas.openxmlformats.org/drawingml/2006/picture">
+                        <pic:nvPicPr>
+                          <pic:cNvPr id="650058983" name="Picture 1"/>
+                          <pic:cNvPicPr/>
+                        </pic:nvPicPr>
+                        <pic:blipFill>
+                          <a:blip r:embed="rId8" cstate="print">
+                            <a:extLst>
+                              <a:ext uri="{28A0092B-C50C-407E-A947-70E740481C1C}">
+                                <a14:useLocalDpi xmlns:a14="http://schemas.microsoft.com/office/drawing/2010/main" val="0"/>
+                              </a:ext>
+                            </a:extLst>
+                          </a:blip>
+                          <a:stretch>
+                            <a:fillRect/>
+                          </a:stretch>
+                        </pic:blipFill>
+                        <pic:spPr>
+                          <a:xfrm>
+                            <a:off x="0" y="0"/>
+                            <a:ext cx="1800000" cy="1800000"/>
+                          </a:xfrm>
+                          <a:prstGeom prst="rect">
+                            <a:avLst/>
+                          </a:prstGeom>
+                        </pic:spPr>
+                      </pic:pic>
+                    </a:graphicData>
+                  </a:graphic>
+                </wp:inline>
+              </w:drawing>
+            </w:r>
+          </w:p>
+          <w:p>
+            <w:pPr>
+              <w:pStyle w:val="Caption"/>
+              <w:jc w:val="center"/>
+              <w:rPr>
+                <w:lang w:val="hr-HR"/>
+              </w:rPr>
+            </w:pPr>
+            <w:proofErr w:type="spellStart"/>
+            <w:r>
+              <w:t>Slika</w:t>
+            </w:r>
+            <w:proofErr w:type="spellEnd"/>
+            <w:r>
+              <w:t xml:space="preserve"> </w:t>
+            </w:r>
+            <w:r>
+              <w:fldChar w:fldCharType="begin"/>
+            </w:r>
+            <w:r>
+              <w:instrText xml:space="preserve"> SEQ Slika \* ARABIC </w:instrText>
+            </w:r>
+            <w:r>
+              <w:fldChar w:fldCharType="separate"/>
+            </w:r>
+            <w:r>
+              <w:rPr>
+                <w:noProof/>
+              </w:rPr>
+              <w:t>4</w:t>
+            </w:r>
+            <w:r>
+              <w:fldChar w:fldCharType="end"/>
+            </w:r>
+            <w:r>
+              <w:t xml:space="preserve">: </w:t>
+            </w:r>
+            <w:proofErr w:type="spellStart"/>
+            <w:r>
+              <w:t>Dostavljanje</w:t>
+            </w:r>
+            <w:proofErr w:type="spellEnd"/>
+            <w:r>
+              <w:t xml:space="preserve"> </w:t>
+            </w:r>
+            <w:proofErr w:type="spellStart"/>
+            <w:r>
+              <w:t>paketa</w:t>
+            </w:r>
+            <w:proofErr w:type="spellEnd"/>
+            <w:r>
+              <w:t xml:space="preserve"> </w:t>
+            </w:r>
+            <w:proofErr w:type="spellStart"/>
+            <w:r>
+              <w:t>na</w:t>
+            </w:r>
+            <w:proofErr w:type="spellEnd"/>
+            <w:r>
+              <w:t xml:space="preserve"> </w:t>
+            </w:r>
+            <w:proofErr w:type="spellStart"/>
+            <w:r>
+              <w:t>odredište</w:t>
+            </w:r>
+            <w:proofErr w:type="spellEnd"/>
+          </w:p>
+        </w:tc>
+      </w:tr>
+    </w:tbl>
     <w:p>
       <w:pPr>
         <w:pStyle w:val="Heading1"/>
@@ -2667,6 +3249,14 @@
     </w:p>
     <w:p>
       <w:pPr>
+        <w:ind w:left="720"/>
+        <w:rPr>
+          <w:lang w:val="hr-HR"/>
+        </w:rPr>
+      </w:pPr>
+    </w:p>
+    <w:p>
+      <w:pPr>
         <w:pStyle w:val="Heading2"/>
         <w:rPr>
           <w:lang w:val="hr-HR"/>
@@ -2703,6 +3293,14 @@
     </w:p>
     <w:p>
       <w:pPr>
+        <w:ind w:firstLine="720"/>
+        <w:rPr>
+          <w:lang w:val="hr-HR"/>
+        </w:rPr>
+      </w:pPr>
+    </w:p>
+    <w:p>
+      <w:pPr>
         <w:pStyle w:val="Heading2"/>
         <w:rPr>
           <w:lang w:val="hr-HR"/>
@@ -2733,6 +3331,29 @@
     </w:p>
     <w:p>
       <w:pPr>
+        <w:ind w:firstLine="720"/>
+        <w:rPr>
+          <w:lang w:val="hr-HR"/>
+        </w:rPr>
+      </w:pPr>
+    </w:p>
+    <w:p>
+      <w:pPr>
+        <w:widowControl/>
+        <w:spacing w:line="240" w:lineRule="auto"/>
+        <w:rPr>
+          <w:lang w:val="hr-HR"/>
+        </w:rPr>
+      </w:pPr>
+      <w:r>
+        <w:rPr>
+          <w:lang w:val="hr-HR"/>
+        </w:rPr>
+        <w:br w:type="page"/>
+      </w:r>
+    </w:p>
+    <w:p>
+      <w:pPr>
         <w:pStyle w:val="Heading2"/>
         <w:rPr>
           <w:lang w:val="hr-HR"/>
@@ -2743,13 +3364,8 @@
         <w:rPr>
           <w:lang w:val="hr-HR"/>
         </w:rPr>
-        <w:t>Proceduralno</w:t>
-      </w:r>
-      <w:r>
-        <w:rPr>
-          <w:lang w:val="hr-HR"/>
-        </w:rPr>
-        <w:t xml:space="preserve"> generiranje modela</w:t>
+        <w:lastRenderedPageBreak/>
+        <w:t>Proceduralno generiranje modela</w:t>
       </w:r>
       <w:bookmarkEnd w:id="7"/>
     </w:p>
@@ -3023,7 +3639,19 @@
           <w:iCs/>
           <w:lang w:val="hr-HR"/>
         </w:rPr>
-        <w:t xml:space="preserve">engl. </w:t>
+        <w:t>engl. Noodle</w:t>
+      </w:r>
+      <w:r>
+        <w:rPr>
+          <w:lang w:val="hr-HR"/>
+        </w:rPr>
+        <w:t>)</w:t>
+      </w:r>
+      <w:r>
+        <w:rPr>
+          <w:lang w:val="hr-HR"/>
+        </w:rPr>
+        <w:t xml:space="preserve"> i time se kontrolira tok podataka kroz algoritam. </w:t>
       </w:r>
       <w:r>
         <w:rPr>
@@ -3031,26 +3659,6 @@
           <w:iCs/>
           <w:lang w:val="hr-HR"/>
         </w:rPr>
-        <w:t>Noodle</w:t>
-      </w:r>
-      <w:r>
-        <w:rPr>
-          <w:lang w:val="hr-HR"/>
-        </w:rPr>
-        <w:t>)</w:t>
-      </w:r>
-      <w:r>
-        <w:rPr>
-          <w:lang w:val="hr-HR"/>
-        </w:rPr>
-        <w:t xml:space="preserve"> i time se kontrolira tok podataka kroz algoritam. </w:t>
-      </w:r>
-      <w:r>
-        <w:rPr>
-          <w:i/>
-          <w:iCs/>
-          <w:lang w:val="hr-HR"/>
-        </w:rPr>
         <w:t>Geometry Nodes</w:t>
       </w:r>
       <w:r>
@@ -3082,11 +3690,8 @@
     </w:p>
     <w:p>
       <w:pPr>
-        <w:ind w:firstLine="720"/>
+        <w:keepNext/>
         <w:jc w:val="center"/>
-        <w:rPr>
-          <w:lang w:val="hr-HR"/>
-        </w:rPr>
       </w:pPr>
       <w:r>
         <w:rPr>
@@ -3094,8 +3699,8 @@
           <w:lang w:val="hr-HR"/>
         </w:rPr>
         <w:drawing>
-          <wp:inline distT="0" distB="0" distL="0" distR="0" wp14:anchorId="5E176F70" wp14:editId="31BD90E2">
-            <wp:extent cx="4708478" cy="2365872"/>
+          <wp:inline distT="0" distB="0" distL="0" distR="0" wp14:anchorId="5E176F70" wp14:editId="5BA3602B">
+            <wp:extent cx="3683479" cy="1850841"/>
             <wp:effectExtent l="0" t="0" r="0" b="0"/>
             <wp:docPr id="1600430670" name="Picture 1"/>
             <wp:cNvGraphicFramePr>
@@ -3123,7 +3728,7 @@
                   <pic:spPr>
                     <a:xfrm>
                       <a:off x="0" y="0"/>
-                      <a:ext cx="4804936" cy="2414339"/>
+                      <a:ext cx="3727665" cy="1873043"/>
                     </a:xfrm>
                     <a:prstGeom prst="rect">
                       <a:avLst/>
@@ -3138,212 +3743,276 @@
     </w:p>
     <w:p>
       <w:pPr>
+        <w:pStyle w:val="Caption"/>
+        <w:jc w:val="center"/>
+        <w:rPr>
+          <w:color w:val="auto"/>
+        </w:rPr>
+      </w:pPr>
+      <w:proofErr w:type="spellStart"/>
+      <w:r>
+        <w:rPr>
+          <w:color w:val="auto"/>
+        </w:rPr>
+        <w:t>Slika</w:t>
+      </w:r>
+      <w:proofErr w:type="spellEnd"/>
+      <w:r>
+        <w:rPr>
+          <w:color w:val="auto"/>
+        </w:rPr>
+        <w:t xml:space="preserve"> </w:t>
+      </w:r>
+      <w:r>
+        <w:rPr>
+          <w:color w:val="auto"/>
+        </w:rPr>
+        <w:fldChar w:fldCharType="begin"/>
+      </w:r>
+      <w:r>
+        <w:rPr>
+          <w:color w:val="auto"/>
+        </w:rPr>
+        <w:instrText xml:space="preserve"> SEQ Slika \* ARABIC </w:instrText>
+      </w:r>
+      <w:r>
+        <w:rPr>
+          <w:color w:val="auto"/>
+        </w:rPr>
+        <w:fldChar w:fldCharType="separate"/>
+      </w:r>
+      <w:r>
+        <w:rPr>
+          <w:noProof/>
+          <w:color w:val="auto"/>
+        </w:rPr>
+        <w:t>5</w:t>
+      </w:r>
+      <w:r>
+        <w:rPr>
+          <w:color w:val="auto"/>
+        </w:rPr>
+        <w:fldChar w:fldCharType="end"/>
+      </w:r>
+      <w:r>
+        <w:rPr>
+          <w:color w:val="auto"/>
+        </w:rPr>
+        <w:t xml:space="preserve">: </w:t>
+      </w:r>
+      <w:proofErr w:type="spellStart"/>
+      <w:r>
+        <w:rPr>
+          <w:color w:val="auto"/>
+        </w:rPr>
+        <w:t>Primjer</w:t>
+      </w:r>
+      <w:proofErr w:type="spellEnd"/>
+      <w:r>
+        <w:rPr>
+          <w:color w:val="auto"/>
+        </w:rPr>
+        <w:t xml:space="preserve"> </w:t>
+      </w:r>
+      <w:proofErr w:type="spellStart"/>
+      <w:r>
+        <w:rPr>
+          <w:color w:val="auto"/>
+        </w:rPr>
+        <w:t>mreže</w:t>
+      </w:r>
+      <w:proofErr w:type="spellEnd"/>
+      <w:r>
+        <w:rPr>
+          <w:color w:val="auto"/>
+        </w:rPr>
+        <w:t xml:space="preserve"> </w:t>
+      </w:r>
+      <w:proofErr w:type="spellStart"/>
+      <w:r>
+        <w:rPr>
+          <w:color w:val="auto"/>
+        </w:rPr>
+        <w:t>čvorova</w:t>
+      </w:r>
+      <w:proofErr w:type="spellEnd"/>
+      <w:r>
+        <w:rPr>
+          <w:color w:val="auto"/>
+        </w:rPr>
+        <w:t xml:space="preserve"> alata Geometry Nodes</w:t>
+      </w:r>
+    </w:p>
+    <w:p>
+      <w:pPr>
+        <w:ind w:firstLine="720"/>
+        <w:jc w:val="both"/>
+        <w:rPr>
+          <w:lang w:val="hr-HR"/>
+        </w:rPr>
+      </w:pPr>
+      <w:r>
+        <w:rPr>
+          <w:lang w:val="hr-HR"/>
+        </w:rPr>
+        <w:t xml:space="preserve">Prije nego što se napravi algoritam, treba analizirati problem i pronaći neke elemente koji se mogu lagano programski </w:t>
+      </w:r>
+      <w:r>
+        <w:rPr>
+          <w:lang w:val="hr-HR"/>
+        </w:rPr>
+        <w:t>ostvariti</w:t>
+      </w:r>
+      <w:r>
+        <w:rPr>
+          <w:lang w:val="hr-HR"/>
+        </w:rPr>
+        <w:t xml:space="preserve"> tako da se taj dio posla napravi automatski. Svaka građevina </w:t>
+      </w:r>
+      <w:r>
+        <w:rPr>
+          <w:lang w:val="hr-HR"/>
+        </w:rPr>
+        <w:t>ima</w:t>
+      </w:r>
+      <w:r>
+        <w:rPr>
+          <w:lang w:val="hr-HR"/>
+        </w:rPr>
+        <w:t xml:space="preserve"> iste elemente (prozori, ulazna vrata, boja zida,...), stoga se oni mogu </w:t>
+      </w:r>
+      <w:r>
+        <w:rPr>
+          <w:lang w:val="hr-HR"/>
+        </w:rPr>
+        <w:t xml:space="preserve">proceduralno </w:t>
+      </w:r>
+      <w:r>
+        <w:rPr>
+          <w:lang w:val="hr-HR"/>
+        </w:rPr>
+        <w:t>generirati</w:t>
+      </w:r>
+      <w:r>
+        <w:rPr>
+          <w:lang w:val="hr-HR"/>
+        </w:rPr>
+        <w:t>. Time je jedina razlika između međusobnih građevina njihov početni oblik i parametri algoritma. G</w:t>
+      </w:r>
+      <w:r>
+        <w:rPr>
+          <w:lang w:val="hr-HR"/>
+        </w:rPr>
+        <w:t xml:space="preserve">eneriranje modela građevine se svodi na </w:t>
+      </w:r>
+      <w:r>
+        <w:rPr>
+          <w:lang w:val="hr-HR"/>
+        </w:rPr>
+        <w:t>automatsko</w:t>
+      </w:r>
+      <w:r>
+        <w:rPr>
+          <w:lang w:val="hr-HR"/>
+        </w:rPr>
+        <w:t xml:space="preserve"> postavljanje detalja na površinu. Ručno je napravljena kolekcija modela za </w:t>
+      </w:r>
+      <w:r>
+        <w:rPr>
+          <w:lang w:val="hr-HR"/>
+        </w:rPr>
+        <w:t xml:space="preserve">dodavanje </w:t>
+      </w:r>
+      <w:r>
+        <w:rPr>
+          <w:lang w:val="hr-HR"/>
+        </w:rPr>
+        <w:t>detalja građevinama</w:t>
+      </w:r>
+      <w:r>
+        <w:rPr>
+          <w:lang w:val="hr-HR"/>
+        </w:rPr>
+        <w:t xml:space="preserve"> (vidljivo na slici broj </w:t>
+      </w:r>
+      <w:r>
+        <w:rPr>
+          <w:lang w:val="hr-HR"/>
+        </w:rPr>
+        <w:t>6</w:t>
+      </w:r>
+      <w:r>
+        <w:rPr>
+          <w:lang w:val="hr-HR"/>
+        </w:rPr>
+        <w:t>).</w:t>
+      </w:r>
+      <w:r>
+        <w:rPr>
+          <w:lang w:val="hr-HR"/>
+        </w:rPr>
+        <w:t xml:space="preserve"> </w:t>
+      </w:r>
+      <w:r>
+        <w:rPr>
+          <w:lang w:val="hr-HR"/>
+        </w:rPr>
+        <w:t>S</w:t>
+      </w:r>
+      <w:r>
+        <w:rPr>
+          <w:lang w:val="hr-HR"/>
+        </w:rPr>
+        <w:t xml:space="preserve">vaka vrsta detalja ima nekoliko </w:t>
+      </w:r>
+      <w:r>
+        <w:rPr>
+          <w:lang w:val="hr-HR"/>
+        </w:rPr>
+        <w:t xml:space="preserve">sličnih </w:t>
+      </w:r>
+      <w:r>
+        <w:rPr>
+          <w:lang w:val="hr-HR"/>
+        </w:rPr>
+        <w:t>alternativnih modela tako da postoji više raznolikosti među građevinama.</w:t>
+      </w:r>
+      <w:r>
+        <w:rPr>
+          <w:lang w:val="hr-HR"/>
+        </w:rPr>
+        <w:t xml:space="preserve"> Gledajući sliku </w:t>
+      </w:r>
+      <w:r>
+        <w:rPr>
+          <w:lang w:val="hr-HR"/>
+        </w:rPr>
+        <w:t>6</w:t>
+      </w:r>
+      <w:r>
+        <w:rPr>
+          <w:lang w:val="hr-HR"/>
+        </w:rPr>
+        <w:t xml:space="preserve"> s lijevo na desno: uređaji za ventilaciju, dimnjaci, antene, nekoliko vrsta prozora, </w:t>
+      </w:r>
+      <w:r>
+        <w:rPr>
+          <w:lang w:val="hr-HR"/>
+        </w:rPr>
+        <w:t xml:space="preserve">dućanski </w:t>
+      </w:r>
+      <w:r>
+        <w:rPr>
+          <w:lang w:val="hr-HR"/>
+        </w:rPr>
+        <w:t>izlozi i ulazna vrata.</w:t>
+      </w:r>
+    </w:p>
+    <w:p>
+      <w:pPr>
+        <w:keepNext/>
         <w:ind w:firstLine="720"/>
         <w:jc w:val="center"/>
-        <w:rPr>
-          <w:color w:val="808080" w:themeColor="background1" w:themeShade="80"/>
-          <w:lang w:val="hr-HR"/>
-        </w:rPr>
-      </w:pPr>
-      <w:r>
-        <w:rPr>
-          <w:color w:val="808080" w:themeColor="background1" w:themeShade="80"/>
-          <w:lang w:val="hr-HR"/>
-        </w:rPr>
-        <w:t xml:space="preserve">Slika 1: Primjer mreže čvorova alata </w:t>
-      </w:r>
-      <w:r>
-        <w:rPr>
-          <w:i/>
-          <w:iCs/>
-          <w:color w:val="808080" w:themeColor="background1" w:themeShade="80"/>
-          <w:lang w:val="hr-HR"/>
-        </w:rPr>
-        <w:t>Geometry Nodes</w:t>
-      </w:r>
-    </w:p>
-    <w:p>
-      <w:pPr>
-        <w:widowControl/>
-        <w:spacing w:line="240" w:lineRule="auto"/>
-        <w:rPr>
-          <w:lang w:val="hr-HR"/>
-        </w:rPr>
-      </w:pPr>
-      <w:r>
-        <w:rPr>
-          <w:lang w:val="hr-HR"/>
-        </w:rPr>
-        <w:br w:type="page"/>
-      </w:r>
-    </w:p>
-    <w:p>
-      <w:pPr>
-        <w:ind w:firstLine="720"/>
-        <w:jc w:val="both"/>
-        <w:rPr>
-          <w:lang w:val="hr-HR"/>
-        </w:rPr>
-      </w:pPr>
-      <w:r>
-        <w:rPr>
-          <w:lang w:val="hr-HR"/>
-        </w:rPr>
-        <w:lastRenderedPageBreak/>
-        <w:t xml:space="preserve">Prije nego što se napravi algoritam, treba analizirati problem i pronaći neke elemente koji se mogu lagano </w:t>
-      </w:r>
-      <w:r>
-        <w:rPr>
-          <w:lang w:val="hr-HR"/>
-        </w:rPr>
-        <w:t xml:space="preserve">programski </w:t>
-      </w:r>
-      <w:r>
-        <w:rPr>
-          <w:lang w:val="hr-HR"/>
-        </w:rPr>
-        <w:t>ostvariti</w:t>
-      </w:r>
-      <w:r>
-        <w:rPr>
-          <w:lang w:val="hr-HR"/>
-        </w:rPr>
-        <w:t xml:space="preserve"> tako da se taj dio posla napravi automatski. Svaka </w:t>
-      </w:r>
-      <w:r>
-        <w:rPr>
-          <w:lang w:val="hr-HR"/>
-        </w:rPr>
-        <w:t xml:space="preserve">građevina </w:t>
-      </w:r>
-      <w:r>
-        <w:rPr>
-          <w:lang w:val="hr-HR"/>
-        </w:rPr>
-        <w:t>ima</w:t>
-      </w:r>
-      <w:r>
-        <w:rPr>
-          <w:lang w:val="hr-HR"/>
-        </w:rPr>
-        <w:t xml:space="preserve"> iste elemente (prozori, ulazna vrata, boja zida,...), stoga se oni mogu </w:t>
-      </w:r>
-      <w:r>
-        <w:rPr>
-          <w:lang w:val="hr-HR"/>
-        </w:rPr>
-        <w:t xml:space="preserve">proceduralno </w:t>
-      </w:r>
-      <w:r>
-        <w:rPr>
-          <w:lang w:val="hr-HR"/>
-        </w:rPr>
-        <w:t>generirati</w:t>
-      </w:r>
-      <w:r>
-        <w:rPr>
-          <w:lang w:val="hr-HR"/>
-        </w:rPr>
-        <w:t>. Time je jedina razlika između međusobnih građevina njihov početni oblik i parametri algoritma. G</w:t>
-      </w:r>
-      <w:r>
-        <w:rPr>
-          <w:lang w:val="hr-HR"/>
-        </w:rPr>
-        <w:t xml:space="preserve">eneriranje modela građevine se svodi na </w:t>
-      </w:r>
-      <w:r>
-        <w:rPr>
-          <w:lang w:val="hr-HR"/>
-        </w:rPr>
-        <w:t>automatsko</w:t>
-      </w:r>
-      <w:r>
-        <w:rPr>
-          <w:lang w:val="hr-HR"/>
-        </w:rPr>
-        <w:t xml:space="preserve"> postavljanje detalja na površinu. </w:t>
-      </w:r>
-      <w:r>
-        <w:rPr>
-          <w:lang w:val="hr-HR"/>
-        </w:rPr>
-        <w:t xml:space="preserve">Ručno je napravljena kolekcija modela za </w:t>
-      </w:r>
-      <w:r>
-        <w:rPr>
-          <w:lang w:val="hr-HR"/>
-        </w:rPr>
-        <w:t xml:space="preserve">dodavanje </w:t>
-      </w:r>
-      <w:r>
-        <w:rPr>
-          <w:lang w:val="hr-HR"/>
-        </w:rPr>
-        <w:t>detalja građevinama</w:t>
-      </w:r>
-      <w:r>
-        <w:rPr>
-          <w:lang w:val="hr-HR"/>
-        </w:rPr>
-        <w:t xml:space="preserve"> (vidljivo na slici broj 2).</w:t>
-      </w:r>
-      <w:r>
-        <w:rPr>
-          <w:lang w:val="hr-HR"/>
-        </w:rPr>
-        <w:t xml:space="preserve"> </w:t>
-      </w:r>
-      <w:r>
-        <w:rPr>
-          <w:lang w:val="hr-HR"/>
-        </w:rPr>
-        <w:t>S</w:t>
-      </w:r>
-      <w:r>
-        <w:rPr>
-          <w:lang w:val="hr-HR"/>
-        </w:rPr>
-        <w:t xml:space="preserve">vaka vrsta detalja ima nekoliko </w:t>
-      </w:r>
-      <w:r>
-        <w:rPr>
-          <w:lang w:val="hr-HR"/>
-        </w:rPr>
-        <w:t xml:space="preserve">sličnih </w:t>
-      </w:r>
-      <w:r>
-        <w:rPr>
-          <w:lang w:val="hr-HR"/>
-        </w:rPr>
-        <w:t>alternativnih modela tako da postoji više raznolikosti među građevinama.</w:t>
-      </w:r>
-      <w:r>
-        <w:rPr>
-          <w:lang w:val="hr-HR"/>
-        </w:rPr>
-        <w:t xml:space="preserve"> Gledajući sliku 2 s lijevo na desno: uređaji za ventilaciju, dimnjaci, antene, nekoliko vrsta prozora, </w:t>
-      </w:r>
-      <w:r>
-        <w:rPr>
-          <w:lang w:val="hr-HR"/>
-        </w:rPr>
-        <w:t xml:space="preserve">dućanski </w:t>
-      </w:r>
-      <w:r>
-        <w:rPr>
-          <w:lang w:val="hr-HR"/>
-        </w:rPr>
-        <w:t>izlozi i ulazna vrata.</w:t>
-      </w:r>
-    </w:p>
-    <w:p>
-      <w:pPr>
-        <w:ind w:firstLine="720"/>
-        <w:jc w:val="center"/>
-        <w:rPr>
-          <w:lang w:val="hr-HR"/>
-        </w:rPr>
       </w:pPr>
       <w:r>
         <w:rPr>
@@ -3351,9 +4020,9 @@
           <w:lang w:val="hr-HR"/>
         </w:rPr>
         <w:drawing>
-          <wp:inline distT="0" distB="0" distL="0" distR="0" wp14:anchorId="5DEA71BC" wp14:editId="108E3E3D">
-            <wp:extent cx="4067030" cy="2033516"/>
-            <wp:effectExtent l="0" t="0" r="0" b="5080"/>
+          <wp:inline distT="0" distB="0" distL="0" distR="0" wp14:anchorId="5DEA71BC" wp14:editId="29E8532C">
+            <wp:extent cx="4468480" cy="2234241"/>
+            <wp:effectExtent l="0" t="0" r="8890" b="0"/>
             <wp:docPr id="1132220360" name="Picture 6" descr="A screenshot of a video game&#10;&#10;AI-generated content may be incorrect."/>
             <wp:cNvGraphicFramePr>
               <a:graphicFrameLocks xmlns:a="http://schemas.openxmlformats.org/drawingml/2006/main" noChangeAspect="1"/>
@@ -3380,7 +4049,7 @@
                   <pic:spPr>
                     <a:xfrm>
                       <a:off x="0" y="0"/>
-                      <a:ext cx="4131076" cy="2065539"/>
+                      <a:ext cx="4479241" cy="2239622"/>
                     </a:xfrm>
                     <a:prstGeom prst="rect">
                       <a:avLst/>
@@ -3395,42 +4064,114 @@
     </w:p>
     <w:p>
       <w:pPr>
-        <w:ind w:firstLine="720"/>
+        <w:pStyle w:val="Caption"/>
         <w:jc w:val="center"/>
         <w:rPr>
-          <w:color w:val="7F7F7F" w:themeColor="text1" w:themeTint="80"/>
-          <w:lang w:val="hr-HR"/>
-        </w:rPr>
-      </w:pPr>
-      <w:r>
-        <w:rPr>
-          <w:color w:val="7F7F7F" w:themeColor="text1" w:themeTint="80"/>
-          <w:lang w:val="hr-HR"/>
-        </w:rPr>
-        <w:t xml:space="preserve">Slika </w:t>
-      </w:r>
-      <w:r>
-        <w:rPr>
-          <w:color w:val="7F7F7F" w:themeColor="text1" w:themeTint="80"/>
-          <w:lang w:val="hr-HR"/>
-        </w:rPr>
-        <w:t>2</w:t>
-      </w:r>
-      <w:r>
-        <w:rPr>
-          <w:color w:val="7F7F7F" w:themeColor="text1" w:themeTint="80"/>
-          <w:lang w:val="hr-HR"/>
-        </w:rPr>
-        <w:t>: Ručno napravljeni detalji građevina</w:t>
-      </w:r>
-    </w:p>
-    <w:p>
-      <w:pPr>
-        <w:jc w:val="both"/>
-        <w:rPr>
-          <w:lang w:val="hr-HR"/>
-        </w:rPr>
-      </w:pPr>
+          <w:color w:val="auto"/>
+          <w:lang w:val="hr-HR"/>
+        </w:rPr>
+      </w:pPr>
+      <w:proofErr w:type="spellStart"/>
+      <w:r>
+        <w:rPr>
+          <w:color w:val="auto"/>
+        </w:rPr>
+        <w:t>Slika</w:t>
+      </w:r>
+      <w:proofErr w:type="spellEnd"/>
+      <w:r>
+        <w:rPr>
+          <w:color w:val="auto"/>
+        </w:rPr>
+        <w:t xml:space="preserve"> </w:t>
+      </w:r>
+      <w:r>
+        <w:rPr>
+          <w:color w:val="auto"/>
+        </w:rPr>
+        <w:fldChar w:fldCharType="begin"/>
+      </w:r>
+      <w:r>
+        <w:rPr>
+          <w:color w:val="auto"/>
+        </w:rPr>
+        <w:instrText xml:space="preserve"> SEQ Slika \* ARABIC </w:instrText>
+      </w:r>
+      <w:r>
+        <w:rPr>
+          <w:color w:val="auto"/>
+        </w:rPr>
+        <w:fldChar w:fldCharType="separate"/>
+      </w:r>
+      <w:r>
+        <w:rPr>
+          <w:noProof/>
+          <w:color w:val="auto"/>
+        </w:rPr>
+        <w:t>6</w:t>
+      </w:r>
+      <w:r>
+        <w:rPr>
+          <w:color w:val="auto"/>
+        </w:rPr>
+        <w:fldChar w:fldCharType="end"/>
+      </w:r>
+      <w:r>
+        <w:rPr>
+          <w:color w:val="auto"/>
+        </w:rPr>
+        <w:t xml:space="preserve">: </w:t>
+      </w:r>
+      <w:proofErr w:type="spellStart"/>
+      <w:r>
+        <w:rPr>
+          <w:color w:val="auto"/>
+        </w:rPr>
+        <w:t>Ručno</w:t>
+      </w:r>
+      <w:proofErr w:type="spellEnd"/>
+      <w:r>
+        <w:rPr>
+          <w:color w:val="auto"/>
+        </w:rPr>
+        <w:t xml:space="preserve"> </w:t>
+      </w:r>
+      <w:proofErr w:type="spellStart"/>
+      <w:r>
+        <w:rPr>
+          <w:color w:val="auto"/>
+        </w:rPr>
+        <w:t>napravljeni</w:t>
+      </w:r>
+      <w:proofErr w:type="spellEnd"/>
+      <w:r>
+        <w:rPr>
+          <w:color w:val="auto"/>
+        </w:rPr>
+        <w:t xml:space="preserve"> </w:t>
+      </w:r>
+      <w:proofErr w:type="spellStart"/>
+      <w:r>
+        <w:rPr>
+          <w:color w:val="auto"/>
+        </w:rPr>
+        <w:t>detalji</w:t>
+      </w:r>
+      <w:proofErr w:type="spellEnd"/>
+      <w:r>
+        <w:rPr>
+          <w:color w:val="auto"/>
+        </w:rPr>
+        <w:t xml:space="preserve"> </w:t>
+      </w:r>
+      <w:proofErr w:type="spellStart"/>
+      <w:r>
+        <w:rPr>
+          <w:color w:val="auto"/>
+        </w:rPr>
+        <w:t>građevina</w:t>
+      </w:r>
+      <w:proofErr w:type="spellEnd"/>
     </w:p>
     <w:p>
       <w:pPr>
@@ -3444,6 +4185,7 @@
         <w:rPr>
           <w:lang w:val="hr-HR"/>
         </w:rPr>
+        <w:lastRenderedPageBreak/>
         <w:t>Postupak</w:t>
       </w:r>
       <w:r>
@@ -3510,7 +4252,7 @@
         <w:rPr>
           <w:lang w:val="hr-HR"/>
         </w:rPr>
-        <w:t>3</w:t>
+        <w:t>7</w:t>
       </w:r>
       <w:r>
         <w:rPr>
@@ -3540,7 +4282,7 @@
         <w:rPr>
           <w:lang w:val="hr-HR"/>
         </w:rPr>
-        <w:t>3</w:t>
+        <w:t>7</w:t>
       </w:r>
       <w:r>
         <w:rPr>
@@ -3612,7 +4354,7 @@
         <w:rPr>
           <w:lang w:val="hr-HR"/>
         </w:rPr>
-        <w:t>3</w:t>
+        <w:t>7</w:t>
       </w:r>
       <w:r>
         <w:rPr>
@@ -3654,13 +4396,25 @@
         <w:rPr>
           <w:lang w:val="hr-HR"/>
         </w:rPr>
-        <w:t xml:space="preserve"> (Slika 2, Korak 3). Zatim se drugi i treći korak ponove za sve vrste detalja građevine (Slika </w:t>
-      </w:r>
-      <w:r>
-        <w:rPr>
-          <w:lang w:val="hr-HR"/>
-        </w:rPr>
-        <w:t>3</w:t>
+        <w:t xml:space="preserve"> (Slika </w:t>
+      </w:r>
+      <w:r>
+        <w:rPr>
+          <w:lang w:val="hr-HR"/>
+        </w:rPr>
+        <w:t>7</w:t>
+      </w:r>
+      <w:r>
+        <w:rPr>
+          <w:lang w:val="hr-HR"/>
+        </w:rPr>
+        <w:t xml:space="preserve">, Korak 3). Zatim se drugi i treći korak ponove za sve vrste detalja građevine (Slika </w:t>
+      </w:r>
+      <w:r>
+        <w:rPr>
+          <w:lang w:val="hr-HR"/>
+        </w:rPr>
+        <w:t>7</w:t>
       </w:r>
       <w:r>
         <w:rPr>
@@ -3708,7 +4462,7 @@
         <w:rPr>
           <w:lang w:val="hr-HR"/>
         </w:rPr>
-        <w:t>3</w:t>
+        <w:t>7</w:t>
       </w:r>
       <w:r>
         <w:rPr>
@@ -3720,10 +4474,1847 @@
     <w:p>
       <w:pPr>
         <w:ind w:firstLine="720"/>
+        <w:jc w:val="both"/>
+        <w:rPr>
+          <w:lang w:val="hr-HR"/>
+        </w:rPr>
+      </w:pPr>
+    </w:p>
+    <w:tbl>
+      <w:tblPr>
+        <w:tblStyle w:val="TableGrid"/>
+        <w:tblW w:w="0" w:type="auto"/>
+        <w:tblBorders>
+          <w:top w:val="none" w:sz="0" w:space="0" w:color="auto"/>
+          <w:left w:val="none" w:sz="0" w:space="0" w:color="auto"/>
+          <w:bottom w:val="none" w:sz="0" w:space="0" w:color="auto"/>
+          <w:right w:val="none" w:sz="0" w:space="0" w:color="auto"/>
+          <w:insideH w:val="none" w:sz="0" w:space="0" w:color="auto"/>
+          <w:insideV w:val="none" w:sz="0" w:space="0" w:color="auto"/>
+        </w:tblBorders>
+        <w:tblLook w:val="04A0" w:firstRow="1" w:lastRow="0" w:firstColumn="1" w:lastColumn="0" w:noHBand="0" w:noVBand="1"/>
+      </w:tblPr>
+      <w:tblGrid>
+        <w:gridCol w:w="4675"/>
+        <w:gridCol w:w="4675"/>
+      </w:tblGrid>
+      <w:tr>
+        <w:tc>
+          <w:tcPr>
+            <w:tcW w:w="4675" w:type="dxa"/>
+          </w:tcPr>
+          <w:p>
+            <w:pPr>
+              <w:jc w:val="center"/>
+              <w:rPr>
+                <w:lang w:val="hr-HR"/>
+              </w:rPr>
+            </w:pPr>
+            <w:r>
+              <w:rPr>
+                <w:noProof/>
+                <w:lang w:val="hr-HR"/>
+              </w:rPr>
+              <w:drawing>
+                <wp:inline distT="0" distB="0" distL="0" distR="0" wp14:anchorId="629D1F4F" wp14:editId="4F4F5011">
+                  <wp:extent cx="1800000" cy="1800000"/>
+                  <wp:effectExtent l="0" t="0" r="0" b="0"/>
+                  <wp:docPr id="1777372314" name="Picture 1"/>
+                  <wp:cNvGraphicFramePr>
+                    <a:graphicFrameLocks xmlns:a="http://schemas.openxmlformats.org/drawingml/2006/main" noChangeAspect="1"/>
+                  </wp:cNvGraphicFramePr>
+                  <a:graphic xmlns:a="http://schemas.openxmlformats.org/drawingml/2006/main">
+                    <a:graphicData uri="http://schemas.openxmlformats.org/drawingml/2006/picture">
+                      <pic:pic xmlns:pic="http://schemas.openxmlformats.org/drawingml/2006/picture">
+                        <pic:nvPicPr>
+                          <pic:cNvPr id="1777372314" name="Picture 1"/>
+                          <pic:cNvPicPr/>
+                        </pic:nvPicPr>
+                        <pic:blipFill>
+                          <a:blip r:embed="rId11" cstate="print">
+                            <a:extLst>
+                              <a:ext uri="{28A0092B-C50C-407E-A947-70E740481C1C}">
+                                <a14:useLocalDpi xmlns:a14="http://schemas.microsoft.com/office/drawing/2010/main" val="0"/>
+                              </a:ext>
+                            </a:extLst>
+                          </a:blip>
+                          <a:stretch>
+                            <a:fillRect/>
+                          </a:stretch>
+                        </pic:blipFill>
+                        <pic:spPr>
+                          <a:xfrm>
+                            <a:off x="0" y="0"/>
+                            <a:ext cx="1800000" cy="1800000"/>
+                          </a:xfrm>
+                          <a:prstGeom prst="rect">
+                            <a:avLst/>
+                          </a:prstGeom>
+                        </pic:spPr>
+                      </pic:pic>
+                    </a:graphicData>
+                  </a:graphic>
+                </wp:inline>
+              </w:drawing>
+            </w:r>
+          </w:p>
+          <w:p>
+            <w:pPr>
+              <w:jc w:val="center"/>
+              <w:rPr>
+                <w:lang w:val="hr-HR"/>
+              </w:rPr>
+            </w:pPr>
+            <w:r>
+              <w:rPr>
+                <w:lang w:val="hr-HR"/>
+              </w:rPr>
+              <w:t>Korak 1</w:t>
+            </w:r>
+          </w:p>
+        </w:tc>
+        <w:tc>
+          <w:tcPr>
+            <w:tcW w:w="4675" w:type="dxa"/>
+          </w:tcPr>
+          <w:p>
+            <w:pPr>
+              <w:jc w:val="center"/>
+              <w:rPr>
+                <w:lang w:val="hr-HR"/>
+              </w:rPr>
+            </w:pPr>
+            <w:r>
+              <w:rPr>
+                <w:noProof/>
+                <w:lang w:val="hr-HR"/>
+              </w:rPr>
+              <w:drawing>
+                <wp:inline distT="0" distB="0" distL="0" distR="0" wp14:anchorId="009CC844" wp14:editId="034A5ED6">
+                  <wp:extent cx="1800000" cy="1800000"/>
+                  <wp:effectExtent l="0" t="0" r="0" b="0"/>
+                  <wp:docPr id="354170475" name="Picture 2" descr="A grey cube with black lines&#10;&#10;AI-generated content may be incorrect."/>
+                  <wp:cNvGraphicFramePr>
+                    <a:graphicFrameLocks xmlns:a="http://schemas.openxmlformats.org/drawingml/2006/main" noChangeAspect="1"/>
+                  </wp:cNvGraphicFramePr>
+                  <a:graphic xmlns:a="http://schemas.openxmlformats.org/drawingml/2006/main">
+                    <a:graphicData uri="http://schemas.openxmlformats.org/drawingml/2006/picture">
+                      <pic:pic xmlns:pic="http://schemas.openxmlformats.org/drawingml/2006/picture">
+                        <pic:nvPicPr>
+                          <pic:cNvPr id="354170475" name="Picture 2" descr="A grey cube with black lines&#10;&#10;AI-generated content may be incorrect."/>
+                          <pic:cNvPicPr/>
+                        </pic:nvPicPr>
+                        <pic:blipFill>
+                          <a:blip r:embed="rId12" cstate="print">
+                            <a:extLst>
+                              <a:ext uri="{28A0092B-C50C-407E-A947-70E740481C1C}">
+                                <a14:useLocalDpi xmlns:a14="http://schemas.microsoft.com/office/drawing/2010/main" val="0"/>
+                              </a:ext>
+                            </a:extLst>
+                          </a:blip>
+                          <a:stretch>
+                            <a:fillRect/>
+                          </a:stretch>
+                        </pic:blipFill>
+                        <pic:spPr>
+                          <a:xfrm>
+                            <a:off x="0" y="0"/>
+                            <a:ext cx="1800000" cy="1800000"/>
+                          </a:xfrm>
+                          <a:prstGeom prst="rect">
+                            <a:avLst/>
+                          </a:prstGeom>
+                        </pic:spPr>
+                      </pic:pic>
+                    </a:graphicData>
+                  </a:graphic>
+                </wp:inline>
+              </w:drawing>
+            </w:r>
+          </w:p>
+          <w:p>
+            <w:pPr>
+              <w:jc w:val="center"/>
+              <w:rPr>
+                <w:lang w:val="hr-HR"/>
+              </w:rPr>
+            </w:pPr>
+            <w:r>
+              <w:rPr>
+                <w:lang w:val="hr-HR"/>
+              </w:rPr>
+              <w:t>Korak 2</w:t>
+            </w:r>
+          </w:p>
+        </w:tc>
+      </w:tr>
+      <w:tr>
+        <w:tc>
+          <w:tcPr>
+            <w:tcW w:w="4675" w:type="dxa"/>
+          </w:tcPr>
+          <w:p>
+            <w:pPr>
+              <w:jc w:val="center"/>
+              <w:rPr>
+                <w:lang w:val="hr-HR"/>
+              </w:rPr>
+            </w:pPr>
+            <w:r>
+              <w:rPr>
+                <w:noProof/>
+                <w:lang w:val="hr-HR"/>
+              </w:rPr>
+              <w:drawing>
+                <wp:inline distT="0" distB="0" distL="0" distR="0" wp14:anchorId="0B5FB800" wp14:editId="3C9F3A4C">
+                  <wp:extent cx="1800000" cy="1800000"/>
+                  <wp:effectExtent l="0" t="0" r="0" b="0"/>
+                  <wp:docPr id="102163405" name="Picture 3"/>
+                  <wp:cNvGraphicFramePr>
+                    <a:graphicFrameLocks xmlns:a="http://schemas.openxmlformats.org/drawingml/2006/main" noChangeAspect="1"/>
+                  </wp:cNvGraphicFramePr>
+                  <a:graphic xmlns:a="http://schemas.openxmlformats.org/drawingml/2006/main">
+                    <a:graphicData uri="http://schemas.openxmlformats.org/drawingml/2006/picture">
+                      <pic:pic xmlns:pic="http://schemas.openxmlformats.org/drawingml/2006/picture">
+                        <pic:nvPicPr>
+                          <pic:cNvPr id="102163405" name="Picture 3"/>
+                          <pic:cNvPicPr/>
+                        </pic:nvPicPr>
+                        <pic:blipFill>
+                          <a:blip r:embed="rId13" cstate="print">
+                            <a:extLst>
+                              <a:ext uri="{28A0092B-C50C-407E-A947-70E740481C1C}">
+                                <a14:useLocalDpi xmlns:a14="http://schemas.microsoft.com/office/drawing/2010/main" val="0"/>
+                              </a:ext>
+                            </a:extLst>
+                          </a:blip>
+                          <a:stretch>
+                            <a:fillRect/>
+                          </a:stretch>
+                        </pic:blipFill>
+                        <pic:spPr>
+                          <a:xfrm>
+                            <a:off x="0" y="0"/>
+                            <a:ext cx="1800000" cy="1800000"/>
+                          </a:xfrm>
+                          <a:prstGeom prst="rect">
+                            <a:avLst/>
+                          </a:prstGeom>
+                        </pic:spPr>
+                      </pic:pic>
+                    </a:graphicData>
+                  </a:graphic>
+                </wp:inline>
+              </w:drawing>
+            </w:r>
+          </w:p>
+          <w:p>
+            <w:pPr>
+              <w:jc w:val="center"/>
+              <w:rPr>
+                <w:lang w:val="hr-HR"/>
+              </w:rPr>
+            </w:pPr>
+            <w:r>
+              <w:rPr>
+                <w:lang w:val="hr-HR"/>
+              </w:rPr>
+              <w:t>Korak 3</w:t>
+            </w:r>
+          </w:p>
+        </w:tc>
+        <w:tc>
+          <w:tcPr>
+            <w:tcW w:w="4675" w:type="dxa"/>
+          </w:tcPr>
+          <w:p>
+            <w:pPr>
+              <w:jc w:val="center"/>
+              <w:rPr>
+                <w:lang w:val="hr-HR"/>
+              </w:rPr>
+            </w:pPr>
+            <w:r>
+              <w:rPr>
+                <w:noProof/>
+                <w:lang w:val="hr-HR"/>
+              </w:rPr>
+              <w:drawing>
+                <wp:inline distT="0" distB="0" distL="0" distR="0" wp14:anchorId="14F82D03" wp14:editId="71940986">
+                  <wp:extent cx="1800000" cy="1800000"/>
+                  <wp:effectExtent l="0" t="0" r="0" b="0"/>
+                  <wp:docPr id="976102800" name="Picture 4"/>
+                  <wp:cNvGraphicFramePr>
+                    <a:graphicFrameLocks xmlns:a="http://schemas.openxmlformats.org/drawingml/2006/main" noChangeAspect="1"/>
+                  </wp:cNvGraphicFramePr>
+                  <a:graphic xmlns:a="http://schemas.openxmlformats.org/drawingml/2006/main">
+                    <a:graphicData uri="http://schemas.openxmlformats.org/drawingml/2006/picture">
+                      <pic:pic xmlns:pic="http://schemas.openxmlformats.org/drawingml/2006/picture">
+                        <pic:nvPicPr>
+                          <pic:cNvPr id="976102800" name="Picture 4"/>
+                          <pic:cNvPicPr/>
+                        </pic:nvPicPr>
+                        <pic:blipFill>
+                          <a:blip r:embed="rId14" cstate="print">
+                            <a:extLst>
+                              <a:ext uri="{28A0092B-C50C-407E-A947-70E740481C1C}">
+                                <a14:useLocalDpi xmlns:a14="http://schemas.microsoft.com/office/drawing/2010/main" val="0"/>
+                              </a:ext>
+                            </a:extLst>
+                          </a:blip>
+                          <a:stretch>
+                            <a:fillRect/>
+                          </a:stretch>
+                        </pic:blipFill>
+                        <pic:spPr>
+                          <a:xfrm>
+                            <a:off x="0" y="0"/>
+                            <a:ext cx="1800000" cy="1800000"/>
+                          </a:xfrm>
+                          <a:prstGeom prst="rect">
+                            <a:avLst/>
+                          </a:prstGeom>
+                        </pic:spPr>
+                      </pic:pic>
+                    </a:graphicData>
+                  </a:graphic>
+                </wp:inline>
+              </w:drawing>
+            </w:r>
+          </w:p>
+          <w:p>
+            <w:pPr>
+              <w:jc w:val="center"/>
+              <w:rPr>
+                <w:lang w:val="hr-HR"/>
+              </w:rPr>
+            </w:pPr>
+            <w:r>
+              <w:rPr>
+                <w:lang w:val="hr-HR"/>
+              </w:rPr>
+              <w:t>Korak 4</w:t>
+            </w:r>
+          </w:p>
+        </w:tc>
+      </w:tr>
+      <w:tr>
+        <w:tc>
+          <w:tcPr>
+            <w:tcW w:w="9350" w:type="dxa"/>
+            <w:gridSpan w:val="2"/>
+          </w:tcPr>
+          <w:p>
+            <w:pPr>
+              <w:jc w:val="center"/>
+              <w:rPr>
+                <w:lang w:val="hr-HR"/>
+              </w:rPr>
+            </w:pPr>
+            <w:r>
+              <w:rPr>
+                <w:noProof/>
+                <w:lang w:val="hr-HR"/>
+              </w:rPr>
+              <w:drawing>
+                <wp:inline distT="0" distB="0" distL="0" distR="0" wp14:anchorId="5A2E5CB3" wp14:editId="61C4C1EF">
+                  <wp:extent cx="1800000" cy="1800000"/>
+                  <wp:effectExtent l="0" t="0" r="0" b="0"/>
+                  <wp:docPr id="1164210996" name="Picture 5" descr="A cartoon building with windows&#10;&#10;AI-generated content may be incorrect."/>
+                  <wp:cNvGraphicFramePr>
+                    <a:graphicFrameLocks xmlns:a="http://schemas.openxmlformats.org/drawingml/2006/main" noChangeAspect="1"/>
+                  </wp:cNvGraphicFramePr>
+                  <a:graphic xmlns:a="http://schemas.openxmlformats.org/drawingml/2006/main">
+                    <a:graphicData uri="http://schemas.openxmlformats.org/drawingml/2006/picture">
+                      <pic:pic xmlns:pic="http://schemas.openxmlformats.org/drawingml/2006/picture">
+                        <pic:nvPicPr>
+                          <pic:cNvPr id="1164210996" name="Picture 5" descr="A cartoon building with windows&#10;&#10;AI-generated content may be incorrect."/>
+                          <pic:cNvPicPr/>
+                        </pic:nvPicPr>
+                        <pic:blipFill>
+                          <a:blip r:embed="rId15" cstate="print">
+                            <a:extLst>
+                              <a:ext uri="{28A0092B-C50C-407E-A947-70E740481C1C}">
+                                <a14:useLocalDpi xmlns:a14="http://schemas.microsoft.com/office/drawing/2010/main" val="0"/>
+                              </a:ext>
+                            </a:extLst>
+                          </a:blip>
+                          <a:stretch>
+                            <a:fillRect/>
+                          </a:stretch>
+                        </pic:blipFill>
+                        <pic:spPr>
+                          <a:xfrm>
+                            <a:off x="0" y="0"/>
+                            <a:ext cx="1800000" cy="1800000"/>
+                          </a:xfrm>
+                          <a:prstGeom prst="rect">
+                            <a:avLst/>
+                          </a:prstGeom>
+                        </pic:spPr>
+                      </pic:pic>
+                    </a:graphicData>
+                  </a:graphic>
+                </wp:inline>
+              </w:drawing>
+            </w:r>
+          </w:p>
+          <w:p>
+            <w:pPr>
+              <w:keepNext/>
+              <w:jc w:val="center"/>
+              <w:rPr>
+                <w:lang w:val="hr-HR"/>
+              </w:rPr>
+            </w:pPr>
+            <w:r>
+              <w:rPr>
+                <w:lang w:val="hr-HR"/>
+              </w:rPr>
+              <w:t>Korak 5</w:t>
+            </w:r>
+          </w:p>
+        </w:tc>
+      </w:tr>
+    </w:tbl>
+    <w:p>
+      <w:pPr>
+        <w:pStyle w:val="Caption"/>
         <w:jc w:val="center"/>
         <w:rPr>
-          <w:lang w:val="hr-HR"/>
-        </w:rPr>
+          <w:i w:val="0"/>
+          <w:iCs w:val="0"/>
+        </w:rPr>
+      </w:pPr>
+      <w:proofErr w:type="spellStart"/>
+      <w:r>
+        <w:t>Slika</w:t>
+      </w:r>
+      <w:proofErr w:type="spellEnd"/>
+      <w:r>
+        <w:t xml:space="preserve"> </w:t>
+      </w:r>
+      <w:r>
+        <w:fldChar w:fldCharType="begin"/>
+      </w:r>
+      <w:r>
+        <w:instrText xml:space="preserve"> SEQ Slika \* ARABIC </w:instrText>
+      </w:r>
+      <w:r>
+        <w:fldChar w:fldCharType="separate"/>
+      </w:r>
+      <w:r>
+        <w:rPr>
+          <w:noProof/>
+        </w:rPr>
+        <w:t>7</w:t>
+      </w:r>
+      <w:r>
+        <w:fldChar w:fldCharType="end"/>
+      </w:r>
+      <w:r>
+        <w:t xml:space="preserve">: </w:t>
+      </w:r>
+      <w:proofErr w:type="spellStart"/>
+      <w:r>
+        <w:t>Postupak</w:t>
+      </w:r>
+      <w:proofErr w:type="spellEnd"/>
+      <w:r>
+        <w:t xml:space="preserve"> </w:t>
+      </w:r>
+      <w:proofErr w:type="spellStart"/>
+      <w:r>
+        <w:t>izrade</w:t>
+      </w:r>
+      <w:proofErr w:type="spellEnd"/>
+      <w:r>
+        <w:t xml:space="preserve"> </w:t>
+      </w:r>
+      <w:proofErr w:type="spellStart"/>
+      <w:r>
+        <w:t>i</w:t>
+      </w:r>
+      <w:proofErr w:type="spellEnd"/>
+      <w:r>
+        <w:t xml:space="preserve"> </w:t>
+      </w:r>
+      <w:proofErr w:type="spellStart"/>
+      <w:r>
+        <w:t>generiranja</w:t>
+      </w:r>
+      <w:proofErr w:type="spellEnd"/>
+      <w:r>
+        <w:t xml:space="preserve"> </w:t>
+      </w:r>
+      <w:proofErr w:type="spellStart"/>
+      <w:r>
+        <w:t>modela</w:t>
+      </w:r>
+      <w:proofErr w:type="spellEnd"/>
+      <w:r>
+        <w:t xml:space="preserve"> </w:t>
+      </w:r>
+      <w:proofErr w:type="spellStart"/>
+      <w:r>
+        <w:t>građevine</w:t>
+      </w:r>
+      <w:proofErr w:type="spellEnd"/>
+    </w:p>
+    <w:p>
+      <w:pPr>
+        <w:widowControl/>
+        <w:spacing w:line="240" w:lineRule="auto"/>
+        <w:rPr>
+          <w:lang w:val="hr-HR"/>
+        </w:rPr>
+      </w:pPr>
+      <w:r>
+        <w:rPr>
+          <w:lang w:val="hr-HR"/>
+        </w:rPr>
+        <w:br w:type="page"/>
+      </w:r>
+    </w:p>
+    <w:p>
+      <w:pPr>
+        <w:widowControl/>
+        <w:spacing w:line="240" w:lineRule="auto"/>
+        <w:ind w:firstLine="720"/>
+        <w:rPr>
+          <w:lang w:val="hr-HR"/>
+        </w:rPr>
+      </w:pPr>
+      <w:r>
+        <w:rPr>
+          <w:lang w:val="hr-HR"/>
+        </w:rPr>
+        <w:lastRenderedPageBreak/>
+        <w:t>Sljedeće slike prikazuju mreže čvorova koje implementiraju algoritam za generiranje građevina. Na lijevoj strani su slike čvorova, a na desnoj modeli. Obojani dio modela prikazuje elemente građevine koje generira pripadajuća grupa čvorova.</w:t>
+      </w:r>
+    </w:p>
+    <w:p>
+      <w:pPr>
+        <w:widowControl/>
+        <w:spacing w:line="240" w:lineRule="auto"/>
+        <w:rPr>
+          <w:lang w:val="hr-HR"/>
+        </w:rPr>
+      </w:pPr>
+    </w:p>
+    <w:tbl>
+      <w:tblPr>
+        <w:tblStyle w:val="TableGrid"/>
+        <w:tblW w:w="0" w:type="auto"/>
+        <w:tblBorders>
+          <w:top w:val="none" w:sz="0" w:space="0" w:color="auto"/>
+          <w:left w:val="none" w:sz="0" w:space="0" w:color="auto"/>
+          <w:bottom w:val="none" w:sz="0" w:space="0" w:color="auto"/>
+          <w:right w:val="none" w:sz="0" w:space="0" w:color="auto"/>
+          <w:insideH w:val="none" w:sz="0" w:space="0" w:color="auto"/>
+          <w:insideV w:val="none" w:sz="0" w:space="0" w:color="auto"/>
+        </w:tblBorders>
+        <w:tblLook w:val="04A0" w:firstRow="1" w:lastRow="0" w:firstColumn="1" w:lastColumn="0" w:noHBand="0" w:noVBand="1"/>
+      </w:tblPr>
+      <w:tblGrid>
+        <w:gridCol w:w="6917"/>
+        <w:gridCol w:w="2443"/>
+      </w:tblGrid>
+      <w:tr>
+        <w:tc>
+          <w:tcPr>
+            <w:tcW w:w="6941" w:type="dxa"/>
+          </w:tcPr>
+          <w:p>
+            <w:pPr>
+              <w:keepNext/>
+              <w:widowControl/>
+              <w:spacing w:line="240" w:lineRule="auto"/>
+              <w:jc w:val="center"/>
+            </w:pPr>
+          </w:p>
+          <w:p>
+            <w:pPr>
+              <w:keepNext/>
+              <w:widowControl/>
+              <w:spacing w:line="240" w:lineRule="auto"/>
+              <w:jc w:val="center"/>
+            </w:pPr>
+            <w:r>
+              <w:rPr>
+                <w:lang w:val="hr-HR"/>
+              </w:rPr>
+              <w:drawing>
+                <wp:inline distT="0" distB="0" distL="0" distR="0" wp14:anchorId="47E5F327" wp14:editId="1E89A09E">
+                  <wp:extent cx="3625581" cy="1371600"/>
+                  <wp:effectExtent l="0" t="0" r="0" b="0"/>
+                  <wp:docPr id="10046689" name="Picture 1"/>
+                  <wp:cNvGraphicFramePr>
+                    <a:graphicFrameLocks xmlns:a="http://schemas.openxmlformats.org/drawingml/2006/main" noChangeAspect="1"/>
+                  </wp:cNvGraphicFramePr>
+                  <a:graphic xmlns:a="http://schemas.openxmlformats.org/drawingml/2006/main">
+                    <a:graphicData uri="http://schemas.openxmlformats.org/drawingml/2006/picture">
+                      <pic:pic xmlns:pic="http://schemas.openxmlformats.org/drawingml/2006/picture">
+                        <pic:nvPicPr>
+                          <pic:cNvPr id="10046689" name=""/>
+                          <pic:cNvPicPr/>
+                        </pic:nvPicPr>
+                        <pic:blipFill>
+                          <a:blip r:embed="rId16"/>
+                          <a:stretch>
+                            <a:fillRect/>
+                          </a:stretch>
+                        </pic:blipFill>
+                        <pic:spPr>
+                          <a:xfrm>
+                            <a:off x="0" y="0"/>
+                            <a:ext cx="3683054" cy="1393343"/>
+                          </a:xfrm>
+                          <a:prstGeom prst="rect">
+                            <a:avLst/>
+                          </a:prstGeom>
+                        </pic:spPr>
+                      </pic:pic>
+                    </a:graphicData>
+                  </a:graphic>
+                </wp:inline>
+              </w:drawing>
+            </w:r>
+          </w:p>
+          <w:p>
+            <w:pPr>
+              <w:pStyle w:val="Caption"/>
+              <w:jc w:val="center"/>
+            </w:pPr>
+            <w:proofErr w:type="spellStart"/>
+            <w:r>
+              <w:t>Slika</w:t>
+            </w:r>
+            <w:proofErr w:type="spellEnd"/>
+            <w:r>
+              <w:t xml:space="preserve"> </w:t>
+            </w:r>
+            <w:r>
+              <w:fldChar w:fldCharType="begin"/>
+            </w:r>
+            <w:r>
+              <w:instrText xml:space="preserve"> SEQ Slika \* ARABIC </w:instrText>
+            </w:r>
+            <w:r>
+              <w:fldChar w:fldCharType="separate"/>
+            </w:r>
+            <w:r>
+              <w:rPr>
+                <w:noProof/>
+              </w:rPr>
+              <w:t>8</w:t>
+            </w:r>
+            <w:r>
+              <w:fldChar w:fldCharType="end"/>
+            </w:r>
+            <w:r>
+              <w:t>:</w:t>
+            </w:r>
+            <w:r>
+              <w:t xml:space="preserve"> </w:t>
+            </w:r>
+            <w:proofErr w:type="spellStart"/>
+            <w:r>
+              <w:t>Mreža</w:t>
+            </w:r>
+            <w:proofErr w:type="spellEnd"/>
+            <w:r>
+              <w:t xml:space="preserve"> </w:t>
+            </w:r>
+            <w:proofErr w:type="spellStart"/>
+            <w:r>
+              <w:t>čvorova</w:t>
+            </w:r>
+            <w:proofErr w:type="spellEnd"/>
+            <w:r>
+              <w:t xml:space="preserve"> </w:t>
+            </w:r>
+            <w:r>
+              <w:t xml:space="preserve">za </w:t>
+            </w:r>
+            <w:proofErr w:type="spellStart"/>
+            <w:r>
+              <w:t>generiranje</w:t>
+            </w:r>
+            <w:proofErr w:type="spellEnd"/>
+            <w:r>
+              <w:t xml:space="preserve"> </w:t>
+            </w:r>
+            <w:proofErr w:type="spellStart"/>
+            <w:r>
+              <w:t>detalja</w:t>
+            </w:r>
+            <w:proofErr w:type="spellEnd"/>
+            <w:r>
+              <w:t xml:space="preserve"> </w:t>
+            </w:r>
+            <w:proofErr w:type="spellStart"/>
+            <w:r>
+              <w:t>na</w:t>
+            </w:r>
+            <w:proofErr w:type="spellEnd"/>
+            <w:r>
+              <w:t xml:space="preserve"> </w:t>
+            </w:r>
+            <w:proofErr w:type="spellStart"/>
+            <w:r>
+              <w:t>zidu</w:t>
+            </w:r>
+            <w:proofErr w:type="spellEnd"/>
+          </w:p>
+          <w:p/>
+        </w:tc>
+        <w:tc>
+          <w:tcPr>
+            <w:tcW w:w="2409" w:type="dxa"/>
+          </w:tcPr>
+          <w:p>
+            <w:pPr>
+              <w:widowControl/>
+              <w:spacing w:line="240" w:lineRule="auto"/>
+              <w:jc w:val="center"/>
+              <w:rPr>
+                <w:lang w:val="hr-HR"/>
+              </w:rPr>
+            </w:pPr>
+          </w:p>
+          <w:p>
+            <w:pPr>
+              <w:widowControl/>
+              <w:spacing w:line="240" w:lineRule="auto"/>
+              <w:jc w:val="center"/>
+              <w:rPr>
+                <w:lang w:val="hr-HR"/>
+              </w:rPr>
+            </w:pPr>
+            <w:r>
+              <w:rPr>
+                <w:noProof/>
+              </w:rPr>
+              <w:drawing>
+                <wp:inline distT="0" distB="0" distL="0" distR="0" wp14:anchorId="5F5A1671" wp14:editId="7CB49F5A">
+                  <wp:extent cx="1017917" cy="1580941"/>
+                  <wp:effectExtent l="0" t="0" r="0" b="635"/>
+                  <wp:docPr id="1763949344" name="Picture 6"/>
+                  <wp:cNvGraphicFramePr>
+                    <a:graphicFrameLocks xmlns:a="http://schemas.openxmlformats.org/drawingml/2006/main" noChangeAspect="1"/>
+                  </wp:cNvGraphicFramePr>
+                  <a:graphic xmlns:a="http://schemas.openxmlformats.org/drawingml/2006/main">
+                    <a:graphicData uri="http://schemas.openxmlformats.org/drawingml/2006/picture">
+                      <pic:pic xmlns:pic="http://schemas.openxmlformats.org/drawingml/2006/picture">
+                        <pic:nvPicPr>
+                          <pic:cNvPr id="0" name="Picture 1"/>
+                          <pic:cNvPicPr>
+                            <a:picLocks noChangeAspect="1" noChangeArrowheads="1"/>
+                          </pic:cNvPicPr>
+                        </pic:nvPicPr>
+                        <pic:blipFill rotWithShape="1">
+                          <a:blip r:embed="rId17" cstate="print">
+                            <a:extLst>
+                              <a:ext uri="{28A0092B-C50C-407E-A947-70E740481C1C}">
+                                <a14:useLocalDpi xmlns:a14="http://schemas.microsoft.com/office/drawing/2010/main" val="0"/>
+                              </a:ext>
+                            </a:extLst>
+                          </a:blip>
+                          <a:srcRect l="18399" r="17214"/>
+                          <a:stretch>
+                            <a:fillRect/>
+                          </a:stretch>
+                        </pic:blipFill>
+                        <pic:spPr bwMode="auto">
+                          <a:xfrm>
+                            <a:off x="0" y="0"/>
+                            <a:ext cx="1021368" cy="1586301"/>
+                          </a:xfrm>
+                          <a:prstGeom prst="rect">
+                            <a:avLst/>
+                          </a:prstGeom>
+                          <a:noFill/>
+                          <a:ln>
+                            <a:noFill/>
+                          </a:ln>
+                          <a:extLst>
+                            <a:ext uri="{53640926-AAD7-44D8-BBD7-CCE9431645EC}">
+                              <a14:shadowObscured xmlns:a14="http://schemas.microsoft.com/office/drawing/2010/main"/>
+                            </a:ext>
+                          </a:extLst>
+                        </pic:spPr>
+                      </pic:pic>
+                    </a:graphicData>
+                  </a:graphic>
+                </wp:inline>
+              </w:drawing>
+            </w:r>
+          </w:p>
+        </w:tc>
+      </w:tr>
+      <w:tr>
+        <w:tc>
+          <w:tcPr>
+            <w:tcW w:w="6941" w:type="dxa"/>
+          </w:tcPr>
+          <w:p>
+            <w:pPr>
+              <w:keepNext/>
+              <w:widowControl/>
+              <w:spacing w:line="240" w:lineRule="auto"/>
+              <w:jc w:val="center"/>
+            </w:pPr>
+          </w:p>
+          <w:p>
+            <w:pPr>
+              <w:keepNext/>
+              <w:widowControl/>
+              <w:spacing w:line="240" w:lineRule="auto"/>
+              <w:jc w:val="center"/>
+            </w:pPr>
+            <w:r>
+              <w:rPr>
+                <w:lang w:val="hr-HR"/>
+              </w:rPr>
+              <w:drawing>
+                <wp:inline distT="0" distB="0" distL="0" distR="0" wp14:anchorId="69B3BF0C" wp14:editId="0F0985A2">
+                  <wp:extent cx="2760453" cy="1357222"/>
+                  <wp:effectExtent l="0" t="0" r="1905" b="0"/>
+                  <wp:docPr id="1534686489" name="Picture 1"/>
+                  <wp:cNvGraphicFramePr>
+                    <a:graphicFrameLocks xmlns:a="http://schemas.openxmlformats.org/drawingml/2006/main" noChangeAspect="1"/>
+                  </wp:cNvGraphicFramePr>
+                  <a:graphic xmlns:a="http://schemas.openxmlformats.org/drawingml/2006/main">
+                    <a:graphicData uri="http://schemas.openxmlformats.org/drawingml/2006/picture">
+                      <pic:pic xmlns:pic="http://schemas.openxmlformats.org/drawingml/2006/picture">
+                        <pic:nvPicPr>
+                          <pic:cNvPr id="1534686489" name=""/>
+                          <pic:cNvPicPr/>
+                        </pic:nvPicPr>
+                        <pic:blipFill>
+                          <a:blip r:embed="rId18"/>
+                          <a:stretch>
+                            <a:fillRect/>
+                          </a:stretch>
+                        </pic:blipFill>
+                        <pic:spPr>
+                          <a:xfrm>
+                            <a:off x="0" y="0"/>
+                            <a:ext cx="2817255" cy="1385150"/>
+                          </a:xfrm>
+                          <a:prstGeom prst="rect">
+                            <a:avLst/>
+                          </a:prstGeom>
+                        </pic:spPr>
+                      </pic:pic>
+                    </a:graphicData>
+                  </a:graphic>
+                </wp:inline>
+              </w:drawing>
+            </w:r>
+          </w:p>
+          <w:p>
+            <w:pPr>
+              <w:pStyle w:val="Caption"/>
+              <w:jc w:val="center"/>
+            </w:pPr>
+            <w:proofErr w:type="spellStart"/>
+            <w:r>
+              <w:t>Slika</w:t>
+            </w:r>
+            <w:proofErr w:type="spellEnd"/>
+            <w:r>
+              <w:t xml:space="preserve"> </w:t>
+            </w:r>
+            <w:r>
+              <w:fldChar w:fldCharType="begin"/>
+            </w:r>
+            <w:r>
+              <w:instrText xml:space="preserve"> SEQ Slika \* ARABIC </w:instrText>
+            </w:r>
+            <w:r>
+              <w:fldChar w:fldCharType="separate"/>
+            </w:r>
+            <w:r>
+              <w:rPr>
+                <w:noProof/>
+              </w:rPr>
+              <w:t>9</w:t>
+            </w:r>
+            <w:r>
+              <w:fldChar w:fldCharType="end"/>
+            </w:r>
+            <w:r>
+              <w:t xml:space="preserve">: </w:t>
+            </w:r>
+            <w:proofErr w:type="spellStart"/>
+            <w:r>
+              <w:t>Mreža</w:t>
+            </w:r>
+            <w:proofErr w:type="spellEnd"/>
+            <w:r>
+              <w:t xml:space="preserve"> </w:t>
+            </w:r>
+            <w:proofErr w:type="spellStart"/>
+            <w:r>
+              <w:t>čvorova</w:t>
+            </w:r>
+            <w:proofErr w:type="spellEnd"/>
+            <w:r>
+              <w:t xml:space="preserve"> za </w:t>
+            </w:r>
+            <w:proofErr w:type="spellStart"/>
+            <w:r>
+              <w:t>generiranje</w:t>
+            </w:r>
+            <w:proofErr w:type="spellEnd"/>
+            <w:r>
+              <w:t xml:space="preserve"> </w:t>
+            </w:r>
+            <w:proofErr w:type="spellStart"/>
+            <w:r>
+              <w:t>rubova</w:t>
+            </w:r>
+            <w:proofErr w:type="spellEnd"/>
+          </w:p>
+          <w:p/>
+        </w:tc>
+        <w:tc>
+          <w:tcPr>
+            <w:tcW w:w="2409" w:type="dxa"/>
+          </w:tcPr>
+          <w:p>
+            <w:pPr>
+              <w:widowControl/>
+              <w:spacing w:line="240" w:lineRule="auto"/>
+              <w:jc w:val="center"/>
+              <w:rPr>
+                <w:lang w:val="hr-HR"/>
+              </w:rPr>
+            </w:pPr>
+          </w:p>
+          <w:p>
+            <w:pPr>
+              <w:widowControl/>
+              <w:spacing w:line="240" w:lineRule="auto"/>
+              <w:jc w:val="center"/>
+              <w:rPr>
+                <w:lang w:val="hr-HR"/>
+              </w:rPr>
+            </w:pPr>
+            <w:r>
+              <w:rPr>
+                <w:noProof/>
+              </w:rPr>
+              <w:drawing>
+                <wp:inline distT="0" distB="0" distL="0" distR="0" wp14:anchorId="33FAB7FB" wp14:editId="0CBC4E9C">
+                  <wp:extent cx="1440000" cy="1440000"/>
+                  <wp:effectExtent l="0" t="0" r="0" b="8255"/>
+                  <wp:docPr id="1426618576" name="Picture 7"/>
+                  <wp:cNvGraphicFramePr>
+                    <a:graphicFrameLocks xmlns:a="http://schemas.openxmlformats.org/drawingml/2006/main" noChangeAspect="1"/>
+                  </wp:cNvGraphicFramePr>
+                  <a:graphic xmlns:a="http://schemas.openxmlformats.org/drawingml/2006/main">
+                    <a:graphicData uri="http://schemas.openxmlformats.org/drawingml/2006/picture">
+                      <pic:pic xmlns:pic="http://schemas.openxmlformats.org/drawingml/2006/picture">
+                        <pic:nvPicPr>
+                          <pic:cNvPr id="0" name="Picture 3"/>
+                          <pic:cNvPicPr>
+                            <a:picLocks noChangeAspect="1" noChangeArrowheads="1"/>
+                          </pic:cNvPicPr>
+                        </pic:nvPicPr>
+                        <pic:blipFill>
+                          <a:blip r:embed="rId19" cstate="print">
+                            <a:extLst>
+                              <a:ext uri="{28A0092B-C50C-407E-A947-70E740481C1C}">
+                                <a14:useLocalDpi xmlns:a14="http://schemas.microsoft.com/office/drawing/2010/main" val="0"/>
+                              </a:ext>
+                            </a:extLst>
+                          </a:blip>
+                          <a:srcRect/>
+                          <a:stretch>
+                            <a:fillRect/>
+                          </a:stretch>
+                        </pic:blipFill>
+                        <pic:spPr bwMode="auto">
+                          <a:xfrm>
+                            <a:off x="0" y="0"/>
+                            <a:ext cx="1440000" cy="1440000"/>
+                          </a:xfrm>
+                          <a:prstGeom prst="rect">
+                            <a:avLst/>
+                          </a:prstGeom>
+                          <a:noFill/>
+                          <a:ln>
+                            <a:noFill/>
+                          </a:ln>
+                        </pic:spPr>
+                      </pic:pic>
+                    </a:graphicData>
+                  </a:graphic>
+                </wp:inline>
+              </w:drawing>
+            </w:r>
+          </w:p>
+        </w:tc>
+      </w:tr>
+      <w:tr>
+        <w:tc>
+          <w:tcPr>
+            <w:tcW w:w="6941" w:type="dxa"/>
+          </w:tcPr>
+          <w:p>
+            <w:pPr>
+              <w:keepNext/>
+              <w:widowControl/>
+              <w:spacing w:line="240" w:lineRule="auto"/>
+              <w:jc w:val="center"/>
+            </w:pPr>
+          </w:p>
+          <w:p>
+            <w:pPr>
+              <w:keepNext/>
+              <w:widowControl/>
+              <w:spacing w:line="240" w:lineRule="auto"/>
+              <w:jc w:val="center"/>
+            </w:pPr>
+            <w:r>
+              <w:rPr>
+                <w:lang w:val="hr-HR"/>
+              </w:rPr>
+              <w:drawing>
+                <wp:inline distT="0" distB="0" distL="0" distR="0" wp14:anchorId="3F654F47" wp14:editId="7405F410">
+                  <wp:extent cx="4333136" cy="966159"/>
+                  <wp:effectExtent l="0" t="0" r="0" b="5715"/>
+                  <wp:docPr id="458742070" name="Picture 1"/>
+                  <wp:cNvGraphicFramePr>
+                    <a:graphicFrameLocks xmlns:a="http://schemas.openxmlformats.org/drawingml/2006/main" noChangeAspect="1"/>
+                  </wp:cNvGraphicFramePr>
+                  <a:graphic xmlns:a="http://schemas.openxmlformats.org/drawingml/2006/main">
+                    <a:graphicData uri="http://schemas.openxmlformats.org/drawingml/2006/picture">
+                      <pic:pic xmlns:pic="http://schemas.openxmlformats.org/drawingml/2006/picture">
+                        <pic:nvPicPr>
+                          <pic:cNvPr id="458742070" name=""/>
+                          <pic:cNvPicPr/>
+                        </pic:nvPicPr>
+                        <pic:blipFill>
+                          <a:blip r:embed="rId20"/>
+                          <a:stretch>
+                            <a:fillRect/>
+                          </a:stretch>
+                        </pic:blipFill>
+                        <pic:spPr>
+                          <a:xfrm>
+                            <a:off x="0" y="0"/>
+                            <a:ext cx="4465077" cy="995578"/>
+                          </a:xfrm>
+                          <a:prstGeom prst="rect">
+                            <a:avLst/>
+                          </a:prstGeom>
+                        </pic:spPr>
+                      </pic:pic>
+                    </a:graphicData>
+                  </a:graphic>
+                </wp:inline>
+              </w:drawing>
+            </w:r>
+          </w:p>
+          <w:p>
+            <w:pPr>
+              <w:pStyle w:val="Caption"/>
+              <w:jc w:val="center"/>
+            </w:pPr>
+            <w:proofErr w:type="spellStart"/>
+            <w:r>
+              <w:t>Slika</w:t>
+            </w:r>
+            <w:proofErr w:type="spellEnd"/>
+            <w:r>
+              <w:t xml:space="preserve"> </w:t>
+            </w:r>
+            <w:r>
+              <w:fldChar w:fldCharType="begin"/>
+            </w:r>
+            <w:r>
+              <w:instrText xml:space="preserve"> SEQ Slika \* ARABIC </w:instrText>
+            </w:r>
+            <w:r>
+              <w:fldChar w:fldCharType="separate"/>
+            </w:r>
+            <w:r>
+              <w:rPr>
+                <w:noProof/>
+              </w:rPr>
+              <w:t>10</w:t>
+            </w:r>
+            <w:r>
+              <w:fldChar w:fldCharType="end"/>
+            </w:r>
+            <w:r>
+              <w:t xml:space="preserve">: </w:t>
+            </w:r>
+            <w:proofErr w:type="spellStart"/>
+            <w:r>
+              <w:t>Mreža</w:t>
+            </w:r>
+            <w:proofErr w:type="spellEnd"/>
+            <w:r>
+              <w:t xml:space="preserve"> </w:t>
+            </w:r>
+            <w:proofErr w:type="spellStart"/>
+            <w:r>
+              <w:t>čvorova</w:t>
+            </w:r>
+            <w:proofErr w:type="spellEnd"/>
+            <w:r>
+              <w:t xml:space="preserve"> </w:t>
+            </w:r>
+            <w:r>
+              <w:t xml:space="preserve">za </w:t>
+            </w:r>
+            <w:proofErr w:type="spellStart"/>
+            <w:r>
+              <w:t>generiranje</w:t>
+            </w:r>
+            <w:proofErr w:type="spellEnd"/>
+            <w:r>
+              <w:t xml:space="preserve"> </w:t>
+            </w:r>
+            <w:proofErr w:type="spellStart"/>
+            <w:r>
+              <w:t>cigla</w:t>
+            </w:r>
+            <w:proofErr w:type="spellEnd"/>
+          </w:p>
+          <w:p/>
+        </w:tc>
+        <w:tc>
+          <w:tcPr>
+            <w:tcW w:w="2409" w:type="dxa"/>
+          </w:tcPr>
+          <w:p>
+            <w:pPr>
+              <w:widowControl/>
+              <w:spacing w:line="240" w:lineRule="auto"/>
+              <w:jc w:val="center"/>
+              <w:rPr>
+                <w:lang w:val="hr-HR"/>
+              </w:rPr>
+            </w:pPr>
+          </w:p>
+          <w:p>
+            <w:pPr>
+              <w:widowControl/>
+              <w:spacing w:line="240" w:lineRule="auto"/>
+              <w:jc w:val="center"/>
+              <w:rPr>
+                <w:lang w:val="hr-HR"/>
+              </w:rPr>
+            </w:pPr>
+            <w:r>
+              <w:rPr>
+                <w:noProof/>
+              </w:rPr>
+              <w:drawing>
+                <wp:inline distT="0" distB="0" distL="0" distR="0" wp14:anchorId="1BD888BD" wp14:editId="07062641">
+                  <wp:extent cx="1440000" cy="1440000"/>
+                  <wp:effectExtent l="0" t="0" r="0" b="8255"/>
+                  <wp:docPr id="348374127" name="Picture 8"/>
+                  <wp:cNvGraphicFramePr>
+                    <a:graphicFrameLocks xmlns:a="http://schemas.openxmlformats.org/drawingml/2006/main" noChangeAspect="1"/>
+                  </wp:cNvGraphicFramePr>
+                  <a:graphic xmlns:a="http://schemas.openxmlformats.org/drawingml/2006/main">
+                    <a:graphicData uri="http://schemas.openxmlformats.org/drawingml/2006/picture">
+                      <pic:pic xmlns:pic="http://schemas.openxmlformats.org/drawingml/2006/picture">
+                        <pic:nvPicPr>
+                          <pic:cNvPr id="0" name="Picture 5"/>
+                          <pic:cNvPicPr>
+                            <a:picLocks noChangeAspect="1" noChangeArrowheads="1"/>
+                          </pic:cNvPicPr>
+                        </pic:nvPicPr>
+                        <pic:blipFill>
+                          <a:blip r:embed="rId21" cstate="print">
+                            <a:extLst>
+                              <a:ext uri="{28A0092B-C50C-407E-A947-70E740481C1C}">
+                                <a14:useLocalDpi xmlns:a14="http://schemas.microsoft.com/office/drawing/2010/main" val="0"/>
+                              </a:ext>
+                            </a:extLst>
+                          </a:blip>
+                          <a:srcRect/>
+                          <a:stretch>
+                            <a:fillRect/>
+                          </a:stretch>
+                        </pic:blipFill>
+                        <pic:spPr bwMode="auto">
+                          <a:xfrm>
+                            <a:off x="0" y="0"/>
+                            <a:ext cx="1440000" cy="1440000"/>
+                          </a:xfrm>
+                          <a:prstGeom prst="rect">
+                            <a:avLst/>
+                          </a:prstGeom>
+                          <a:noFill/>
+                          <a:ln>
+                            <a:noFill/>
+                          </a:ln>
+                        </pic:spPr>
+                      </pic:pic>
+                    </a:graphicData>
+                  </a:graphic>
+                </wp:inline>
+              </w:drawing>
+            </w:r>
+          </w:p>
+        </w:tc>
+      </w:tr>
+      <w:tr>
+        <w:tc>
+          <w:tcPr>
+            <w:tcW w:w="6941" w:type="dxa"/>
+          </w:tcPr>
+          <w:p>
+            <w:pPr>
+              <w:keepNext/>
+              <w:widowControl/>
+              <w:spacing w:line="240" w:lineRule="auto"/>
+              <w:jc w:val="center"/>
+            </w:pPr>
+          </w:p>
+          <w:p>
+            <w:pPr>
+              <w:keepNext/>
+              <w:widowControl/>
+              <w:spacing w:line="240" w:lineRule="auto"/>
+              <w:jc w:val="center"/>
+            </w:pPr>
+            <w:r>
+              <w:rPr>
+                <w:lang w:val="hr-HR"/>
+              </w:rPr>
+              <w:drawing>
+                <wp:inline distT="0" distB="0" distL="0" distR="0" wp14:anchorId="256B6FE4" wp14:editId="4BE51881">
+                  <wp:extent cx="4266916" cy="1233577"/>
+                  <wp:effectExtent l="0" t="0" r="635" b="5080"/>
+                  <wp:docPr id="395081490" name="Picture 1"/>
+                  <wp:cNvGraphicFramePr>
+                    <a:graphicFrameLocks xmlns:a="http://schemas.openxmlformats.org/drawingml/2006/main" noChangeAspect="1"/>
+                  </wp:cNvGraphicFramePr>
+                  <a:graphic xmlns:a="http://schemas.openxmlformats.org/drawingml/2006/main">
+                    <a:graphicData uri="http://schemas.openxmlformats.org/drawingml/2006/picture">
+                      <pic:pic xmlns:pic="http://schemas.openxmlformats.org/drawingml/2006/picture">
+                        <pic:nvPicPr>
+                          <pic:cNvPr id="395081490" name=""/>
+                          <pic:cNvPicPr/>
+                        </pic:nvPicPr>
+                        <pic:blipFill>
+                          <a:blip r:embed="rId22"/>
+                          <a:stretch>
+                            <a:fillRect/>
+                          </a:stretch>
+                        </pic:blipFill>
+                        <pic:spPr>
+                          <a:xfrm>
+                            <a:off x="0" y="0"/>
+                            <a:ext cx="4344731" cy="1256073"/>
+                          </a:xfrm>
+                          <a:prstGeom prst="rect">
+                            <a:avLst/>
+                          </a:prstGeom>
+                        </pic:spPr>
+                      </pic:pic>
+                    </a:graphicData>
+                  </a:graphic>
+                </wp:inline>
+              </w:drawing>
+            </w:r>
+          </w:p>
+          <w:p>
+            <w:pPr>
+              <w:pStyle w:val="Caption"/>
+              <w:jc w:val="center"/>
+              <w:rPr>
+                <w:lang w:val="hr-HR"/>
+              </w:rPr>
+            </w:pPr>
+            <w:proofErr w:type="spellStart"/>
+            <w:r>
+              <w:t>Slika</w:t>
+            </w:r>
+            <w:proofErr w:type="spellEnd"/>
+            <w:r>
+              <w:t xml:space="preserve"> </w:t>
+            </w:r>
+            <w:r>
+              <w:fldChar w:fldCharType="begin"/>
+            </w:r>
+            <w:r>
+              <w:instrText xml:space="preserve"> SEQ Slika \* ARABIC </w:instrText>
+            </w:r>
+            <w:r>
+              <w:fldChar w:fldCharType="separate"/>
+            </w:r>
+            <w:r>
+              <w:rPr>
+                <w:noProof/>
+              </w:rPr>
+              <w:t>11</w:t>
+            </w:r>
+            <w:r>
+              <w:fldChar w:fldCharType="end"/>
+            </w:r>
+            <w:r>
+              <w:t xml:space="preserve">: </w:t>
+            </w:r>
+            <w:proofErr w:type="spellStart"/>
+            <w:r>
+              <w:t>Mreža</w:t>
+            </w:r>
+            <w:proofErr w:type="spellEnd"/>
+            <w:r>
+              <w:t xml:space="preserve"> </w:t>
+            </w:r>
+            <w:proofErr w:type="spellStart"/>
+            <w:r>
+              <w:t>čvorova</w:t>
+            </w:r>
+            <w:proofErr w:type="spellEnd"/>
+            <w:r>
+              <w:t xml:space="preserve"> </w:t>
+            </w:r>
+            <w:r>
+              <w:t xml:space="preserve">za </w:t>
+            </w:r>
+            <w:proofErr w:type="spellStart"/>
+            <w:r>
+              <w:t>spajanje</w:t>
+            </w:r>
+            <w:proofErr w:type="spellEnd"/>
+            <w:r>
+              <w:t xml:space="preserve"> </w:t>
+            </w:r>
+            <w:proofErr w:type="spellStart"/>
+            <w:r>
+              <w:t>svih</w:t>
+            </w:r>
+            <w:proofErr w:type="spellEnd"/>
+            <w:r>
+              <w:t xml:space="preserve"> </w:t>
+            </w:r>
+            <w:proofErr w:type="spellStart"/>
+            <w:r>
+              <w:t>elementa</w:t>
+            </w:r>
+            <w:proofErr w:type="spellEnd"/>
+            <w:r>
+              <w:t xml:space="preserve"> u </w:t>
+            </w:r>
+            <w:proofErr w:type="spellStart"/>
+            <w:r>
+              <w:t>jedan</w:t>
+            </w:r>
+            <w:proofErr w:type="spellEnd"/>
+            <w:r>
+              <w:t xml:space="preserve"> model</w:t>
+            </w:r>
+          </w:p>
+        </w:tc>
+        <w:tc>
+          <w:tcPr>
+            <w:tcW w:w="2409" w:type="dxa"/>
+          </w:tcPr>
+          <w:p>
+            <w:pPr>
+              <w:widowControl/>
+              <w:spacing w:line="240" w:lineRule="auto"/>
+              <w:jc w:val="center"/>
+              <w:rPr>
+                <w:lang w:val="hr-HR"/>
+              </w:rPr>
+            </w:pPr>
+          </w:p>
+          <w:p>
+            <w:pPr>
+              <w:widowControl/>
+              <w:spacing w:line="240" w:lineRule="auto"/>
+              <w:jc w:val="center"/>
+              <w:rPr>
+                <w:lang w:val="hr-HR"/>
+              </w:rPr>
+            </w:pPr>
+            <w:r>
+              <w:rPr>
+                <w:noProof/>
+              </w:rPr>
+              <w:drawing>
+                <wp:inline distT="0" distB="0" distL="0" distR="0" wp14:anchorId="242AD508" wp14:editId="31646CEC">
+                  <wp:extent cx="1440000" cy="1440000"/>
+                  <wp:effectExtent l="0" t="0" r="0" b="8255"/>
+                  <wp:docPr id="810428107" name="Picture 9"/>
+                  <wp:cNvGraphicFramePr>
+                    <a:graphicFrameLocks xmlns:a="http://schemas.openxmlformats.org/drawingml/2006/main" noChangeAspect="1"/>
+                  </wp:cNvGraphicFramePr>
+                  <a:graphic xmlns:a="http://schemas.openxmlformats.org/drawingml/2006/main">
+                    <a:graphicData uri="http://schemas.openxmlformats.org/drawingml/2006/picture">
+                      <pic:pic xmlns:pic="http://schemas.openxmlformats.org/drawingml/2006/picture">
+                        <pic:nvPicPr>
+                          <pic:cNvPr id="0" name="Picture 7"/>
+                          <pic:cNvPicPr>
+                            <a:picLocks noChangeAspect="1" noChangeArrowheads="1"/>
+                          </pic:cNvPicPr>
+                        </pic:nvPicPr>
+                        <pic:blipFill>
+                          <a:blip r:embed="rId23" cstate="print">
+                            <a:extLst>
+                              <a:ext uri="{28A0092B-C50C-407E-A947-70E740481C1C}">
+                                <a14:useLocalDpi xmlns:a14="http://schemas.microsoft.com/office/drawing/2010/main" val="0"/>
+                              </a:ext>
+                            </a:extLst>
+                          </a:blip>
+                          <a:srcRect/>
+                          <a:stretch>
+                            <a:fillRect/>
+                          </a:stretch>
+                        </pic:blipFill>
+                        <pic:spPr bwMode="auto">
+                          <a:xfrm>
+                            <a:off x="0" y="0"/>
+                            <a:ext cx="1440000" cy="1440000"/>
+                          </a:xfrm>
+                          <a:prstGeom prst="rect">
+                            <a:avLst/>
+                          </a:prstGeom>
+                          <a:noFill/>
+                          <a:ln>
+                            <a:noFill/>
+                          </a:ln>
+                        </pic:spPr>
+                      </pic:pic>
+                    </a:graphicData>
+                  </a:graphic>
+                </wp:inline>
+              </w:drawing>
+            </w:r>
+          </w:p>
+        </w:tc>
+      </w:tr>
+    </w:tbl>
+    <w:p>
+      <w:pPr>
+        <w:widowControl/>
+        <w:spacing w:line="240" w:lineRule="auto"/>
+        <w:rPr>
+          <w:lang w:val="hr-HR"/>
+        </w:rPr>
+      </w:pPr>
+      <w:r>
+        <w:rPr>
+          <w:lang w:val="hr-HR"/>
+        </w:rPr>
+        <w:br w:type="page"/>
+      </w:r>
+    </w:p>
+    <w:p>
+      <w:pPr>
+        <w:pStyle w:val="Heading2"/>
+        <w:rPr>
+          <w:lang w:val="hr-HR"/>
+        </w:rPr>
+      </w:pPr>
+      <w:r>
+        <w:rPr>
+          <w:lang w:val="hr-HR"/>
+        </w:rPr>
+        <w:lastRenderedPageBreak/>
+        <w:t>Vizualni efekti</w:t>
+      </w:r>
+    </w:p>
+    <w:p>
+      <w:pPr>
+        <w:ind w:firstLine="720"/>
+        <w:rPr>
+          <w:lang w:val="hr-HR"/>
+        </w:rPr>
+      </w:pPr>
+      <w:r>
+        <w:rPr>
+          <w:lang w:val="hr-HR"/>
+        </w:rPr>
+        <w:t>[lista vizualnih efekta + slike</w:t>
+      </w:r>
+      <w:r>
+        <w:rPr>
+          <w:lang w:val="hr-HR"/>
+        </w:rPr>
+        <w:t>]</w:t>
+      </w:r>
+    </w:p>
+    <w:p>
+      <w:pPr>
+        <w:ind w:firstLine="720"/>
+        <w:rPr>
+          <w:lang w:val="hr-HR"/>
+        </w:rPr>
+      </w:pPr>
+    </w:p>
+    <w:p>
+      <w:pPr>
+        <w:pStyle w:val="Heading2"/>
+        <w:rPr>
+          <w:lang w:val="hr-HR"/>
+        </w:rPr>
+      </w:pPr>
+      <w:r>
+        <w:rPr>
+          <w:lang w:val="hr-HR"/>
+        </w:rPr>
+        <w:t>Audio efekti</w:t>
+      </w:r>
+    </w:p>
+    <w:p>
+      <w:pPr>
+        <w:ind w:firstLine="720"/>
+        <w:rPr>
+          <w:lang w:val="hr-HR"/>
+        </w:rPr>
+      </w:pPr>
+      <w:r>
+        <w:rPr>
+          <w:lang w:val="hr-HR"/>
+        </w:rPr>
+        <w:t>[</w:t>
+      </w:r>
+      <w:r>
+        <w:rPr>
+          <w:lang w:val="hr-HR"/>
+        </w:rPr>
+        <w:t>lista audio efekta</w:t>
+      </w:r>
+      <w:r>
+        <w:rPr>
+          <w:lang w:val="hr-HR"/>
+        </w:rPr>
+        <w:t>]</w:t>
+      </w:r>
+    </w:p>
+    <w:p>
+      <w:pPr>
+        <w:ind w:firstLine="720"/>
+        <w:rPr>
+          <w:lang w:val="hr-HR"/>
+        </w:rPr>
+      </w:pPr>
+    </w:p>
+    <w:p>
+      <w:pPr>
+        <w:widowControl/>
+        <w:spacing w:line="240" w:lineRule="auto"/>
+        <w:rPr>
+          <w:lang w:val="hr-HR"/>
+        </w:rPr>
+      </w:pPr>
+      <w:r>
+        <w:rPr>
+          <w:lang w:val="hr-HR"/>
+        </w:rPr>
+        <w:br w:type="page"/>
+      </w:r>
+    </w:p>
+    <w:p>
+      <w:pPr>
+        <w:pStyle w:val="Heading2"/>
+        <w:rPr>
+          <w:lang w:val="hr-HR"/>
+        </w:rPr>
+      </w:pPr>
+      <w:bookmarkStart w:id="8" w:name="_Toc218015133"/>
+      <w:r>
+        <w:rPr>
+          <w:lang w:val="hr-HR"/>
+        </w:rPr>
+        <w:lastRenderedPageBreak/>
+        <w:t xml:space="preserve">Dizajn </w:t>
+      </w:r>
+      <w:proofErr w:type="spellStart"/>
+      <w:r>
+        <w:rPr>
+          <w:lang w:val="hr-HR"/>
+        </w:rPr>
+        <w:t>levela</w:t>
+      </w:r>
+      <w:bookmarkEnd w:id="8"/>
+      <w:proofErr w:type="spellEnd"/>
+    </w:p>
+    <w:p>
+      <w:pPr>
+        <w:pStyle w:val="BodyText"/>
+        <w:ind w:left="0" w:firstLine="720"/>
+        <w:jc w:val="both"/>
+        <w:rPr>
+          <w:lang w:val="hr-HR"/>
+        </w:rPr>
+      </w:pPr>
+    </w:p>
+    <w:p>
+      <w:pPr>
+        <w:pStyle w:val="BodyText"/>
+        <w:ind w:left="0" w:firstLine="720"/>
+        <w:jc w:val="both"/>
+        <w:rPr>
+          <w:lang w:val="hr-HR"/>
+        </w:rPr>
+      </w:pPr>
+      <w:proofErr w:type="spellStart"/>
+      <w:r>
+        <w:rPr>
+          <w:lang w:val="hr-HR"/>
+        </w:rPr>
+        <w:t>Level</w:t>
+      </w:r>
+      <w:proofErr w:type="spellEnd"/>
+      <w:r>
+        <w:rPr>
+          <w:lang w:val="hr-HR"/>
+        </w:rPr>
+        <w:t xml:space="preserve"> </w:t>
+      </w:r>
+      <w:r>
+        <w:rPr>
+          <w:lang w:val="hr-HR"/>
+        </w:rPr>
+        <w:t xml:space="preserve">u Dron.co je </w:t>
+      </w:r>
+      <w:r>
+        <w:rPr>
+          <w:lang w:val="hr-HR"/>
+        </w:rPr>
+        <w:t>stiliziran</w:t>
+      </w:r>
+      <w:r>
+        <w:rPr>
+          <w:lang w:val="hr-HR"/>
+        </w:rPr>
+        <w:t>i</w:t>
+      </w:r>
+      <w:r>
+        <w:rPr>
+          <w:lang w:val="hr-HR"/>
+        </w:rPr>
+        <w:t xml:space="preserve"> grad. Za izgradnju grada je korišten alat </w:t>
+      </w:r>
+      <w:proofErr w:type="spellStart"/>
+      <w:r>
+        <w:rPr>
+          <w:i/>
+          <w:iCs/>
+          <w:lang w:val="hr-HR"/>
+        </w:rPr>
+        <w:t>GridMap</w:t>
+      </w:r>
+      <w:proofErr w:type="spellEnd"/>
+      <w:r>
+        <w:rPr>
+          <w:lang w:val="hr-HR"/>
+        </w:rPr>
+        <w:t xml:space="preserve"> unutar </w:t>
+      </w:r>
+      <w:r>
+        <w:rPr>
+          <w:i/>
+          <w:iCs/>
+          <w:lang w:val="hr-HR"/>
+        </w:rPr>
+        <w:t>Godot</w:t>
+      </w:r>
+      <w:r>
+        <w:rPr>
+          <w:lang w:val="hr-HR"/>
+        </w:rPr>
+        <w:t>.</w:t>
+      </w:r>
+      <w:r>
+        <w:rPr>
+          <w:lang w:val="hr-HR"/>
+        </w:rPr>
+        <w:t xml:space="preserve"> </w:t>
+      </w:r>
+      <w:proofErr w:type="spellStart"/>
+      <w:r>
+        <w:rPr>
+          <w:i/>
+          <w:iCs/>
+          <w:lang w:val="hr-HR"/>
+        </w:rPr>
+        <w:t>GridMap</w:t>
+      </w:r>
+      <w:proofErr w:type="spellEnd"/>
+      <w:r>
+        <w:rPr>
+          <w:lang w:val="hr-HR"/>
+        </w:rPr>
+        <w:t xml:space="preserve"> služi za efikasno popunjavanje velikih prostora ponavljajućim modularnim dijelovima</w:t>
+      </w:r>
+      <w:r>
+        <w:rPr>
+          <w:lang w:val="hr-HR"/>
+        </w:rPr>
+        <w:t xml:space="preserve">. </w:t>
+      </w:r>
+      <w:r>
+        <w:rPr>
+          <w:lang w:val="hr-HR"/>
+        </w:rPr>
+        <w:t>G</w:t>
+      </w:r>
+      <w:r>
+        <w:rPr>
+          <w:lang w:val="hr-HR"/>
+        </w:rPr>
+        <w:t>lavne prednosti</w:t>
+      </w:r>
+      <w:r>
+        <w:rPr>
+          <w:lang w:val="hr-HR"/>
+        </w:rPr>
+        <w:t xml:space="preserve"> korištenja alata</w:t>
+      </w:r>
+      <w:r>
+        <w:rPr>
+          <w:lang w:val="hr-HR"/>
+        </w:rPr>
+        <w:t xml:space="preserve"> u odnosu na klasično ručno postavljanje modela</w:t>
+      </w:r>
+      <w:r>
+        <w:rPr>
+          <w:lang w:val="hr-HR"/>
+        </w:rPr>
+        <w:t xml:space="preserve"> u scenu</w:t>
+      </w:r>
+      <w:r>
+        <w:rPr>
+          <w:lang w:val="hr-HR"/>
+        </w:rPr>
+        <w:t xml:space="preserve"> su znatno brž</w:t>
+      </w:r>
+      <w:r>
+        <w:rPr>
+          <w:lang w:val="hr-HR"/>
+        </w:rPr>
+        <w:t>a</w:t>
+      </w:r>
+      <w:r>
+        <w:rPr>
+          <w:lang w:val="hr-HR"/>
+        </w:rPr>
+        <w:t xml:space="preserve"> izgradnja i iteracija </w:t>
+      </w:r>
+      <w:proofErr w:type="spellStart"/>
+      <w:r>
+        <w:rPr>
+          <w:lang w:val="hr-HR"/>
+        </w:rPr>
+        <w:t>levela</w:t>
+      </w:r>
+      <w:proofErr w:type="spellEnd"/>
+      <w:r>
+        <w:rPr>
+          <w:lang w:val="hr-HR"/>
+        </w:rPr>
+        <w:t>, automatsko</w:t>
+      </w:r>
+      <w:r>
+        <w:rPr>
+          <w:lang w:val="hr-HR"/>
+        </w:rPr>
+        <w:t xml:space="preserve"> </w:t>
+      </w:r>
+      <w:r>
+        <w:rPr>
+          <w:lang w:val="hr-HR"/>
+        </w:rPr>
+        <w:t>poravnanje elemenata</w:t>
+      </w:r>
+      <w:r>
+        <w:rPr>
+          <w:lang w:val="hr-HR"/>
+        </w:rPr>
+        <w:t xml:space="preserve"> u pravokutnu mrežu</w:t>
+      </w:r>
+      <w:r>
+        <w:rPr>
+          <w:lang w:val="hr-HR"/>
+        </w:rPr>
+        <w:t xml:space="preserve"> i</w:t>
+      </w:r>
+      <w:r>
+        <w:rPr>
+          <w:lang w:val="hr-HR"/>
+        </w:rPr>
+        <w:t xml:space="preserve"> bolja optimizacija</w:t>
+      </w:r>
+      <w:r>
+        <w:rPr>
+          <w:lang w:val="hr-HR"/>
+        </w:rPr>
+        <w:t>. Oblici modela građevina i cesta</w:t>
+      </w:r>
+      <w:r>
+        <w:rPr>
+          <w:lang w:val="hr-HR"/>
+        </w:rPr>
+        <w:t xml:space="preserve"> </w:t>
+      </w:r>
+      <w:r>
+        <w:rPr>
+          <w:lang w:val="hr-HR"/>
+        </w:rPr>
+        <w:t>čine ovaj alat</w:t>
+      </w:r>
+      <w:r>
+        <w:rPr>
+          <w:lang w:val="hr-HR"/>
+        </w:rPr>
+        <w:t xml:space="preserve"> idealnim za izgradnju</w:t>
+      </w:r>
+      <w:r>
+        <w:rPr>
+          <w:lang w:val="hr-HR"/>
+        </w:rPr>
+        <w:t xml:space="preserve"> i dizajniranje</w:t>
+      </w:r>
+      <w:r>
+        <w:rPr>
+          <w:lang w:val="hr-HR"/>
+        </w:rPr>
+        <w:t xml:space="preserve"> grad</w:t>
+      </w:r>
+      <w:r>
+        <w:rPr>
+          <w:lang w:val="hr-HR"/>
+        </w:rPr>
+        <w:t>a</w:t>
+      </w:r>
+      <w:r>
+        <w:rPr>
+          <w:lang w:val="hr-HR"/>
+        </w:rPr>
+        <w:t>.</w:t>
+      </w:r>
+    </w:p>
+    <w:p>
+      <w:pPr>
+        <w:pStyle w:val="BodyText"/>
+        <w:jc w:val="both"/>
+        <w:rPr>
+          <w:lang w:val="hr-HR"/>
+        </w:rPr>
+      </w:pPr>
+    </w:p>
+    <w:p>
+      <w:pPr>
+        <w:pStyle w:val="BodyText"/>
+        <w:keepNext/>
+        <w:jc w:val="center"/>
       </w:pPr>
       <w:r>
         <w:rPr>
@@ -3731,10 +6322,10 @@
           <w:lang w:val="hr-HR"/>
         </w:rPr>
         <w:drawing>
-          <wp:inline distT="0" distB="0" distL="0" distR="0" wp14:anchorId="2B2A23CC" wp14:editId="7F407844">
-            <wp:extent cx="1440000" cy="1440000"/>
-            <wp:effectExtent l="0" t="0" r="0" b="8255"/>
-            <wp:docPr id="1777372314" name="Picture 1"/>
+          <wp:inline distT="0" distB="0" distL="0" distR="0" wp14:anchorId="55F79825" wp14:editId="02F1B519">
+            <wp:extent cx="4822166" cy="3144196"/>
+            <wp:effectExtent l="0" t="0" r="0" b="0"/>
+            <wp:docPr id="137277333" name="Picture 6" descr="A group of buildings and squares&#10;&#10;AI-generated content may be incorrect."/>
             <wp:cNvGraphicFramePr>
               <a:graphicFrameLocks xmlns:a="http://schemas.openxmlformats.org/drawingml/2006/main" noChangeAspect="1"/>
             </wp:cNvGraphicFramePr>
@@ -3742,11 +6333,11 @@
               <a:graphicData uri="http://schemas.openxmlformats.org/drawingml/2006/picture">
                 <pic:pic xmlns:pic="http://schemas.openxmlformats.org/drawingml/2006/picture">
                   <pic:nvPicPr>
-                    <pic:cNvPr id="1777372314" name="Picture 1"/>
+                    <pic:cNvPr id="137277333" name="Picture 6" descr="A group of buildings and squares&#10;&#10;AI-generated content may be incorrect."/>
                     <pic:cNvPicPr/>
                   </pic:nvPicPr>
                   <pic:blipFill>
-                    <a:blip r:embed="rId11" cstate="print">
+                    <a:blip r:embed="rId24" cstate="print">
                       <a:extLst>
                         <a:ext uri="{28A0092B-C50C-407E-A947-70E740481C1C}">
                           <a14:useLocalDpi xmlns:a14="http://schemas.microsoft.com/office/drawing/2010/main" val="0"/>
@@ -3760,7 +6351,7 @@
                   <pic:spPr>
                     <a:xfrm>
                       <a:off x="0" y="0"/>
-                      <a:ext cx="1440000" cy="1440000"/>
+                      <a:ext cx="4862593" cy="3170556"/>
                     </a:xfrm>
                     <a:prstGeom prst="rect">
                       <a:avLst/>
@@ -3772,16 +6363,137 @@
           </wp:inline>
         </w:drawing>
       </w:r>
-      <w:r>
-        <w:rPr>
-          <w:noProof/>
+    </w:p>
+    <w:p>
+      <w:pPr>
+        <w:pStyle w:val="Caption"/>
+        <w:jc w:val="center"/>
+        <w:rPr>
+          <w:color w:val="auto"/>
+          <w:lang w:val="hr-HR"/>
+        </w:rPr>
+      </w:pPr>
+      <w:proofErr w:type="spellStart"/>
+      <w:r>
+        <w:t>Slika</w:t>
+      </w:r>
+      <w:proofErr w:type="spellEnd"/>
+      <w:r>
+        <w:t xml:space="preserve"> </w:t>
+      </w:r>
+      <w:r>
+        <w:fldChar w:fldCharType="begin"/>
+      </w:r>
+      <w:r>
+        <w:instrText xml:space="preserve"> SEQ Slika \* ARABIC </w:instrText>
+      </w:r>
+      <w:r>
+        <w:fldChar w:fldCharType="separate"/>
+      </w:r>
+      <w:r>
+        <w:rPr>
+          <w:noProof/>
+        </w:rPr>
+        <w:t>12</w:t>
+      </w:r>
+      <w:r>
+        <w:fldChar w:fldCharType="end"/>
+      </w:r>
+      <w:r>
+        <w:t xml:space="preserve">: </w:t>
+      </w:r>
+      <w:proofErr w:type="spellStart"/>
+      <w:r>
+        <w:t>Prikaz</w:t>
+      </w:r>
+      <w:proofErr w:type="spellEnd"/>
+      <w:r>
+        <w:t xml:space="preserve"> </w:t>
+      </w:r>
+      <w:proofErr w:type="spellStart"/>
+      <w:r>
+        <w:t>modela</w:t>
+      </w:r>
+      <w:proofErr w:type="spellEnd"/>
+      <w:r>
+        <w:t xml:space="preserve"> </w:t>
+      </w:r>
+      <w:proofErr w:type="spellStart"/>
+      <w:r>
+        <w:t>na</w:t>
+      </w:r>
+      <w:proofErr w:type="spellEnd"/>
+      <w:r>
+        <w:t xml:space="preserve"> </w:t>
+      </w:r>
+      <w:proofErr w:type="spellStart"/>
+      <w:r>
+        <w:t>postavljenih</w:t>
+      </w:r>
+      <w:proofErr w:type="spellEnd"/>
+      <w:r>
+        <w:t xml:space="preserve"> u </w:t>
+      </w:r>
+      <w:proofErr w:type="spellStart"/>
+      <w:r>
+        <w:t>GridMap</w:t>
+      </w:r>
+      <w:proofErr w:type="spellEnd"/>
+      <w:r>
+        <w:t xml:space="preserve"> </w:t>
+      </w:r>
+      <w:proofErr w:type="spellStart"/>
+      <w:r>
+        <w:t>alatu</w:t>
+      </w:r>
+      <w:proofErr w:type="spellEnd"/>
+    </w:p>
+    <w:p>
+      <w:pPr>
+        <w:pStyle w:val="BodyText"/>
+        <w:jc w:val="both"/>
+        <w:rPr>
+          <w:lang w:val="hr-HR"/>
+        </w:rPr>
+      </w:pPr>
+    </w:p>
+    <w:p>
+      <w:pPr>
+        <w:pStyle w:val="BodyText"/>
+        <w:rPr>
+          <w:lang w:val="hr-HR"/>
+        </w:rPr>
+      </w:pPr>
+      <w:r>
+        <w:rPr>
+          <w:lang w:val="hr-HR"/>
+        </w:rPr>
+        <w:t>[opis i slika rasporeda grada kad bude gotov]</w:t>
+      </w:r>
+    </w:p>
+    <w:p>
+      <w:pPr>
+        <w:pStyle w:val="BodyText"/>
+        <w:rPr>
+          <w:lang w:val="hr-HR"/>
+        </w:rPr>
+      </w:pPr>
+    </w:p>
+    <w:p>
+      <w:pPr>
+        <w:pStyle w:val="BodyText"/>
+        <w:keepNext/>
+        <w:jc w:val="center"/>
+      </w:pPr>
+      <w:r>
+        <w:rPr>
           <w:lang w:val="hr-HR"/>
         </w:rPr>
         <w:drawing>
-          <wp:inline distT="0" distB="0" distL="0" distR="0" wp14:anchorId="05830418" wp14:editId="779E019A">
-            <wp:extent cx="1440000" cy="1440000"/>
-            <wp:effectExtent l="0" t="0" r="0" b="8255"/>
-            <wp:docPr id="354170475" name="Picture 2" descr="A grey cube with black lines&#10;&#10;AI-generated content may be incorrect."/>
+          <wp:inline distT="0" distB="0" distL="0" distR="0" wp14:anchorId="625E1B99" wp14:editId="62EB8A94">
+            <wp:extent cx="3459707" cy="1799590"/>
+            <wp:effectExtent l="0" t="0" r="7620" b="0"/>
+            <wp:docPr id="2095835975" name="Picture 1"/>
             <wp:cNvGraphicFramePr>
               <a:graphicFrameLocks xmlns:a="http://schemas.openxmlformats.org/drawingml/2006/main" noChangeAspect="1"/>
             </wp:cNvGraphicFramePr>
@@ -3789,11 +6501,11 @@
               <a:graphicData uri="http://schemas.openxmlformats.org/drawingml/2006/picture">
                 <pic:pic xmlns:pic="http://schemas.openxmlformats.org/drawingml/2006/picture">
                   <pic:nvPicPr>
-                    <pic:cNvPr id="354170475" name="Picture 2" descr="A grey cube with black lines&#10;&#10;AI-generated content may be incorrect."/>
+                    <pic:cNvPr id="650058983" name="Picture 1"/>
                     <pic:cNvPicPr/>
                   </pic:nvPicPr>
                   <pic:blipFill>
-                    <a:blip r:embed="rId12" cstate="print">
+                    <a:blip r:embed="rId8" cstate="print">
                       <a:extLst>
                         <a:ext uri="{28A0092B-C50C-407E-A947-70E740481C1C}">
                           <a14:useLocalDpi xmlns:a14="http://schemas.microsoft.com/office/drawing/2010/main" val="0"/>
@@ -3807,7 +6519,7 @@
                   <pic:spPr>
                     <a:xfrm>
                       <a:off x="0" y="0"/>
-                      <a:ext cx="1440000" cy="1440000"/>
+                      <a:ext cx="3470751" cy="1805334"/>
                     </a:xfrm>
                     <a:prstGeom prst="rect">
                       <a:avLst/>
@@ -3819,958 +6531,65 @@
           </wp:inline>
         </w:drawing>
       </w:r>
-      <w:r>
-        <w:rPr>
-          <w:noProof/>
-          <w:lang w:val="hr-HR"/>
-        </w:rPr>
-        <w:drawing>
-          <wp:inline distT="0" distB="0" distL="0" distR="0" wp14:anchorId="6F5B5E2F" wp14:editId="49E891B5">
-            <wp:extent cx="1440000" cy="1440000"/>
-            <wp:effectExtent l="0" t="0" r="0" b="8255"/>
-            <wp:docPr id="102163405" name="Picture 3"/>
-            <wp:cNvGraphicFramePr>
-              <a:graphicFrameLocks xmlns:a="http://schemas.openxmlformats.org/drawingml/2006/main" noChangeAspect="1"/>
-            </wp:cNvGraphicFramePr>
-            <a:graphic xmlns:a="http://schemas.openxmlformats.org/drawingml/2006/main">
-              <a:graphicData uri="http://schemas.openxmlformats.org/drawingml/2006/picture">
-                <pic:pic xmlns:pic="http://schemas.openxmlformats.org/drawingml/2006/picture">
-                  <pic:nvPicPr>
-                    <pic:cNvPr id="102163405" name="Picture 3"/>
-                    <pic:cNvPicPr/>
-                  </pic:nvPicPr>
-                  <pic:blipFill>
-                    <a:blip r:embed="rId13" cstate="print">
-                      <a:extLst>
-                        <a:ext uri="{28A0092B-C50C-407E-A947-70E740481C1C}">
-                          <a14:useLocalDpi xmlns:a14="http://schemas.microsoft.com/office/drawing/2010/main" val="0"/>
-                        </a:ext>
-                      </a:extLst>
-                    </a:blip>
-                    <a:stretch>
-                      <a:fillRect/>
-                    </a:stretch>
-                  </pic:blipFill>
-                  <pic:spPr>
-                    <a:xfrm>
-                      <a:off x="0" y="0"/>
-                      <a:ext cx="1440000" cy="1440000"/>
-                    </a:xfrm>
-                    <a:prstGeom prst="rect">
-                      <a:avLst/>
-                    </a:prstGeom>
-                  </pic:spPr>
-                </pic:pic>
-              </a:graphicData>
-            </a:graphic>
-          </wp:inline>
-        </w:drawing>
-      </w:r>
-    </w:p>
-    <w:p>
-      <w:pPr>
-        <w:ind w:firstLine="720"/>
+    </w:p>
+    <w:p>
+      <w:pPr>
+        <w:pStyle w:val="Caption"/>
         <w:jc w:val="center"/>
         <w:rPr>
-          <w:lang w:val="hr-HR"/>
-        </w:rPr>
-      </w:pPr>
-      <w:r>
-        <w:rPr>
-          <w:noProof/>
-          <w:lang w:val="hr-HR"/>
-        </w:rPr>
-        <mc:AlternateContent>
-          <mc:Choice Requires="wps">
-            <w:drawing>
-              <wp:inline distT="0" distB="0" distL="0" distR="0" wp14:anchorId="2BC1A1C0" wp14:editId="61CE7EEF">
-                <wp:extent cx="1440000" cy="1404620"/>
-                <wp:effectExtent l="0" t="0" r="0" b="3810"/>
-                <wp:docPr id="1534645229" name="Text Box 2"/>
-                <wp:cNvGraphicFramePr>
-                  <a:graphicFrameLocks xmlns:a="http://schemas.openxmlformats.org/drawingml/2006/main"/>
-                </wp:cNvGraphicFramePr>
-                <a:graphic xmlns:a="http://schemas.openxmlformats.org/drawingml/2006/main">
-                  <a:graphicData uri="http://schemas.microsoft.com/office/word/2010/wordprocessingShape">
-                    <wps:wsp>
-                      <wps:cNvSpPr txBox="1">
-                        <a:spLocks noChangeArrowheads="1"/>
-                      </wps:cNvSpPr>
-                      <wps:spPr bwMode="auto">
-                        <a:xfrm>
-                          <a:off x="0" y="0"/>
-                          <a:ext cx="1440000" cy="1404620"/>
-                        </a:xfrm>
-                        <a:prstGeom prst="rect">
-                          <a:avLst/>
-                        </a:prstGeom>
-                        <a:noFill/>
-                        <a:ln>
-                          <a:noFill/>
-                        </a:ln>
-                      </wps:spPr>
-                      <wps:style>
-                        <a:lnRef idx="0">
-                          <a:scrgbClr r="0" g="0" b="0"/>
-                        </a:lnRef>
-                        <a:fillRef idx="0">
-                          <a:scrgbClr r="0" g="0" b="0"/>
-                        </a:fillRef>
-                        <a:effectRef idx="0">
-                          <a:scrgbClr r="0" g="0" b="0"/>
-                        </a:effectRef>
-                        <a:fontRef idx="minor">
-                          <a:schemeClr val="dk1"/>
-                        </a:fontRef>
-                      </wps:style>
-                      <wps:txbx>
-                        <w:txbxContent>
-                          <w:p>
-                            <w:pPr>
-                              <w:jc w:val="center"/>
-                            </w:pPr>
-                            <w:r>
-                              <w:t>Korak 1</w:t>
-                            </w:r>
-                          </w:p>
-                        </w:txbxContent>
-                      </wps:txbx>
-                      <wps:bodyPr rot="0" vert="horz" wrap="square" lIns="91440" tIns="45720" rIns="91440" bIns="45720" anchor="t" anchorCtr="0">
-                        <a:spAutoFit/>
-                      </wps:bodyPr>
-                    </wps:wsp>
-                  </a:graphicData>
-                </a:graphic>
-              </wp:inline>
-            </w:drawing>
-          </mc:Choice>
-          <mc:Fallback>
-            <w:pict>
-              <v:shapetype w14:anchorId="2BC1A1C0" id="_x0000_t202" coordsize="21600,21600" o:spt="202" path="m,l,21600r21600,l21600,xe">
-                <v:stroke joinstyle="miter"/>
-                <v:path gradientshapeok="t" o:connecttype="rect"/>
-              </v:shapetype>
-              <v:shape id="Text Box 2" o:spid="_x0000_s1026" type="#_x0000_t202" style="width:113.4pt;height:110.6pt;visibility:visible;mso-wrap-style:square;mso-left-percent:-10001;mso-top-percent:-10001;mso-position-horizontal:absolute;mso-position-horizontal-relative:char;mso-position-vertical:absolute;mso-position-vertical-relative:line;mso-left-percent:-10001;mso-top-percent:-10001;v-text-anchor:top" o:gfxdata="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" filled="f" stroked="f">
-                <v:textbox style="mso-fit-shape-to-text:t">
-                  <w:txbxContent>
-                    <w:p>
-                      <w:pPr>
-                        <w:jc w:val="center"/>
-                      </w:pPr>
-                      <w:r>
-                        <w:t>Korak 1</w:t>
-                      </w:r>
-                    </w:p>
-                  </w:txbxContent>
-                </v:textbox>
-                <w10:anchorlock/>
-              </v:shape>
-            </w:pict>
-          </mc:Fallback>
-        </mc:AlternateContent>
-      </w:r>
-      <w:r>
-        <w:rPr>
-          <w:noProof/>
-          <w:lang w:val="hr-HR"/>
-        </w:rPr>
-        <mc:AlternateContent>
-          <mc:Choice Requires="wps">
-            <w:drawing>
-              <wp:inline distT="0" distB="0" distL="0" distR="0" wp14:anchorId="25B8BF31" wp14:editId="1A94945C">
-                <wp:extent cx="1440000" cy="1404620"/>
-                <wp:effectExtent l="0" t="0" r="0" b="3810"/>
-                <wp:docPr id="40770246" name="Text Box 2"/>
-                <wp:cNvGraphicFramePr>
-                  <a:graphicFrameLocks xmlns:a="http://schemas.openxmlformats.org/drawingml/2006/main"/>
-                </wp:cNvGraphicFramePr>
-                <a:graphic xmlns:a="http://schemas.openxmlformats.org/drawingml/2006/main">
-                  <a:graphicData uri="http://schemas.microsoft.com/office/word/2010/wordprocessingShape">
-                    <wps:wsp>
-                      <wps:cNvSpPr txBox="1">
-                        <a:spLocks noChangeArrowheads="1"/>
-                      </wps:cNvSpPr>
-                      <wps:spPr bwMode="auto">
-                        <a:xfrm>
-                          <a:off x="0" y="0"/>
-                          <a:ext cx="1440000" cy="1404620"/>
-                        </a:xfrm>
-                        <a:prstGeom prst="rect">
-                          <a:avLst/>
-                        </a:prstGeom>
-                        <a:noFill/>
-                        <a:ln>
-                          <a:noFill/>
-                        </a:ln>
-                      </wps:spPr>
-                      <wps:style>
-                        <a:lnRef idx="0">
-                          <a:scrgbClr r="0" g="0" b="0"/>
-                        </a:lnRef>
-                        <a:fillRef idx="0">
-                          <a:scrgbClr r="0" g="0" b="0"/>
-                        </a:fillRef>
-                        <a:effectRef idx="0">
-                          <a:scrgbClr r="0" g="0" b="0"/>
-                        </a:effectRef>
-                        <a:fontRef idx="minor">
-                          <a:schemeClr val="dk1"/>
-                        </a:fontRef>
-                      </wps:style>
-                      <wps:txbx>
-                        <w:txbxContent>
-                          <w:p>
-                            <w:pPr>
-                              <w:jc w:val="center"/>
-                            </w:pPr>
-                            <w:r>
-                              <w:t>Korak 2</w:t>
-                            </w:r>
-                          </w:p>
-                        </w:txbxContent>
-                      </wps:txbx>
-                      <wps:bodyPr rot="0" vert="horz" wrap="square" lIns="91440" tIns="45720" rIns="91440" bIns="45720" anchor="t" anchorCtr="0">
-                        <a:spAutoFit/>
-                      </wps:bodyPr>
-                    </wps:wsp>
-                  </a:graphicData>
-                </a:graphic>
-              </wp:inline>
-            </w:drawing>
-          </mc:Choice>
-          <mc:Fallback>
-            <w:pict>
-              <v:shape w14:anchorId="25B8BF31" id="_x0000_s1027" type="#_x0000_t202" style="width:113.4pt;height:110.6pt;visibility:visible;mso-wrap-style:square;mso-left-percent:-10001;mso-top-percent:-10001;mso-position-horizontal:absolute;mso-position-horizontal-relative:char;mso-position-vertical:absolute;mso-position-vertical-relative:line;mso-left-percent:-10001;mso-top-percent:-10001;v-text-anchor:top" o:gfxdata="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" filled="f" stroked="f">
-                <v:textbox style="mso-fit-shape-to-text:t">
-                  <w:txbxContent>
-                    <w:p>
-                      <w:pPr>
-                        <w:jc w:val="center"/>
-                      </w:pPr>
-                      <w:r>
-                        <w:t>Korak 2</w:t>
-                      </w:r>
-                    </w:p>
-                  </w:txbxContent>
-                </v:textbox>
-                <w10:anchorlock/>
-              </v:shape>
-            </w:pict>
-          </mc:Fallback>
-        </mc:AlternateContent>
-      </w:r>
-      <w:r>
-        <w:rPr>
-          <w:noProof/>
-          <w:lang w:val="hr-HR"/>
-        </w:rPr>
-        <mc:AlternateContent>
-          <mc:Choice Requires="wps">
-            <w:drawing>
-              <wp:inline distT="0" distB="0" distL="0" distR="0" wp14:anchorId="2978B7DD" wp14:editId="509745C1">
-                <wp:extent cx="1440000" cy="1404620"/>
-                <wp:effectExtent l="0" t="0" r="0" b="3810"/>
-                <wp:docPr id="806557320" name="Text Box 2"/>
-                <wp:cNvGraphicFramePr>
-                  <a:graphicFrameLocks xmlns:a="http://schemas.openxmlformats.org/drawingml/2006/main"/>
-                </wp:cNvGraphicFramePr>
-                <a:graphic xmlns:a="http://schemas.openxmlformats.org/drawingml/2006/main">
-                  <a:graphicData uri="http://schemas.microsoft.com/office/word/2010/wordprocessingShape">
-                    <wps:wsp>
-                      <wps:cNvSpPr txBox="1">
-                        <a:spLocks noChangeArrowheads="1"/>
-                      </wps:cNvSpPr>
-                      <wps:spPr bwMode="auto">
-                        <a:xfrm>
-                          <a:off x="0" y="0"/>
-                          <a:ext cx="1440000" cy="1404620"/>
-                        </a:xfrm>
-                        <a:prstGeom prst="rect">
-                          <a:avLst/>
-                        </a:prstGeom>
-                        <a:noFill/>
-                        <a:ln>
-                          <a:noFill/>
-                        </a:ln>
-                      </wps:spPr>
-                      <wps:style>
-                        <a:lnRef idx="0">
-                          <a:scrgbClr r="0" g="0" b="0"/>
-                        </a:lnRef>
-                        <a:fillRef idx="0">
-                          <a:scrgbClr r="0" g="0" b="0"/>
-                        </a:fillRef>
-                        <a:effectRef idx="0">
-                          <a:scrgbClr r="0" g="0" b="0"/>
-                        </a:effectRef>
-                        <a:fontRef idx="minor">
-                          <a:schemeClr val="dk1"/>
-                        </a:fontRef>
-                      </wps:style>
-                      <wps:txbx>
-                        <w:txbxContent>
-                          <w:p>
-                            <w:pPr>
-                              <w:jc w:val="center"/>
-                            </w:pPr>
-                            <w:r>
-                              <w:t>Korak 3</w:t>
-                            </w:r>
-                          </w:p>
-                        </w:txbxContent>
-                      </wps:txbx>
-                      <wps:bodyPr rot="0" vert="horz" wrap="square" lIns="91440" tIns="45720" rIns="91440" bIns="45720" anchor="t" anchorCtr="0">
-                        <a:spAutoFit/>
-                      </wps:bodyPr>
-                    </wps:wsp>
-                  </a:graphicData>
-                </a:graphic>
-              </wp:inline>
-            </w:drawing>
-          </mc:Choice>
-          <mc:Fallback>
-            <w:pict>
-              <v:shape w14:anchorId="2978B7DD" id="_x0000_s1028" type="#_x0000_t202" style="width:113.4pt;height:110.6pt;visibility:visible;mso-wrap-style:square;mso-left-percent:-10001;mso-top-percent:-10001;mso-position-horizontal:absolute;mso-position-horizontal-relative:char;mso-position-vertical:absolute;mso-position-vertical-relative:line;mso-left-percent:-10001;mso-top-percent:-10001;v-text-anchor:top" o:gfxdata="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" filled="f" stroked="f">
-                <v:textbox style="mso-fit-shape-to-text:t">
-                  <w:txbxContent>
-                    <w:p>
-                      <w:pPr>
-                        <w:jc w:val="center"/>
-                      </w:pPr>
-                      <w:r>
-                        <w:t>Korak 3</w:t>
-                      </w:r>
-                    </w:p>
-                  </w:txbxContent>
-                </v:textbox>
-                <w10:anchorlock/>
-              </v:shape>
-            </w:pict>
-          </mc:Fallback>
-        </mc:AlternateContent>
-      </w:r>
-    </w:p>
-    <w:p>
-      <w:pPr>
-        <w:ind w:firstLine="720"/>
-        <w:jc w:val="center"/>
-        <w:rPr>
-          <w:lang w:val="hr-HR"/>
-        </w:rPr>
-      </w:pPr>
-      <w:r>
-        <w:rPr>
-          <w:noProof/>
-          <w:lang w:val="hr-HR"/>
-        </w:rPr>
-        <w:drawing>
-          <wp:inline distT="0" distB="0" distL="0" distR="0" wp14:anchorId="388D1BE1" wp14:editId="58F900C3">
-            <wp:extent cx="1440000" cy="1440000"/>
-            <wp:effectExtent l="0" t="0" r="0" b="8255"/>
-            <wp:docPr id="976102800" name="Picture 4"/>
-            <wp:cNvGraphicFramePr>
-              <a:graphicFrameLocks xmlns:a="http://schemas.openxmlformats.org/drawingml/2006/main" noChangeAspect="1"/>
-            </wp:cNvGraphicFramePr>
-            <a:graphic xmlns:a="http://schemas.openxmlformats.org/drawingml/2006/main">
-              <a:graphicData uri="http://schemas.openxmlformats.org/drawingml/2006/picture">
-                <pic:pic xmlns:pic="http://schemas.openxmlformats.org/drawingml/2006/picture">
-                  <pic:nvPicPr>
-                    <pic:cNvPr id="976102800" name="Picture 4"/>
-                    <pic:cNvPicPr/>
-                  </pic:nvPicPr>
-                  <pic:blipFill>
-                    <a:blip r:embed="rId14" cstate="print">
-                      <a:extLst>
-                        <a:ext uri="{28A0092B-C50C-407E-A947-70E740481C1C}">
-                          <a14:useLocalDpi xmlns:a14="http://schemas.microsoft.com/office/drawing/2010/main" val="0"/>
-                        </a:ext>
-                      </a:extLst>
-                    </a:blip>
-                    <a:stretch>
-                      <a:fillRect/>
-                    </a:stretch>
-                  </pic:blipFill>
-                  <pic:spPr>
-                    <a:xfrm>
-                      <a:off x="0" y="0"/>
-                      <a:ext cx="1440000" cy="1440000"/>
-                    </a:xfrm>
-                    <a:prstGeom prst="rect">
-                      <a:avLst/>
-                    </a:prstGeom>
-                  </pic:spPr>
-                </pic:pic>
-              </a:graphicData>
-            </a:graphic>
-          </wp:inline>
-        </w:drawing>
-      </w:r>
-      <w:r>
-        <w:rPr>
-          <w:noProof/>
-          <w:lang w:val="hr-HR"/>
-        </w:rPr>
-        <w:drawing>
-          <wp:inline distT="0" distB="0" distL="0" distR="0" wp14:anchorId="53072C21" wp14:editId="4C5DC5EA">
-            <wp:extent cx="1440000" cy="1440000"/>
-            <wp:effectExtent l="0" t="0" r="0" b="8255"/>
-            <wp:docPr id="1164210996" name="Picture 5" descr="A cartoon building with windows&#10;&#10;AI-generated content may be incorrect."/>
-            <wp:cNvGraphicFramePr>
-              <a:graphicFrameLocks xmlns:a="http://schemas.openxmlformats.org/drawingml/2006/main" noChangeAspect="1"/>
-            </wp:cNvGraphicFramePr>
-            <a:graphic xmlns:a="http://schemas.openxmlformats.org/drawingml/2006/main">
-              <a:graphicData uri="http://schemas.openxmlformats.org/drawingml/2006/picture">
-                <pic:pic xmlns:pic="http://schemas.openxmlformats.org/drawingml/2006/picture">
-                  <pic:nvPicPr>
-                    <pic:cNvPr id="1164210996" name="Picture 5" descr="A cartoon building with windows&#10;&#10;AI-generated content may be incorrect."/>
-                    <pic:cNvPicPr/>
-                  </pic:nvPicPr>
-                  <pic:blipFill>
-                    <a:blip r:embed="rId15" cstate="print">
-                      <a:extLst>
-                        <a:ext uri="{28A0092B-C50C-407E-A947-70E740481C1C}">
-                          <a14:useLocalDpi xmlns:a14="http://schemas.microsoft.com/office/drawing/2010/main" val="0"/>
-                        </a:ext>
-                      </a:extLst>
-                    </a:blip>
-                    <a:stretch>
-                      <a:fillRect/>
-                    </a:stretch>
-                  </pic:blipFill>
-                  <pic:spPr>
-                    <a:xfrm>
-                      <a:off x="0" y="0"/>
-                      <a:ext cx="1440000" cy="1440000"/>
-                    </a:xfrm>
-                    <a:prstGeom prst="rect">
-                      <a:avLst/>
-                    </a:prstGeom>
-                  </pic:spPr>
-                </pic:pic>
-              </a:graphicData>
-            </a:graphic>
-          </wp:inline>
-        </w:drawing>
-      </w:r>
-    </w:p>
-    <w:p>
-      <w:pPr>
-        <w:ind w:firstLine="720"/>
-        <w:jc w:val="center"/>
-        <w:rPr>
-          <w:lang w:val="hr-HR"/>
-        </w:rPr>
-      </w:pPr>
-      <w:r>
-        <w:rPr>
-          <w:noProof/>
-          <w:lang w:val="hr-HR"/>
-        </w:rPr>
-        <mc:AlternateContent>
-          <mc:Choice Requires="wps">
-            <w:drawing>
-              <wp:inline distT="0" distB="0" distL="0" distR="0" wp14:anchorId="659C2D97" wp14:editId="1735E970">
-                <wp:extent cx="1440000" cy="1404620"/>
-                <wp:effectExtent l="0" t="0" r="0" b="3810"/>
-                <wp:docPr id="777997175" name="Text Box 2"/>
-                <wp:cNvGraphicFramePr>
-                  <a:graphicFrameLocks xmlns:a="http://schemas.openxmlformats.org/drawingml/2006/main"/>
-                </wp:cNvGraphicFramePr>
-                <a:graphic xmlns:a="http://schemas.openxmlformats.org/drawingml/2006/main">
-                  <a:graphicData uri="http://schemas.microsoft.com/office/word/2010/wordprocessingShape">
-                    <wps:wsp>
-                      <wps:cNvSpPr txBox="1">
-                        <a:spLocks noChangeArrowheads="1"/>
-                      </wps:cNvSpPr>
-                      <wps:spPr bwMode="auto">
-                        <a:xfrm>
-                          <a:off x="0" y="0"/>
-                          <a:ext cx="1440000" cy="1404620"/>
-                        </a:xfrm>
-                        <a:prstGeom prst="rect">
-                          <a:avLst/>
-                        </a:prstGeom>
-                        <a:noFill/>
-                        <a:ln>
-                          <a:noFill/>
-                        </a:ln>
-                      </wps:spPr>
-                      <wps:style>
-                        <a:lnRef idx="0">
-                          <a:scrgbClr r="0" g="0" b="0"/>
-                        </a:lnRef>
-                        <a:fillRef idx="0">
-                          <a:scrgbClr r="0" g="0" b="0"/>
-                        </a:fillRef>
-                        <a:effectRef idx="0">
-                          <a:scrgbClr r="0" g="0" b="0"/>
-                        </a:effectRef>
-                        <a:fontRef idx="minor">
-                          <a:schemeClr val="dk1"/>
-                        </a:fontRef>
-                      </wps:style>
-                      <wps:txbx>
-                        <w:txbxContent>
-                          <w:p>
-                            <w:pPr>
-                              <w:jc w:val="center"/>
-                            </w:pPr>
-                            <w:r>
-                              <w:t>Korak 4</w:t>
-                            </w:r>
-                          </w:p>
-                        </w:txbxContent>
-                      </wps:txbx>
-                      <wps:bodyPr rot="0" vert="horz" wrap="square" lIns="91440" tIns="45720" rIns="91440" bIns="45720" anchor="t" anchorCtr="0">
-                        <a:spAutoFit/>
-                      </wps:bodyPr>
-                    </wps:wsp>
-                  </a:graphicData>
-                </a:graphic>
-              </wp:inline>
-            </w:drawing>
-          </mc:Choice>
-          <mc:Fallback>
-            <w:pict>
-              <v:shape w14:anchorId="659C2D97" id="_x0000_s1029" type="#_x0000_t202" style="width:113.4pt;height:110.6pt;visibility:visible;mso-wrap-style:square;mso-left-percent:-10001;mso-top-percent:-10001;mso-position-horizontal:absolute;mso-position-horizontal-relative:char;mso-position-vertical:absolute;mso-position-vertical-relative:line;mso-left-percent:-10001;mso-top-percent:-10001;v-text-anchor:top" o:gfxdata="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" filled="f" stroked="f">
-                <v:textbox style="mso-fit-shape-to-text:t">
-                  <w:txbxContent>
-                    <w:p>
-                      <w:pPr>
-                        <w:jc w:val="center"/>
-                      </w:pPr>
-                      <w:r>
-                        <w:t>Korak 4</w:t>
-                      </w:r>
-                    </w:p>
-                  </w:txbxContent>
-                </v:textbox>
-                <w10:anchorlock/>
-              </v:shape>
-            </w:pict>
-          </mc:Fallback>
-        </mc:AlternateContent>
-      </w:r>
-      <w:r>
-        <w:rPr>
-          <w:noProof/>
-          <w:lang w:val="hr-HR"/>
-        </w:rPr>
-        <mc:AlternateContent>
-          <mc:Choice Requires="wps">
-            <w:drawing>
-              <wp:inline distT="0" distB="0" distL="0" distR="0" wp14:anchorId="4D9F7A61" wp14:editId="3652CE59">
-                <wp:extent cx="1440000" cy="1404620"/>
-                <wp:effectExtent l="0" t="0" r="0" b="3810"/>
-                <wp:docPr id="217" name="Text Box 2"/>
-                <wp:cNvGraphicFramePr>
-                  <a:graphicFrameLocks xmlns:a="http://schemas.openxmlformats.org/drawingml/2006/main"/>
-                </wp:cNvGraphicFramePr>
-                <a:graphic xmlns:a="http://schemas.openxmlformats.org/drawingml/2006/main">
-                  <a:graphicData uri="http://schemas.microsoft.com/office/word/2010/wordprocessingShape">
-                    <wps:wsp>
-                      <wps:cNvSpPr txBox="1">
-                        <a:spLocks noChangeArrowheads="1"/>
-                      </wps:cNvSpPr>
-                      <wps:spPr bwMode="auto">
-                        <a:xfrm>
-                          <a:off x="0" y="0"/>
-                          <a:ext cx="1440000" cy="1404620"/>
-                        </a:xfrm>
-                        <a:prstGeom prst="rect">
-                          <a:avLst/>
-                        </a:prstGeom>
-                        <a:noFill/>
-                        <a:ln>
-                          <a:noFill/>
-                        </a:ln>
-                      </wps:spPr>
-                      <wps:style>
-                        <a:lnRef idx="0">
-                          <a:scrgbClr r="0" g="0" b="0"/>
-                        </a:lnRef>
-                        <a:fillRef idx="0">
-                          <a:scrgbClr r="0" g="0" b="0"/>
-                        </a:fillRef>
-                        <a:effectRef idx="0">
-                          <a:scrgbClr r="0" g="0" b="0"/>
-                        </a:effectRef>
-                        <a:fontRef idx="minor">
-                          <a:schemeClr val="dk1"/>
-                        </a:fontRef>
-                      </wps:style>
-                      <wps:txbx>
-                        <w:txbxContent>
-                          <w:p>
-                            <w:pPr>
-                              <w:jc w:val="center"/>
-                            </w:pPr>
-                            <w:r>
-                              <w:t>Korak 5</w:t>
-                            </w:r>
-                          </w:p>
-                        </w:txbxContent>
-                      </wps:txbx>
-                      <wps:bodyPr rot="0" vert="horz" wrap="square" lIns="91440" tIns="45720" rIns="91440" bIns="45720" anchor="t" anchorCtr="0">
-                        <a:spAutoFit/>
-                      </wps:bodyPr>
-                    </wps:wsp>
-                  </a:graphicData>
-                </a:graphic>
-              </wp:inline>
-            </w:drawing>
-          </mc:Choice>
-          <mc:Fallback>
-            <w:pict>
-              <v:shape w14:anchorId="4D9F7A61" id="_x0000_s1030" type="#_x0000_t202" style="width:113.4pt;height:110.6pt;visibility:visible;mso-wrap-style:square;mso-left-percent:-10001;mso-top-percent:-10001;mso-position-horizontal:absolute;mso-position-horizontal-relative:char;mso-position-vertical:absolute;mso-position-vertical-relative:line;mso-left-percent:-10001;mso-top-percent:-10001;v-text-anchor:top" o:gfxdata="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" filled="f" stroked="f">
-                <v:textbox style="mso-fit-shape-to-text:t">
-                  <w:txbxContent>
-                    <w:p>
-                      <w:pPr>
-                        <w:jc w:val="center"/>
-                      </w:pPr>
-                      <w:r>
-                        <w:t>Korak 5</w:t>
-                      </w:r>
-                    </w:p>
-                  </w:txbxContent>
-                </v:textbox>
-                <w10:anchorlock/>
-              </v:shape>
-            </w:pict>
-          </mc:Fallback>
-        </mc:AlternateContent>
-      </w:r>
-    </w:p>
-    <w:p>
-      <w:pPr>
-        <w:ind w:firstLine="720"/>
-        <w:jc w:val="center"/>
-        <w:rPr>
-          <w:color w:val="7F7F7F" w:themeColor="text1" w:themeTint="80"/>
-          <w:lang w:val="hr-HR"/>
-        </w:rPr>
-      </w:pPr>
-      <w:r>
-        <w:rPr>
-          <w:color w:val="7F7F7F" w:themeColor="text1" w:themeTint="80"/>
-          <w:lang w:val="hr-HR"/>
-        </w:rPr>
-        <w:t xml:space="preserve">Slika </w:t>
-      </w:r>
-      <w:r>
-        <w:rPr>
-          <w:color w:val="7F7F7F" w:themeColor="text1" w:themeTint="80"/>
-          <w:lang w:val="hr-HR"/>
-        </w:rPr>
-        <w:t>3</w:t>
-      </w:r>
-      <w:r>
-        <w:rPr>
-          <w:color w:val="7F7F7F" w:themeColor="text1" w:themeTint="80"/>
-          <w:lang w:val="hr-HR"/>
-        </w:rPr>
+          <w:color w:val="auto"/>
+          <w:lang w:val="hr-HR"/>
+        </w:rPr>
+      </w:pPr>
+      <w:proofErr w:type="spellStart"/>
+      <w:r>
+        <w:t>Slika</w:t>
+      </w:r>
+      <w:proofErr w:type="spellEnd"/>
+      <w:r>
+        <w:t xml:space="preserve"> </w:t>
+      </w:r>
+      <w:r>
+        <w:fldChar w:fldCharType="begin"/>
+      </w:r>
+      <w:r>
+        <w:instrText xml:space="preserve"> SEQ Slika \* ARABIC </w:instrText>
+      </w:r>
+      <w:r>
+        <w:fldChar w:fldCharType="separate"/>
+      </w:r>
+      <w:r>
+        <w:rPr>
+          <w:noProof/>
+        </w:rPr>
+        <w:t>13</w:t>
+      </w:r>
+      <w:r>
+        <w:fldChar w:fldCharType="end"/>
+      </w:r>
+      <w:r>
         <w:t xml:space="preserve">: </w:t>
       </w:r>
-      <w:r>
-        <w:rPr>
-          <w:color w:val="7F7F7F" w:themeColor="text1" w:themeTint="80"/>
-          <w:lang w:val="hr-HR"/>
-        </w:rPr>
-        <w:t>Postupak</w:t>
-      </w:r>
-      <w:r>
-        <w:rPr>
-          <w:color w:val="7F7F7F" w:themeColor="text1" w:themeTint="80"/>
-          <w:lang w:val="hr-HR"/>
-        </w:rPr>
-        <w:t xml:space="preserve"> izrade i generiranja modela građevine</w:t>
-      </w:r>
-    </w:p>
-    <w:p>
-      <w:pPr>
-        <w:widowControl/>
-        <w:spacing w:line="240" w:lineRule="auto"/>
-        <w:rPr>
-          <w:color w:val="7F7F7F" w:themeColor="text1" w:themeTint="80"/>
-          <w:lang w:val="hr-HR"/>
-        </w:rPr>
-      </w:pPr>
-      <w:r>
-        <w:rPr>
-          <w:color w:val="7F7F7F" w:themeColor="text1" w:themeTint="80"/>
-          <w:lang w:val="hr-HR"/>
-        </w:rPr>
-        <w:br w:type="page"/>
-      </w:r>
-    </w:p>
-    <w:p>
-      <w:pPr>
-        <w:pStyle w:val="Heading2"/>
-        <w:rPr>
-          <w:lang w:val="hr-HR"/>
-        </w:rPr>
-      </w:pPr>
-      <w:bookmarkStart w:id="8" w:name="_Toc218015133"/>
-      <w:r>
-        <w:rPr>
-          <w:lang w:val="hr-HR"/>
-        </w:rPr>
-        <w:lastRenderedPageBreak/>
-        <w:t>Diz</w:t>
-      </w:r>
-      <w:r>
-        <w:rPr>
-          <w:lang w:val="hr-HR"/>
-        </w:rPr>
-        <w:t>ajn levela</w:t>
-      </w:r>
-      <w:bookmarkEnd w:id="8"/>
-    </w:p>
-    <w:p>
-      <w:pPr>
-        <w:pStyle w:val="BodyText"/>
-        <w:ind w:left="0" w:firstLine="720"/>
-        <w:jc w:val="both"/>
-        <w:rPr>
-          <w:lang w:val="hr-HR"/>
-        </w:rPr>
-      </w:pPr>
-    </w:p>
-    <w:p>
-      <w:pPr>
-        <w:pStyle w:val="BodyText"/>
-        <w:ind w:left="0" w:firstLine="720"/>
-        <w:jc w:val="both"/>
-        <w:rPr>
-          <w:lang w:val="hr-HR"/>
-        </w:rPr>
-      </w:pPr>
-      <w:r>
-        <w:rPr>
-          <w:lang w:val="hr-HR"/>
-        </w:rPr>
-        <w:t xml:space="preserve">Level </w:t>
-      </w:r>
-      <w:r>
-        <w:rPr>
-          <w:lang w:val="hr-HR"/>
-        </w:rPr>
-        <w:t xml:space="preserve">u Dron.co je </w:t>
-      </w:r>
-      <w:r>
-        <w:rPr>
-          <w:lang w:val="hr-HR"/>
-        </w:rPr>
-        <w:t>stiliziran</w:t>
-      </w:r>
-      <w:r>
-        <w:rPr>
-          <w:lang w:val="hr-HR"/>
-        </w:rPr>
-        <w:t>i</w:t>
-      </w:r>
-      <w:r>
-        <w:rPr>
-          <w:lang w:val="hr-HR"/>
-        </w:rPr>
-        <w:t xml:space="preserve"> grad. Za izgradnju grada je korišten alat </w:t>
-      </w:r>
-      <w:r>
-        <w:rPr>
-          <w:i/>
-          <w:iCs/>
-          <w:lang w:val="hr-HR"/>
-        </w:rPr>
-        <w:t>GridMap</w:t>
-      </w:r>
-      <w:r>
-        <w:rPr>
-          <w:lang w:val="hr-HR"/>
-        </w:rPr>
-        <w:t xml:space="preserve"> unutar </w:t>
-      </w:r>
-      <w:r>
-        <w:rPr>
-          <w:i/>
-          <w:iCs/>
-          <w:lang w:val="hr-HR"/>
-        </w:rPr>
-        <w:t>Godot</w:t>
-      </w:r>
-      <w:r>
-        <w:rPr>
-          <w:lang w:val="hr-HR"/>
-        </w:rPr>
-        <w:t>.</w:t>
-      </w:r>
-      <w:r>
-        <w:rPr>
-          <w:lang w:val="hr-HR"/>
-        </w:rPr>
+      <w:proofErr w:type="spellStart"/>
+      <w:r>
+        <w:t>Raspored</w:t>
+      </w:r>
+      <w:proofErr w:type="spellEnd"/>
+      <w:r>
         <w:t xml:space="preserve"> </w:t>
       </w:r>
-      <w:r>
-        <w:rPr>
-          <w:i/>
-          <w:iCs/>
-          <w:lang w:val="hr-HR"/>
-        </w:rPr>
-        <w:t>GridMap</w:t>
-      </w:r>
-      <w:r>
-        <w:rPr>
-          <w:lang w:val="hr-HR"/>
-        </w:rPr>
-        <w:t xml:space="preserve"> služi za </w:t>
-      </w:r>
-      <w:r>
-        <w:rPr>
-          <w:lang w:val="hr-HR"/>
-        </w:rPr>
-        <w:t>efikasno popunjavanje velikih prostora ponavljajućim modularnim dijelovima</w:t>
-      </w:r>
-      <w:r>
-        <w:rPr>
-          <w:lang w:val="hr-HR"/>
-        </w:rPr>
-        <w:t xml:space="preserve">. </w:t>
-      </w:r>
-      <w:r>
-        <w:rPr>
-          <w:lang w:val="hr-HR"/>
-        </w:rPr>
-        <w:t>G</w:t>
-      </w:r>
-      <w:r>
-        <w:rPr>
-          <w:lang w:val="hr-HR"/>
-        </w:rPr>
-        <w:t>lavne prednosti</w:t>
-      </w:r>
-      <w:r>
-        <w:rPr>
-          <w:lang w:val="hr-HR"/>
-        </w:rPr>
-        <w:t xml:space="preserve"> korištenja alata</w:t>
-      </w:r>
-      <w:r>
-        <w:rPr>
-          <w:lang w:val="hr-HR"/>
-        </w:rPr>
-        <w:t xml:space="preserve"> u odnosu na klasično ručno postavljanje modela</w:t>
-      </w:r>
-      <w:r>
-        <w:rPr>
-          <w:lang w:val="hr-HR"/>
-        </w:rPr>
-        <w:t xml:space="preserve"> u scenu</w:t>
-      </w:r>
-      <w:r>
-        <w:rPr>
-          <w:lang w:val="hr-HR"/>
-        </w:rPr>
-        <w:t xml:space="preserve"> su znatno brž</w:t>
-      </w:r>
-      <w:r>
-        <w:rPr>
-          <w:lang w:val="hr-HR"/>
-        </w:rPr>
-        <w:t>a</w:t>
-      </w:r>
-      <w:r>
-        <w:rPr>
-          <w:lang w:val="hr-HR"/>
-        </w:rPr>
-        <w:t xml:space="preserve"> izgradnja i iteracija levela, automatsko</w:t>
-      </w:r>
-      <w:r>
-        <w:rPr>
+      <w:proofErr w:type="spellStart"/>
+      <w:r>
+        <w:t>grada</w:t>
+      </w:r>
+      <w:proofErr w:type="spellEnd"/>
+      <w:r>
+        <w:rPr>
+          <w:color w:val="auto"/>
           <w:lang w:val="hr-HR"/>
         </w:rPr>
         <w:t xml:space="preserve"> </w:t>
       </w:r>
-      <w:r>
-        <w:rPr>
-          <w:lang w:val="hr-HR"/>
-        </w:rPr>
-        <w:t>poravnanje elemenata</w:t>
-      </w:r>
-      <w:r>
-        <w:rPr>
-          <w:lang w:val="hr-HR"/>
-        </w:rPr>
-        <w:t xml:space="preserve"> u pravokutnu mrežu</w:t>
-      </w:r>
-      <w:r>
-        <w:rPr>
-          <w:lang w:val="hr-HR"/>
-        </w:rPr>
-        <w:t xml:space="preserve"> i</w:t>
-      </w:r>
-      <w:r>
-        <w:rPr>
-          <w:lang w:val="hr-HR"/>
-        </w:rPr>
-        <w:t xml:space="preserve"> bolja optimizacija</w:t>
-      </w:r>
-      <w:r>
-        <w:rPr>
-          <w:lang w:val="hr-HR"/>
-        </w:rPr>
-        <w:t>. Oblici modela građevina i cesta</w:t>
-      </w:r>
-      <w:r>
-        <w:rPr>
-          <w:lang w:val="hr-HR"/>
-        </w:rPr>
-        <w:t xml:space="preserve"> </w:t>
-      </w:r>
-      <w:r>
-        <w:rPr>
-          <w:lang w:val="hr-HR"/>
-        </w:rPr>
-        <w:t>čine ovaj alat</w:t>
-      </w:r>
-      <w:r>
-        <w:rPr>
-          <w:lang w:val="hr-HR"/>
-        </w:rPr>
-        <w:t xml:space="preserve"> idealnim za izgradnju</w:t>
-      </w:r>
-      <w:r>
-        <w:rPr>
-          <w:lang w:val="hr-HR"/>
-        </w:rPr>
-        <w:t xml:space="preserve"> i dizajniranje</w:t>
-      </w:r>
-      <w:r>
-        <w:rPr>
-          <w:lang w:val="hr-HR"/>
-        </w:rPr>
-        <w:t xml:space="preserve"> grad</w:t>
-      </w:r>
-      <w:r>
-        <w:rPr>
-          <w:lang w:val="hr-HR"/>
-        </w:rPr>
-        <w:t>a</w:t>
-      </w:r>
-      <w:r>
-        <w:rPr>
-          <w:lang w:val="hr-HR"/>
-        </w:rPr>
-        <w:t>.</w:t>
-      </w:r>
-    </w:p>
-    <w:p>
-      <w:pPr>
-        <w:pStyle w:val="BodyText"/>
-        <w:jc w:val="both"/>
-        <w:rPr>
-          <w:lang w:val="hr-HR"/>
-        </w:rPr>
-      </w:pPr>
     </w:p>
     <w:p>
       <w:pPr>
@@ -4780,100 +6599,6 @@
           <w:lang w:val="hr-HR"/>
         </w:rPr>
       </w:pPr>
-      <w:r>
-        <w:rPr>
-          <w:noProof/>
-          <w:lang w:val="hr-HR"/>
-        </w:rPr>
-        <w:drawing>
-          <wp:inline distT="0" distB="0" distL="0" distR="0" wp14:anchorId="55F79825" wp14:editId="5BF8B638">
-            <wp:extent cx="3575713" cy="2331472"/>
-            <wp:effectExtent l="0" t="0" r="5715" b="0"/>
-            <wp:docPr id="137277333" name="Picture 6" descr="A group of buildings and squares&#10;&#10;AI-generated content may be incorrect."/>
-            <wp:cNvGraphicFramePr>
-              <a:graphicFrameLocks xmlns:a="http://schemas.openxmlformats.org/drawingml/2006/main" noChangeAspect="1"/>
-            </wp:cNvGraphicFramePr>
-            <a:graphic xmlns:a="http://schemas.openxmlformats.org/drawingml/2006/main">
-              <a:graphicData uri="http://schemas.openxmlformats.org/drawingml/2006/picture">
-                <pic:pic xmlns:pic="http://schemas.openxmlformats.org/drawingml/2006/picture">
-                  <pic:nvPicPr>
-                    <pic:cNvPr id="137277333" name="Picture 6" descr="A group of buildings and squares&#10;&#10;AI-generated content may be incorrect."/>
-                    <pic:cNvPicPr/>
-                  </pic:nvPicPr>
-                  <pic:blipFill>
-                    <a:blip r:embed="rId16" cstate="print">
-                      <a:extLst>
-                        <a:ext uri="{28A0092B-C50C-407E-A947-70E740481C1C}">
-                          <a14:useLocalDpi xmlns:a14="http://schemas.microsoft.com/office/drawing/2010/main" val="0"/>
-                        </a:ext>
-                      </a:extLst>
-                    </a:blip>
-                    <a:stretch>
-                      <a:fillRect/>
-                    </a:stretch>
-                  </pic:blipFill>
-                  <pic:spPr>
-                    <a:xfrm>
-                      <a:off x="0" y="0"/>
-                      <a:ext cx="3587012" cy="2338839"/>
-                    </a:xfrm>
-                    <a:prstGeom prst="rect">
-                      <a:avLst/>
-                    </a:prstGeom>
-                  </pic:spPr>
-                </pic:pic>
-              </a:graphicData>
-            </a:graphic>
-          </wp:inline>
-        </w:drawing>
-      </w:r>
-    </w:p>
-    <w:p>
-      <w:pPr>
-        <w:pStyle w:val="BodyText"/>
-        <w:jc w:val="center"/>
-        <w:rPr>
-          <w:color w:val="808080" w:themeColor="background1" w:themeShade="80"/>
-          <w:lang w:val="hr-HR"/>
-        </w:rPr>
-      </w:pPr>
-      <w:r>
-        <w:rPr>
-          <w:color w:val="808080" w:themeColor="background1" w:themeShade="80"/>
-          <w:lang w:val="hr-HR"/>
-        </w:rPr>
-        <w:t xml:space="preserve">Slika 4: </w:t>
-      </w:r>
-      <w:r>
-        <w:rPr>
-          <w:color w:val="808080" w:themeColor="background1" w:themeShade="80"/>
-          <w:lang w:val="hr-HR"/>
-        </w:rPr>
-        <w:t>Prikaz modela na postavljenih u GridMap alatu</w:t>
-      </w:r>
-    </w:p>
-    <w:p>
-      <w:pPr>
-        <w:pStyle w:val="BodyText"/>
-        <w:jc w:val="both"/>
-        <w:rPr>
-          <w:lang w:val="hr-HR"/>
-        </w:rPr>
-      </w:pPr>
-    </w:p>
-    <w:p>
-      <w:pPr>
-        <w:pStyle w:val="BodyText"/>
-        <w:rPr>
-          <w:lang w:val="hr-HR"/>
-        </w:rPr>
-      </w:pPr>
-      <w:r>
-        <w:rPr>
-          <w:lang w:val="hr-HR"/>
-        </w:rPr>
-        <w:t>[opis i slika rasporeda grada kad bude gotov]</w:t>
-      </w:r>
     </w:p>
     <w:p>
       <w:pPr>
@@ -4985,7 +6710,35 @@
         <w:rPr>
           <w:lang w:val="hr-HR"/>
         </w:rPr>
-        <w:t>[main menu, HUD]</w:t>
+        <w:t>[</w:t>
+      </w:r>
+      <w:proofErr w:type="spellStart"/>
+      <w:r>
+        <w:rPr>
+          <w:lang w:val="hr-HR"/>
+        </w:rPr>
+        <w:t>main</w:t>
+      </w:r>
+      <w:proofErr w:type="spellEnd"/>
+      <w:r>
+        <w:rPr>
+          <w:lang w:val="hr-HR"/>
+        </w:rPr>
+        <w:t xml:space="preserve"> </w:t>
+      </w:r>
+      <w:proofErr w:type="spellStart"/>
+      <w:r>
+        <w:rPr>
+          <w:lang w:val="hr-HR"/>
+        </w:rPr>
+        <w:t>menu</w:t>
+      </w:r>
+      <w:proofErr w:type="spellEnd"/>
+      <w:r>
+        <w:rPr>
+          <w:lang w:val="hr-HR"/>
+        </w:rPr>
+        <w:t>, HUD]</w:t>
       </w:r>
     </w:p>
     <w:p>
@@ -5106,10 +6859,41 @@
         <w:rPr>
           <w:lang w:val="hr-HR"/>
         </w:rPr>
-        <w:t>[third party assets]</w:t>
+        <w:t>[</w:t>
+      </w:r>
+      <w:proofErr w:type="spellStart"/>
+      <w:r>
+        <w:rPr>
+          <w:lang w:val="hr-HR"/>
+        </w:rPr>
+        <w:t>third</w:t>
+      </w:r>
+      <w:proofErr w:type="spellEnd"/>
+      <w:r>
+        <w:rPr>
+          <w:lang w:val="hr-HR"/>
+        </w:rPr>
+        <w:t xml:space="preserve"> party </w:t>
+      </w:r>
+      <w:proofErr w:type="spellStart"/>
+      <w:r>
+        <w:rPr>
+          <w:lang w:val="hr-HR"/>
+        </w:rPr>
+        <w:t>assets</w:t>
+      </w:r>
+      <w:proofErr w:type="spellEnd"/>
+      <w:r>
+        <w:rPr>
+          <w:lang w:val="hr-HR"/>
+        </w:rPr>
+        <w:t>]</w:t>
       </w:r>
     </w:p>
     <w:sectPr>
+      <w:headerReference w:type="default" r:id="rId25"/>
+      <w:footerReference w:type="default" r:id="rId26"/>
+      <w:type w:val="continuous"/>
       <w:pgSz w:w="12240" w:h="15840" w:code="1"/>
       <w:pgMar w:top="1440" w:right="1440" w:bottom="1440" w:left="1440" w:header="720" w:footer="720" w:gutter="0"/>
       <w:cols w:space="720"/>
@@ -5180,13 +6964,7 @@
             <w:rPr>
               <w:lang w:val="hr-HR"/>
             </w:rPr>
-            <w:t xml:space="preserve">FER  </w:t>
-          </w:r>
-          <w:r>
-            <w:rPr>
-              <w:lang w:val="hr-HR"/>
-            </w:rPr>
-            <w:t>- Projekt</w:t>
+            <w:t>FER  - Projekt</w:t>
           </w:r>
         </w:p>
       </w:tc>
@@ -5248,7 +7026,7 @@
               <w:noProof/>
               <w:lang w:val="hr-HR"/>
             </w:rPr>
-            <w:t>2025</w:t>
+            <w:t>2026</w:t>
           </w:r>
           <w:r>
             <w:rPr>
@@ -5467,7 +7245,7 @@
             <w:rPr>
               <w:lang w:val="hr-HR"/>
             </w:rPr>
-            <w:t>2</w:t>
+            <w:t>3</w:t>
           </w:r>
           <w:r>
             <w:rPr>
@@ -5511,7 +7289,35 @@
             <w:rPr>
               <w:lang w:val="hr-HR"/>
             </w:rPr>
-            <w:t xml:space="preserve">  Datum:  &lt;dd/mm/yy&gt;</w:t>
+            <w:t xml:space="preserve">  Datum:  &lt;</w:t>
+          </w:r>
+          <w:proofErr w:type="spellStart"/>
+          <w:r>
+            <w:rPr>
+              <w:lang w:val="hr-HR"/>
+            </w:rPr>
+            <w:t>dd</w:t>
+          </w:r>
+          <w:proofErr w:type="spellEnd"/>
+          <w:r>
+            <w:rPr>
+              <w:lang w:val="hr-HR"/>
+            </w:rPr>
+            <w:t>/mm/</w:t>
+          </w:r>
+          <w:proofErr w:type="spellStart"/>
+          <w:r>
+            <w:rPr>
+              <w:lang w:val="hr-HR"/>
+            </w:rPr>
+            <w:t>yy</w:t>
+          </w:r>
+          <w:proofErr w:type="spellEnd"/>
+          <w:r>
+            <w:rPr>
+              <w:lang w:val="hr-HR"/>
+            </w:rPr>
+            <w:t>&gt;</w:t>
           </w:r>
         </w:p>
       </w:tc>
@@ -5745,6 +7551,119 @@
     </w:lvl>
   </w:abstractNum>
   <w:abstractNum w:abstractNumId="2" w15:restartNumberingAfterBreak="0">
+    <w:nsid w:val="178862CE"/>
+    <w:multiLevelType w:val="multilevel"/>
+    <w:tmpl w:val="B1E2982E"/>
+    <w:lvl w:ilvl="0">
+      <w:start w:val="2"/>
+      <w:numFmt w:val="decimal"/>
+      <w:lvlText w:val="%1."/>
+      <w:lvlJc w:val="left"/>
+      <w:pPr>
+        <w:ind w:left="360" w:hanging="360"/>
+      </w:pPr>
+      <w:rPr>
+        <w:rFonts w:hint="default"/>
+      </w:rPr>
+    </w:lvl>
+    <w:lvl w:ilvl="1">
+      <w:start w:val="5"/>
+      <w:numFmt w:val="decimal"/>
+      <w:lvlText w:val="%1.%2-"/>
+      <w:lvlJc w:val="left"/>
+      <w:pPr>
+        <w:ind w:left="360" w:hanging="360"/>
+      </w:pPr>
+      <w:rPr>
+        <w:rFonts w:hint="default"/>
+      </w:rPr>
+    </w:lvl>
+    <w:lvl w:ilvl="2">
+      <w:start w:val="1"/>
+      <w:numFmt w:val="decimal"/>
+      <w:lvlText w:val="%1.%2-%3."/>
+      <w:lvlJc w:val="left"/>
+      <w:pPr>
+        <w:ind w:left="720" w:hanging="720"/>
+      </w:pPr>
+      <w:rPr>
+        <w:rFonts w:hint="default"/>
+      </w:rPr>
+    </w:lvl>
+    <w:lvl w:ilvl="3">
+      <w:start w:val="1"/>
+      <w:numFmt w:val="decimal"/>
+      <w:lvlText w:val="%1.%2-%3.%4."/>
+      <w:lvlJc w:val="left"/>
+      <w:pPr>
+        <w:ind w:left="720" w:hanging="720"/>
+      </w:pPr>
+      <w:rPr>
+        <w:rFonts w:hint="default"/>
+      </w:rPr>
+    </w:lvl>
+    <w:lvl w:ilvl="4">
+      <w:start w:val="1"/>
+      <w:numFmt w:val="decimal"/>
+      <w:lvlText w:val="%1.%2-%3.%4.%5."/>
+      <w:lvlJc w:val="left"/>
+      <w:pPr>
+        <w:ind w:left="1080" w:hanging="1080"/>
+      </w:pPr>
+      <w:rPr>
+        <w:rFonts w:hint="default"/>
+      </w:rPr>
+    </w:lvl>
+    <w:lvl w:ilvl="5">
+      <w:start w:val="1"/>
+      <w:numFmt w:val="decimal"/>
+      <w:lvlText w:val="%1.%2-%3.%4.%5.%6."/>
+      <w:lvlJc w:val="left"/>
+      <w:pPr>
+        <w:ind w:left="1080" w:hanging="1080"/>
+      </w:pPr>
+      <w:rPr>
+        <w:rFonts w:hint="default"/>
+      </w:rPr>
+    </w:lvl>
+    <w:lvl w:ilvl="6">
+      <w:start w:val="1"/>
+      <w:numFmt w:val="decimal"/>
+      <w:lvlText w:val="%1.%2-%3.%4.%5.%6.%7."/>
+      <w:lvlJc w:val="left"/>
+      <w:pPr>
+        <w:ind w:left="1080" w:hanging="1080"/>
+      </w:pPr>
+      <w:rPr>
+        <w:rFonts w:hint="default"/>
+      </w:rPr>
+    </w:lvl>
+    <w:lvl w:ilvl="7">
+      <w:start w:val="1"/>
+      <w:numFmt w:val="decimal"/>
+      <w:lvlText w:val="%1.%2-%3.%4.%5.%6.%7.%8."/>
+      <w:lvlJc w:val="left"/>
+      <w:pPr>
+        <w:ind w:left="1440" w:hanging="1440"/>
+      </w:pPr>
+      <w:rPr>
+        <w:rFonts w:hint="default"/>
+      </w:rPr>
+    </w:lvl>
+    <w:lvl w:ilvl="8">
+      <w:start w:val="1"/>
+      <w:numFmt w:val="decimal"/>
+      <w:lvlText w:val="%1.%2-%3.%4.%5.%6.%7.%8.%9."/>
+      <w:lvlJc w:val="left"/>
+      <w:pPr>
+        <w:ind w:left="1440" w:hanging="1440"/>
+      </w:pPr>
+      <w:rPr>
+        <w:rFonts w:hint="default"/>
+      </w:rPr>
+    </w:lvl>
+  </w:abstractNum>
+  <w:abstractNum w:abstractNumId="3" w15:restartNumberingAfterBreak="0">
     <w:nsid w:val="20911403"/>
     <w:multiLevelType w:val="hybridMultilevel"/>
     <w:tmpl w:val="C6BA4C44"/>
@@ -5884,7 +7803,7 @@
       </w:rPr>
     </w:lvl>
   </w:abstractNum>
-  <w:abstractNum w:abstractNumId="3" w15:restartNumberingAfterBreak="0">
+  <w:abstractNum w:abstractNumId="4" w15:restartNumberingAfterBreak="0">
     <w:nsid w:val="2CD47FF4"/>
     <w:multiLevelType w:val="hybridMultilevel"/>
     <w:tmpl w:val="34FE5144"/>
@@ -6024,7 +7943,93 @@
       </w:rPr>
     </w:lvl>
   </w:abstractNum>
-  <w:abstractNum w:abstractNumId="4" w15:restartNumberingAfterBreak="0">
+  <w:abstractNum w:abstractNumId="5" w15:restartNumberingAfterBreak="0">
+    <w:nsid w:val="2E052F96"/>
+    <w:multiLevelType w:val="hybridMultilevel"/>
+    <w:tmpl w:val="9328FD64"/>
+    <w:lvl w:ilvl="0" w:tplc="041A000F">
+      <w:start w:val="1"/>
+      <w:numFmt w:val="decimal"/>
+      <w:lvlText w:val="%1."/>
+      <w:lvlJc w:val="left"/>
+      <w:pPr>
+        <w:ind w:left="360" w:hanging="360"/>
+      </w:pPr>
+    </w:lvl>
+    <w:lvl w:ilvl="1" w:tplc="041A0019" w:tentative="1">
+      <w:start w:val="1"/>
+      <w:numFmt w:val="lowerLetter"/>
+      <w:lvlText w:val="%2."/>
+      <w:lvlJc w:val="left"/>
+      <w:pPr>
+        <w:ind w:left="1080" w:hanging="360"/>
+      </w:pPr>
+    </w:lvl>
+    <w:lvl w:ilvl="2" w:tplc="041A001B" w:tentative="1">
+      <w:start w:val="1"/>
+      <w:numFmt w:val="lowerRoman"/>
+      <w:lvlText w:val="%3."/>
+      <w:lvlJc w:val="right"/>
+      <w:pPr>
+        <w:ind w:left="1800" w:hanging="180"/>
+      </w:pPr>
+    </w:lvl>
+    <w:lvl w:ilvl="3" w:tplc="041A000F" w:tentative="1">
+      <w:start w:val="1"/>
+      <w:numFmt w:val="decimal"/>
+      <w:lvlText w:val="%4."/>
+      <w:lvlJc w:val="left"/>
+      <w:pPr>
+        <w:ind w:left="2520" w:hanging="360"/>
+      </w:pPr>
+    </w:lvl>
+    <w:lvl w:ilvl="4" w:tplc="041A0019" w:tentative="1">
+      <w:start w:val="1"/>
+      <w:numFmt w:val="lowerLetter"/>
+      <w:lvlText w:val="%5."/>
+      <w:lvlJc w:val="left"/>
+      <w:pPr>
+        <w:ind w:left="3240" w:hanging="360"/>
+      </w:pPr>
+    </w:lvl>
+    <w:lvl w:ilvl="5" w:tplc="041A001B" w:tentative="1">
+      <w:start w:val="1"/>
+      <w:numFmt w:val="lowerRoman"/>
+      <w:lvlText w:val="%6."/>
+      <w:lvlJc w:val="right"/>
+      <w:pPr>
+        <w:ind w:left="3960" w:hanging="180"/>
+      </w:pPr>
+    </w:lvl>
+    <w:lvl w:ilvl="6" w:tplc="041A000F" w:tentative="1">
+      <w:start w:val="1"/>
+      <w:numFmt w:val="decimal"/>
+      <w:lvlText w:val="%7."/>
+      <w:lvlJc w:val="left"/>
+      <w:pPr>
+        <w:ind w:left="4680" w:hanging="360"/>
+      </w:pPr>
+    </w:lvl>
+    <w:lvl w:ilvl="7" w:tplc="041A0019" w:tentative="1">
+      <w:start w:val="1"/>
+      <w:numFmt w:val="lowerLetter"/>
+      <w:lvlText w:val="%8."/>
+      <w:lvlJc w:val="left"/>
+      <w:pPr>
+        <w:ind w:left="5400" w:hanging="360"/>
+      </w:pPr>
+    </w:lvl>
+    <w:lvl w:ilvl="8" w:tplc="041A001B" w:tentative="1">
+      <w:start w:val="1"/>
+      <w:numFmt w:val="lowerRoman"/>
+      <w:lvlText w:val="%9."/>
+      <w:lvlJc w:val="right"/>
+      <w:pPr>
+        <w:ind w:left="6120" w:hanging="180"/>
+      </w:pPr>
+    </w:lvl>
+  </w:abstractNum>
+  <w:abstractNum w:abstractNumId="6" w15:restartNumberingAfterBreak="0">
     <w:nsid w:val="421978A1"/>
     <w:multiLevelType w:val="hybridMultilevel"/>
     <w:tmpl w:val="C4EAE0A8"/>
@@ -6164,7 +8169,120 @@
       </w:rPr>
     </w:lvl>
   </w:abstractNum>
-  <w:abstractNum w:abstractNumId="5" w15:restartNumberingAfterBreak="0">
+  <w:abstractNum w:abstractNumId="7" w15:restartNumberingAfterBreak="0">
+    <w:nsid w:val="47C05710"/>
+    <w:multiLevelType w:val="multilevel"/>
+    <w:tmpl w:val="B1E2982E"/>
+    <w:lvl w:ilvl="0">
+      <w:start w:val="2"/>
+      <w:numFmt w:val="decimal"/>
+      <w:lvlText w:val="%1."/>
+      <w:lvlJc w:val="left"/>
+      <w:pPr>
+        <w:ind w:left="360" w:hanging="360"/>
+      </w:pPr>
+      <w:rPr>
+        <w:rFonts w:hint="default"/>
+      </w:rPr>
+    </w:lvl>
+    <w:lvl w:ilvl="1">
+      <w:start w:val="5"/>
+      <w:numFmt w:val="decimal"/>
+      <w:lvlText w:val="%1.%2-"/>
+      <w:lvlJc w:val="left"/>
+      <w:pPr>
+        <w:ind w:left="360" w:hanging="360"/>
+      </w:pPr>
+      <w:rPr>
+        <w:rFonts w:hint="default"/>
+      </w:rPr>
+    </w:lvl>
+    <w:lvl w:ilvl="2">
+      <w:start w:val="1"/>
+      <w:numFmt w:val="decimal"/>
+      <w:lvlText w:val="%1.%2-%3."/>
+      <w:lvlJc w:val="left"/>
+      <w:pPr>
+        <w:ind w:left="720" w:hanging="720"/>
+      </w:pPr>
+      <w:rPr>
+        <w:rFonts w:hint="default"/>
+      </w:rPr>
+    </w:lvl>
+    <w:lvl w:ilvl="3">
+      <w:start w:val="1"/>
+      <w:numFmt w:val="decimal"/>
+      <w:lvlText w:val="%1.%2-%3.%4."/>
+      <w:lvlJc w:val="left"/>
+      <w:pPr>
+        <w:ind w:left="720" w:hanging="720"/>
+      </w:pPr>
+      <w:rPr>
+        <w:rFonts w:hint="default"/>
+      </w:rPr>
+    </w:lvl>
+    <w:lvl w:ilvl="4">
+      <w:start w:val="1"/>
+      <w:numFmt w:val="decimal"/>
+      <w:lvlText w:val="%1.%2-%3.%4.%5."/>
+      <w:lvlJc w:val="left"/>
+      <w:pPr>
+        <w:ind w:left="1080" w:hanging="1080"/>
+      </w:pPr>
+      <w:rPr>
+        <w:rFonts w:hint="default"/>
+      </w:rPr>
+    </w:lvl>
+    <w:lvl w:ilvl="5">
+      <w:start w:val="1"/>
+      <w:numFmt w:val="decimal"/>
+      <w:lvlText w:val="%1.%2-%3.%4.%5.%6."/>
+      <w:lvlJc w:val="left"/>
+      <w:pPr>
+        <w:ind w:left="1080" w:hanging="1080"/>
+      </w:pPr>
+      <w:rPr>
+        <w:rFonts w:hint="default"/>
+      </w:rPr>
+    </w:lvl>
+    <w:lvl w:ilvl="6">
+      <w:start w:val="1"/>
+      <w:numFmt w:val="decimal"/>
+      <w:lvlText w:val="%1.%2-%3.%4.%5.%6.%7."/>
+      <w:lvlJc w:val="left"/>
+      <w:pPr>
+        <w:ind w:left="1080" w:hanging="1080"/>
+      </w:pPr>
+      <w:rPr>
+        <w:rFonts w:hint="default"/>
+      </w:rPr>
+    </w:lvl>
+    <w:lvl w:ilvl="7">
+      <w:start w:val="1"/>
+      <w:numFmt w:val="decimal"/>
+      <w:lvlText w:val="%1.%2-%3.%4.%5.%6.%7.%8."/>
+      <w:lvlJc w:val="left"/>
+      <w:pPr>
+        <w:ind w:left="1440" w:hanging="1440"/>
+      </w:pPr>
+      <w:rPr>
+        <w:rFonts w:hint="default"/>
+      </w:rPr>
+    </w:lvl>
+    <w:lvl w:ilvl="8">
+      <w:start w:val="1"/>
+      <w:numFmt w:val="decimal"/>
+      <w:lvlText w:val="%1.%2-%3.%4.%5.%6.%7.%8.%9."/>
+      <w:lvlJc w:val="left"/>
+      <w:pPr>
+        <w:ind w:left="1440" w:hanging="1440"/>
+      </w:pPr>
+      <w:rPr>
+        <w:rFonts w:hint="default"/>
+      </w:rPr>
+    </w:lvl>
+  </w:abstractNum>
+  <w:abstractNum w:abstractNumId="8" w15:restartNumberingAfterBreak="0">
     <w:nsid w:val="672F51E9"/>
     <w:multiLevelType w:val="hybridMultilevel"/>
     <w:tmpl w:val="19344450"/>
@@ -6304,7 +8422,7 @@
       </w:rPr>
     </w:lvl>
   </w:abstractNum>
-  <w:abstractNum w:abstractNumId="6" w15:restartNumberingAfterBreak="0">
+  <w:abstractNum w:abstractNumId="9" w15:restartNumberingAfterBreak="0">
     <w:nsid w:val="791447D4"/>
     <w:multiLevelType w:val="hybridMultilevel"/>
     <w:tmpl w:val="B40018E0"/>
@@ -6421,22 +8539,40 @@
     <w:abstractNumId w:val="0"/>
   </w:num>
   <w:num w:numId="2" w16cid:durableId="259215776">
-    <w:abstractNumId w:val="5"/>
+    <w:abstractNumId w:val="8"/>
   </w:num>
   <w:num w:numId="3" w16cid:durableId="993141627">
-    <w:abstractNumId w:val="2"/>
+    <w:abstractNumId w:val="3"/>
   </w:num>
   <w:num w:numId="4" w16cid:durableId="1348288447">
     <w:abstractNumId w:val="1"/>
   </w:num>
   <w:num w:numId="5" w16cid:durableId="1375428971">
-    <w:abstractNumId w:val="3"/>
+    <w:abstractNumId w:val="4"/>
   </w:num>
   <w:num w:numId="6" w16cid:durableId="390543078">
-    <w:abstractNumId w:val="4"/>
+    <w:abstractNumId w:val="6"/>
   </w:num>
   <w:num w:numId="7" w16cid:durableId="1269658779">
-    <w:abstractNumId w:val="6"/>
+    <w:abstractNumId w:val="9"/>
+  </w:num>
+  <w:num w:numId="8" w16cid:durableId="1078550788">
+    <w:abstractNumId w:val="5"/>
+  </w:num>
+  <w:num w:numId="9" w16cid:durableId="1716807569">
+    <w:abstractNumId w:val="7"/>
+  </w:num>
+  <w:num w:numId="10" w16cid:durableId="1993410143">
+    <w:abstractNumId w:val="2"/>
+  </w:num>
+  <w:num w:numId="11" w16cid:durableId="2026517465">
+    <w:abstractNumId w:val="0"/>
+    <w:lvlOverride w:ilvl="0">
+      <w:startOverride w:val="2"/>
+    </w:lvlOverride>
+    <w:lvlOverride w:ilvl="1">
+      <w:startOverride w:val="5"/>
+    </w:lvlOverride>
   </w:num>
 </w:numbering>
 </file>
@@ -6901,6 +9037,7 @@
   <w:style w:type="character" w:default="1" w:styleId="DefaultParagraphFont">
     <w:name w:val="Default Paragraph Font"/>
     <w:uiPriority w:val="1"/>
+    <w:semiHidden/>
     <w:unhideWhenUsed/>
   </w:style>
   <w:style w:type="table" w:default="1" w:styleId="TableNormal">
@@ -7389,6 +9526,35 @@
       <w:bCs/>
     </w:rPr>
   </w:style>
+  <w:style w:type="paragraph" w:styleId="ListParagraph">
+    <w:name w:val="List Paragraph"/>
+    <w:basedOn w:val="Normal"/>
+    <w:uiPriority w:val="34"/>
+    <w:qFormat/>
+    <w:rsid w:val="00F24ACD"/>
+    <w:pPr>
+      <w:ind w:left="720"/>
+      <w:contextualSpacing/>
+    </w:pPr>
+  </w:style>
+  <w:style w:type="paragraph" w:styleId="Caption">
+    <w:name w:val="caption"/>
+    <w:basedOn w:val="Normal"/>
+    <w:next w:val="Normal"/>
+    <w:unhideWhenUsed/>
+    <w:qFormat/>
+    <w:rsid w:val="00FE6CFE"/>
+    <w:pPr>
+      <w:spacing w:after="200" w:line="240" w:lineRule="auto"/>
+    </w:pPr>
+    <w:rPr>
+      <w:i/>
+      <w:iCs/>
+      <w:color w:val="0E2841" w:themeColor="text2"/>
+      <w:sz w:val="18"/>
+      <w:szCs w:val="18"/>
+    </w:rPr>
+  </w:style>
 </w:styles>
 </file>
 
@@ -7685,4 +9851,16 @@
     </a:ext>
   </a:extLst>
 </a:theme>
+</file>
+
+<file path=customXml/item1.xml><?xml version="1.0" encoding="utf-8"?>
+<b:Sources xmlns:b="http://schemas.openxmlformats.org/officeDocument/2006/bibliography" xmlns="http://schemas.openxmlformats.org/officeDocument/2006/bibliography" SelectedStyle="\APASixthEditionOfficeOnline.xsl" StyleName="APA" Version="6"/>
+</file>
+
+<file path=customXml/itemProps1.xml><?xml version="1.0" encoding="utf-8"?>
+<ds:datastoreItem xmlns:ds="http://schemas.openxmlformats.org/officeDocument/2006/customXml" ds:itemID="{7EB0FA82-DFE1-4A5C-A2F8-03B5E8A02241}">
+  <ds:schemaRefs>
+    <ds:schemaRef ds:uri="http://schemas.openxmlformats.org/officeDocument/2006/bibliography"/>
+  </ds:schemaRefs>
+</ds:datastoreItem>
 </file>
--- a/docs/tehnička_dokumentacija/Tehnička dokumentacija.docx
+++ b/docs/tehnička_dokumentacija/Tehnička dokumentacija.docx
@@ -2726,10 +2726,11 @@
             </w:pPr>
             <w:r>
               <w:rPr>
+                <w:noProof/>
                 <w:lang w:val="hr-HR"/>
               </w:rPr>
               <w:drawing>
-                <wp:inline distT="0" distB="0" distL="0" distR="0" wp14:anchorId="3D60FBB4" wp14:editId="4CA50022">
+                <wp:inline distT="0" distB="0" distL="0" distR="0" wp14:anchorId="3D60FBB4" wp14:editId="0FC8F7E6">
                   <wp:extent cx="1800000" cy="1800000"/>
                   <wp:effectExtent l="0" t="0" r="0" b="0"/>
                   <wp:docPr id="1920218714" name="Picture 1"/>
@@ -2858,10 +2859,11 @@
             </w:pPr>
             <w:r>
               <w:rPr>
+                <w:noProof/>
                 <w:lang w:val="hr-HR"/>
               </w:rPr>
               <w:drawing>
-                <wp:inline distT="0" distB="0" distL="0" distR="0" wp14:anchorId="22A2449B" wp14:editId="462EB138">
+                <wp:inline distT="0" distB="0" distL="0" distR="0" wp14:anchorId="22A2449B" wp14:editId="51323FDE">
                   <wp:extent cx="1800000" cy="1800000"/>
                   <wp:effectExtent l="0" t="0" r="0" b="0"/>
                   <wp:docPr id="1923138967" name="Picture 1"/>
@@ -2968,10 +2970,11 @@
             </w:pPr>
             <w:r>
               <w:rPr>
+                <w:noProof/>
                 <w:lang w:val="hr-HR"/>
               </w:rPr>
               <w:drawing>
-                <wp:inline distT="0" distB="0" distL="0" distR="0" wp14:anchorId="0025C637" wp14:editId="4431DA23">
+                <wp:inline distT="0" distB="0" distL="0" distR="0" wp14:anchorId="0025C637" wp14:editId="6FE8CDF6">
                   <wp:extent cx="1800000" cy="1800000"/>
                   <wp:effectExtent l="0" t="0" r="0" b="0"/>
                   <wp:docPr id="683974906" name="Picture 1"/>
@@ -3079,10 +3082,11 @@
             </w:pPr>
             <w:r>
               <w:rPr>
+                <w:noProof/>
                 <w:lang w:val="hr-HR"/>
               </w:rPr>
               <w:drawing>
-                <wp:inline distT="0" distB="0" distL="0" distR="0" wp14:anchorId="3EC9A6DF" wp14:editId="591388F6">
+                <wp:inline distT="0" distB="0" distL="0" distR="0" wp14:anchorId="3EC9A6DF" wp14:editId="6297AD86">
                   <wp:extent cx="1800000" cy="1800000"/>
                   <wp:effectExtent l="0" t="0" r="0" b="0"/>
                   <wp:docPr id="650058983" name="Picture 1"/>
@@ -5017,8 +5021,8 @@
         <w:tblLook w:val="04A0" w:firstRow="1" w:lastRow="0" w:firstColumn="1" w:lastColumn="0" w:noHBand="0" w:noVBand="1"/>
       </w:tblPr>
       <w:tblGrid>
-        <w:gridCol w:w="6917"/>
-        <w:gridCol w:w="2443"/>
+        <w:gridCol w:w="6967"/>
+        <w:gridCol w:w="2393"/>
       </w:tblGrid>
       <w:tr>
         <w:tc>
@@ -5042,12 +5046,13 @@
             </w:pPr>
             <w:r>
               <w:rPr>
+                <w:noProof/>
                 <w:lang w:val="hr-HR"/>
               </w:rPr>
               <w:drawing>
-                <wp:inline distT="0" distB="0" distL="0" distR="0" wp14:anchorId="47E5F327" wp14:editId="1E89A09E">
-                  <wp:extent cx="3625581" cy="1371600"/>
-                  <wp:effectExtent l="0" t="0" r="0" b="0"/>
+                <wp:inline distT="0" distB="0" distL="0" distR="0" wp14:anchorId="47E5F327" wp14:editId="635C2F83">
+                  <wp:extent cx="3596014" cy="1393343"/>
+                  <wp:effectExtent l="0" t="0" r="4445" b="0"/>
                   <wp:docPr id="10046689" name="Picture 1"/>
                   <wp:cNvGraphicFramePr>
                     <a:graphicFrameLocks xmlns:a="http://schemas.openxmlformats.org/drawingml/2006/main" noChangeAspect="1"/>
@@ -5056,11 +5061,17 @@
                     <a:graphicData uri="http://schemas.openxmlformats.org/drawingml/2006/picture">
                       <pic:pic xmlns:pic="http://schemas.openxmlformats.org/drawingml/2006/picture">
                         <pic:nvPicPr>
-                          <pic:cNvPr id="10046689" name=""/>
+                          <pic:cNvPr id="10046689" name="Picture 1"/>
                           <pic:cNvPicPr/>
                         </pic:nvPicPr>
                         <pic:blipFill>
-                          <a:blip r:embed="rId16"/>
+                          <a:blip r:embed="rId16" cstate="print">
+                            <a:extLst>
+                              <a:ext uri="{28A0092B-C50C-407E-A947-70E740481C1C}">
+                                <a14:useLocalDpi xmlns:a14="http://schemas.microsoft.com/office/drawing/2010/main" val="0"/>
+                              </a:ext>
+                            </a:extLst>
+                          </a:blip>
                           <a:stretch>
                             <a:fillRect/>
                           </a:stretch>
@@ -5068,7 +5079,7 @@
                         <pic:spPr>
                           <a:xfrm>
                             <a:off x="0" y="0"/>
-                            <a:ext cx="3683054" cy="1393343"/>
+                            <a:ext cx="3596014" cy="1393343"/>
                           </a:xfrm>
                           <a:prstGeom prst="rect">
                             <a:avLst/>
@@ -5275,12 +5286,13 @@
             </w:pPr>
             <w:r>
               <w:rPr>
+                <w:noProof/>
                 <w:lang w:val="hr-HR"/>
               </w:rPr>
               <w:drawing>
-                <wp:inline distT="0" distB="0" distL="0" distR="0" wp14:anchorId="69B3BF0C" wp14:editId="0F0985A2">
-                  <wp:extent cx="2760453" cy="1357222"/>
-                  <wp:effectExtent l="0" t="0" r="1905" b="0"/>
+                <wp:inline distT="0" distB="0" distL="0" distR="0" wp14:anchorId="69B3BF0C" wp14:editId="3AE7A2C5">
+                  <wp:extent cx="2817255" cy="1311200"/>
+                  <wp:effectExtent l="0" t="0" r="2540" b="3810"/>
                   <wp:docPr id="1534686489" name="Picture 1"/>
                   <wp:cNvGraphicFramePr>
                     <a:graphicFrameLocks xmlns:a="http://schemas.openxmlformats.org/drawingml/2006/main" noChangeAspect="1"/>
@@ -5289,11 +5301,17 @@
                     <a:graphicData uri="http://schemas.openxmlformats.org/drawingml/2006/picture">
                       <pic:pic xmlns:pic="http://schemas.openxmlformats.org/drawingml/2006/picture">
                         <pic:nvPicPr>
-                          <pic:cNvPr id="1534686489" name=""/>
+                          <pic:cNvPr id="1534686489" name="Picture 1"/>
                           <pic:cNvPicPr/>
                         </pic:nvPicPr>
                         <pic:blipFill>
-                          <a:blip r:embed="rId18"/>
+                          <a:blip r:embed="rId18" cstate="print">
+                            <a:extLst>
+                              <a:ext uri="{28A0092B-C50C-407E-A947-70E740481C1C}">
+                                <a14:useLocalDpi xmlns:a14="http://schemas.microsoft.com/office/drawing/2010/main" val="0"/>
+                              </a:ext>
+                            </a:extLst>
+                          </a:blip>
                           <a:stretch>
                             <a:fillRect/>
                           </a:stretch>
@@ -5301,7 +5319,7 @@
                         <pic:spPr>
                           <a:xfrm>
                             <a:off x="0" y="0"/>
-                            <a:ext cx="2817255" cy="1385150"/>
+                            <a:ext cx="2817255" cy="1311200"/>
                           </a:xfrm>
                           <a:prstGeom prst="rect">
                             <a:avLst/>
@@ -5481,12 +5499,13 @@
             </w:pPr>
             <w:r>
               <w:rPr>
+                <w:noProof/>
                 <w:lang w:val="hr-HR"/>
               </w:rPr>
               <w:drawing>
-                <wp:inline distT="0" distB="0" distL="0" distR="0" wp14:anchorId="3F654F47" wp14:editId="7405F410">
-                  <wp:extent cx="4333136" cy="966159"/>
-                  <wp:effectExtent l="0" t="0" r="0" b="5715"/>
+                <wp:inline distT="0" distB="0" distL="0" distR="0" wp14:anchorId="3F654F47" wp14:editId="76411C4D">
+                  <wp:extent cx="4465077" cy="890444"/>
+                  <wp:effectExtent l="0" t="0" r="0" b="5080"/>
                   <wp:docPr id="458742070" name="Picture 1"/>
                   <wp:cNvGraphicFramePr>
                     <a:graphicFrameLocks xmlns:a="http://schemas.openxmlformats.org/drawingml/2006/main" noChangeAspect="1"/>
@@ -5495,11 +5514,17 @@
                     <a:graphicData uri="http://schemas.openxmlformats.org/drawingml/2006/picture">
                       <pic:pic xmlns:pic="http://schemas.openxmlformats.org/drawingml/2006/picture">
                         <pic:nvPicPr>
-                          <pic:cNvPr id="458742070" name=""/>
+                          <pic:cNvPr id="458742070" name="Picture 1"/>
                           <pic:cNvPicPr/>
                         </pic:nvPicPr>
                         <pic:blipFill>
-                          <a:blip r:embed="rId20"/>
+                          <a:blip r:embed="rId20" cstate="print">
+                            <a:extLst>
+                              <a:ext uri="{28A0092B-C50C-407E-A947-70E740481C1C}">
+                                <a14:useLocalDpi xmlns:a14="http://schemas.microsoft.com/office/drawing/2010/main" val="0"/>
+                              </a:ext>
+                            </a:extLst>
+                          </a:blip>
                           <a:stretch>
                             <a:fillRect/>
                           </a:stretch>
@@ -5507,7 +5532,7 @@
                         <pic:spPr>
                           <a:xfrm>
                             <a:off x="0" y="0"/>
-                            <a:ext cx="4465077" cy="995578"/>
+                            <a:ext cx="4465077" cy="890444"/>
                           </a:xfrm>
                           <a:prstGeom prst="rect">
                             <a:avLst/>
@@ -5690,12 +5715,13 @@
             </w:pPr>
             <w:r>
               <w:rPr>
+                <w:noProof/>
                 <w:lang w:val="hr-HR"/>
               </w:rPr>
               <w:drawing>
-                <wp:inline distT="0" distB="0" distL="0" distR="0" wp14:anchorId="256B6FE4" wp14:editId="4BE51881">
-                  <wp:extent cx="4266916" cy="1233577"/>
-                  <wp:effectExtent l="0" t="0" r="635" b="5080"/>
+                <wp:inline distT="0" distB="0" distL="0" distR="0" wp14:anchorId="256B6FE4" wp14:editId="4B682ADC">
+                  <wp:extent cx="4344731" cy="1153413"/>
+                  <wp:effectExtent l="0" t="0" r="9525" b="8890"/>
                   <wp:docPr id="395081490" name="Picture 1"/>
                   <wp:cNvGraphicFramePr>
                     <a:graphicFrameLocks xmlns:a="http://schemas.openxmlformats.org/drawingml/2006/main" noChangeAspect="1"/>
@@ -5704,11 +5730,17 @@
                     <a:graphicData uri="http://schemas.openxmlformats.org/drawingml/2006/picture">
                       <pic:pic xmlns:pic="http://schemas.openxmlformats.org/drawingml/2006/picture">
                         <pic:nvPicPr>
-                          <pic:cNvPr id="395081490" name=""/>
+                          <pic:cNvPr id="395081490" name="Picture 1"/>
                           <pic:cNvPicPr/>
                         </pic:nvPicPr>
                         <pic:blipFill>
-                          <a:blip r:embed="rId22"/>
+                          <a:blip r:embed="rId22" cstate="print">
+                            <a:extLst>
+                              <a:ext uri="{28A0092B-C50C-407E-A947-70E740481C1C}">
+                                <a14:useLocalDpi xmlns:a14="http://schemas.microsoft.com/office/drawing/2010/main" val="0"/>
+                              </a:ext>
+                            </a:extLst>
+                          </a:blip>
                           <a:stretch>
                             <a:fillRect/>
                           </a:stretch>
@@ -5716,7 +5748,7 @@
                         <pic:spPr>
                           <a:xfrm>
                             <a:off x="0" y="0"/>
-                            <a:ext cx="4344731" cy="1256073"/>
+                            <a:ext cx="4344731" cy="1153413"/>
                           </a:xfrm>
                           <a:prstGeom prst="rect">
                             <a:avLst/>
@@ -6487,6 +6519,7 @@
       </w:pPr>
       <w:r>
         <w:rPr>
+          <w:noProof/>
           <w:lang w:val="hr-HR"/>
         </w:rPr>
         <w:drawing>
